--- a/backend/templates/contract_services_food.docx
+++ b/backend/templates/contract_services_food.docx
@@ -907,12 +907,20 @@
           <w:szCs w:val="24"/>
         </w:rPr>
       </w:pPr>
-      <w:r>
-        <w:rPr>
-          <w:sz w:val="24"/>
-          <w:szCs w:val="24"/>
-        </w:rPr>
-        <w:t xml:space="preserve">Точное время и место оказания Услуг определяются в соответствии с условиями, установленными в Техническом задании (Приложение № 1 к настоящему Договору).</w:t>
+      <w:commentRangeStart w:id="28"/>
+      <w:r>
+        <w:rPr>
+          <w:sz w:val="24"/>
+          <w:szCs w:val="24"/>
+        </w:rPr>
+        <w:t xml:space="preserve">Место оказания Услуг: {{ delivery_location }}. Точное время и место оказания Услуг определяются в соответствии с условиями, установленными в Техническом задании (Приложение № 1 к настоящему Договору).</w:t>
+      </w:r>
+      <w:commentRangeEnd w:id="28"/>
+      <w:r>
+        <w:rPr>
+          <w:rStyle w:val="CommentReference"/>
+        </w:rPr>
+        <w:commentReference w:id="28"/>
       </w:r>
     </w:p>
     <w:p>
@@ -950,15 +958,30 @@
           <w:szCs w:val="24"/>
         </w:rPr>
       </w:pPr>
-      <w:commentRangeStart w:id="28"/>
       <w:commentRangeStart w:id="29"/>
       <w:commentRangeStart w:id="30"/>
-      <w:r>
-        <w:rPr>
-          <w:sz w:val="24"/>
-          <w:szCs w:val="24"/>
-        </w:rPr>
-        <w:t xml:space="preserve">1.3. Настоящий Договор заключен в рамках реализации ВСКС Соглашения, заключенного с {{ subsidy_ministry_name }} № {{ subsidy_agreement_number }} от {{ subsidy_agreement_date }} г.</w:t>
+      <w:commentRangeStart w:id="31"/>
+      <w:commentRangeStart w:id="32"/>
+      <w:r>
+        <w:rPr>
+          <w:sz w:val="24"/>
+          <w:szCs w:val="24"/>
+        </w:rPr>
+        <w:t xml:space="preserve">1.3. Настоящий Договор заключен в рамках реализации {{ customer_short_name }} Соглашения, заключенного с {{ subsidy_ministry_name or '____________________' }} № {{ subsidy_agreement_number }} от {{ subsidy_agreement_date }} г.</w:t>
+      </w:r>
+      <w:commentRangeEnd w:id="32"/>
+      <w:r>
+        <w:rPr>
+          <w:rStyle w:val="CommentReference"/>
+        </w:rPr>
+        <w:commentReference w:id="32"/>
+      </w:r>
+      <w:commentRangeEnd w:id="31"/>
+      <w:r>
+        <w:rPr>
+          <w:rStyle w:val="CommentReference"/>
+        </w:rPr>
+        <w:commentReference w:id="31"/>
       </w:r>
       <w:commentRangeEnd w:id="30"/>
       <w:r>
@@ -973,13 +996,6 @@
           <w:rStyle w:val="CommentReference"/>
         </w:rPr>
         <w:commentReference w:id="29"/>
-      </w:r>
-      <w:commentRangeEnd w:id="28"/>
-      <w:r>
-        <w:rPr>
-          <w:rStyle w:val="CommentReference"/>
-        </w:rPr>
-        <w:commentReference w:id="28"/>
       </w:r>
       <w:r>
         <w:rPr>
@@ -1010,9 +1026,9 @@
         </w:rPr>
         <w:t xml:space="preserve">1.4. </w:t>
       </w:r>
-      <w:commentRangeStart w:id="31"/>
-      <w:commentRangeStart w:id="32"/>
       <w:commentRangeStart w:id="33"/>
+      <w:commentRangeStart w:id="34"/>
+      <w:commentRangeStart w:id="35"/>
       <w:r>
         <w:rPr>
           <w:i/>
@@ -1024,26 +1040,26 @@
         <w:t xml:space="preserve">Услуги по настоящему Договору оказываются Исполнителем своими силами 
 и средствами {%- if third_party_involved %}или с привлечением третьих лиц{%- else %}без привлечения третьих лиц{%- endif %}.</w:t>
       </w:r>
+      <w:commentRangeEnd w:id="35"/>
+      <w:r>
+        <w:rPr>
+          <w:rStyle w:val="CommentReference"/>
+        </w:rPr>
+        <w:commentReference w:id="35"/>
+      </w:r>
+      <w:commentRangeEnd w:id="34"/>
+      <w:r>
+        <w:rPr>
+          <w:rStyle w:val="CommentReference"/>
+        </w:rPr>
+        <w:commentReference w:id="34"/>
+      </w:r>
       <w:commentRangeEnd w:id="33"/>
       <w:r>
         <w:rPr>
           <w:rStyle w:val="CommentReference"/>
         </w:rPr>
         <w:commentReference w:id="33"/>
-      </w:r>
-      <w:commentRangeEnd w:id="32"/>
-      <w:r>
-        <w:rPr>
-          <w:rStyle w:val="CommentReference"/>
-        </w:rPr>
-        <w:commentReference w:id="32"/>
-      </w:r>
-      <w:commentRangeEnd w:id="31"/>
-      <w:r>
-        <w:rPr>
-          <w:rStyle w:val="CommentReference"/>
-        </w:rPr>
-        <w:commentReference w:id="31"/>
       </w:r>
       <w:r>
         <w:rPr>
@@ -1078,16 +1094,16 @@
           <w:szCs w:val="24"/>
         </w:rPr>
       </w:pPr>
-      <w:commentRangeStart w:id="34"/>
+      <w:commentRangeStart w:id="36"/>
       <w:r>
         <w:t>{%p if third_party_involved %}</w:t>
       </w:r>
-      <w:commentRangeEnd w:id="34"/>
-      <w:r>
-        <w:rPr>
-          <w:rStyle w:val="CommentReference"/>
-        </w:rPr>
-        <w:commentReference w:id="34"/>
+      <w:commentRangeEnd w:id="36"/>
+      <w:r>
+        <w:rPr>
+          <w:rStyle w:val="CommentReference"/>
+        </w:rPr>
+        <w:commentReference w:id="36"/>
       </w:r>
     </w:p>
     <w:p>
@@ -1185,16 +1201,16 @@
           <w:szCs w:val="24"/>
         </w:rPr>
       </w:pPr>
-      <w:commentRangeStart w:id="35"/>
+      <w:commentRangeStart w:id="37"/>
       <w:r>
         <w:t>{%p endif %}</w:t>
       </w:r>
-      <w:commentRangeEnd w:id="35"/>
-      <w:r>
-        <w:rPr>
-          <w:rStyle w:val="CommentReference"/>
-        </w:rPr>
-        <w:commentReference w:id="35"/>
+      <w:commentRangeEnd w:id="37"/>
+      <w:r>
+        <w:rPr>
+          <w:rStyle w:val="CommentReference"/>
+        </w:rPr>
+        <w:commentReference w:id="37"/>
       </w:r>
     </w:p>
     <w:p>
@@ -2833,8 +2849,6 @@
         </w:rPr>
         <w:br/>
       </w:r>
-      <w:commentRangeStart w:id="36"/>
-      <w:commentRangeStart w:id="37"/>
       <w:commentRangeStart w:id="38"/>
       <w:commentRangeStart w:id="39"/>
       <w:commentRangeStart w:id="40"/>
@@ -2842,6 +2856,8 @@
       <w:commentRangeStart w:id="42"/>
       <w:commentRangeStart w:id="43"/>
       <w:commentRangeStart w:id="44"/>
+      <w:commentRangeStart w:id="45"/>
+      <w:commentRangeStart w:id="46"/>
       <w:r>
         <w:rPr>
           <w:sz w:val="24"/>
@@ -2849,6 +2865,20 @@
         </w:rPr>
         <w:t xml:space="preserve">с оказанием Услуг по настоящему Договору (в т.ч. выполнение всех сопутствующих работ и всех сопутствующих услуг, оказываемых в соответствии с Техническим заданием (Приложение №1)), налоги, сборы и другие обязательные платежи и составляет {{ contract_price_num }} ({{ contract_price_words }}) рублей 00 копеек, {%- if vat_applicable %} в том числе НДС {{ vat_rate }}% - {{ vat_amount_num }} ({{ vat_amount_words }}) рублей 00 копеек{%- else %} НДС не облагается на основании {{ vat_exemption_article }}{%- endif %}.</w:t>
       </w:r>
+      <w:commentRangeEnd w:id="46"/>
+      <w:r>
+        <w:rPr>
+          <w:rStyle w:val="CommentReference"/>
+        </w:rPr>
+        <w:commentReference w:id="46"/>
+      </w:r>
+      <w:commentRangeEnd w:id="45"/>
+      <w:r>
+        <w:rPr>
+          <w:rStyle w:val="CommentReference"/>
+        </w:rPr>
+        <w:commentReference w:id="45"/>
+      </w:r>
       <w:commentRangeEnd w:id="44"/>
       <w:r>
         <w:rPr>
@@ -2897,20 +2927,6 @@
           <w:rStyle w:val="CommentReference"/>
         </w:rPr>
         <w:commentReference w:id="38"/>
-      </w:r>
-      <w:commentRangeEnd w:id="37"/>
-      <w:r>
-        <w:rPr>
-          <w:rStyle w:val="CommentReference"/>
-        </w:rPr>
-        <w:commentReference w:id="37"/>
-      </w:r>
-      <w:commentRangeEnd w:id="36"/>
-      <w:r>
-        <w:rPr>
-          <w:rStyle w:val="CommentReference"/>
-        </w:rPr>
-        <w:commentReference w:id="36"/>
       </w:r>
       <w:r>
         <w:rPr>
@@ -2976,16 +2992,16 @@
           <w:szCs w:val="24"/>
         </w:rPr>
       </w:pPr>
-      <w:commentRangeStart w:id="45"/>
+      <w:commentRangeStart w:id="47"/>
       <w:r>
         <w:t>{%p if not vat_applicable %}</w:t>
       </w:r>
-      <w:commentRangeEnd w:id="45"/>
-      <w:r>
-        <w:rPr>
-          <w:rStyle w:val="CommentReference"/>
-        </w:rPr>
-        <w:commentReference w:id="45"/>
+      <w:commentRangeEnd w:id="47"/>
+      <w:r>
+        <w:rPr>
+          <w:rStyle w:val="CommentReference"/>
+        </w:rPr>
+        <w:commentReference w:id="47"/>
       </w:r>
     </w:p>
     <w:p>
@@ -3063,16 +3079,16 @@
           <w:szCs w:val="24"/>
         </w:rPr>
       </w:pPr>
-      <w:commentRangeStart w:id="46"/>
+      <w:commentRangeStart w:id="48"/>
       <w:r>
         <w:t>{%p endif %}</w:t>
       </w:r>
-      <w:commentRangeEnd w:id="46"/>
-      <w:r>
-        <w:rPr>
-          <w:rStyle w:val="CommentReference"/>
-        </w:rPr>
-        <w:commentReference w:id="46"/>
+      <w:commentRangeEnd w:id="48"/>
+      <w:r>
+        <w:rPr>
+          <w:rStyle w:val="CommentReference"/>
+        </w:rPr>
+        <w:commentReference w:id="48"/>
       </w:r>
     </w:p>
     <w:p>
@@ -3100,16 +3116,16 @@
           <w:szCs w:val="24"/>
         </w:rPr>
       </w:pPr>
-      <w:commentRangeStart w:id="47"/>
+      <w:commentRangeStart w:id="49"/>
       <w:r>
         <w:t>{%p if vat_applicable %}</w:t>
       </w:r>
-      <w:commentRangeEnd w:id="47"/>
-      <w:r>
-        <w:rPr>
-          <w:rStyle w:val="CommentReference"/>
-        </w:rPr>
-        <w:commentReference w:id="47"/>
+      <w:commentRangeEnd w:id="49"/>
+      <w:r>
+        <w:rPr>
+          <w:rStyle w:val="CommentReference"/>
+        </w:rPr>
+        <w:commentReference w:id="49"/>
       </w:r>
     </w:p>
     <w:p>
@@ -3147,28 +3163,123 @@
           <w:szCs w:val="24"/>
         </w:rPr>
       </w:pPr>
-      <w:commentRangeStart w:id="48"/>
+      <w:commentRangeStart w:id="50"/>
       <w:r>
         <w:t>{%p endif %}</w:t>
       </w:r>
-      <w:commentRangeEnd w:id="48"/>
-      <w:r>
-        <w:rPr>
-          <w:rStyle w:val="CommentReference"/>
-        </w:rPr>
-        <w:commentReference w:id="48"/>
-      </w:r>
-    </w:p>
-    <w:p>
-      <w:pPr>
-        <w:spacing w:after="0"/>
-        <w:ind w:firstLine="708"/>
-        <w:jc w:val="both"/>
-        <w:rPr>
-          <w:sz w:val="24"/>
-          <w:szCs w:val="24"/>
-        </w:rPr>
-      </w:pPr>
+      <w:commentRangeEnd w:id="50"/>
+      <w:r>
+        <w:rPr>
+          <w:rStyle w:val="CommentReference"/>
+        </w:rPr>
+        <w:commentReference w:id="50"/>
+      </w:r>
+    </w:p>
+    <w:p>
+      <w:pPr>
+        <w:spacing w:after="0"/>
+        <w:ind w:firstLine="708"/>
+        <w:jc w:val="both"/>
+        <w:rPr>
+          <w:sz w:val="24"/>
+          <w:szCs w:val="24"/>
+        </w:rPr>
+      </w:pPr>
+    </w:p>
+    <w:p>
+      <w:pPr>
+        <w:spacing w:after="0"/>
+        <w:jc w:val="both"/>
+        <w:rPr>
+          <w:sz w:val="24"/>
+          <w:szCs w:val="24"/>
+        </w:rPr>
+      </w:pPr>
+      <w:commentRangeStart w:id="51"/>
+      <w:r>
+        <w:t>{%p if is_prepayment %}</w:t>
+      </w:r>
+      <w:commentRangeEnd w:id="51"/>
+      <w:r>
+        <w:rPr>
+          <w:rStyle w:val="CommentReference"/>
+        </w:rPr>
+        <w:commentReference w:id="51"/>
+      </w:r>
+    </w:p>
+    <w:p>
+      <w:pPr>
+        <w:spacing w:after="0"/>
+        <w:jc w:val="both"/>
+        <w:rPr>
+          <w:sz w:val="24"/>
+          <w:szCs w:val="24"/>
+        </w:rPr>
+      </w:pPr>
+      <w:commentRangeStart w:id="52"/>
+      <w:commentRangeStart w:id="53"/>
+      <w:commentRangeStart w:id="54"/>
+      <w:commentRangeStart w:id="55"/>
+      <w:commentRangeStart w:id="56"/>
+      <w:r>
+        <w:t>4.2. Расчеты осуществляются с предоплатой в безналичной форме путем перечисления денежных средств на расчетный счет Исполнителя в течение {{ payment_term_days or '____' }} ({{ payment_term_days_words or '____' }}) рабочих дней с момента заключения настоящего Договора{% if advance_amount %} в размере аванса {{ advance_amount }} руб.{% endif %}, при условии получения Исполнителем от Заказчика счета на оплату. Платеж считается осуществленным с момента списания денежных средств со счета Заказчика.</w:t>
+      </w:r>
+      <w:commentRangeEnd w:id="56"/>
+      <w:r>
+        <w:rPr>
+          <w:rStyle w:val="CommentReference"/>
+        </w:rPr>
+        <w:commentReference w:id="56"/>
+      </w:r>
+      <w:commentRangeEnd w:id="55"/>
+      <w:r>
+        <w:rPr>
+          <w:rStyle w:val="CommentReference"/>
+        </w:rPr>
+        <w:commentReference w:id="55"/>
+      </w:r>
+      <w:commentRangeEnd w:id="54"/>
+      <w:r>
+        <w:rPr>
+          <w:rStyle w:val="CommentReference"/>
+        </w:rPr>
+        <w:commentReference w:id="54"/>
+      </w:r>
+      <w:commentRangeEnd w:id="53"/>
+      <w:r>
+        <w:rPr>
+          <w:rStyle w:val="CommentReference"/>
+        </w:rPr>
+        <w:commentReference w:id="53"/>
+      </w:r>
+      <w:commentRangeEnd w:id="52"/>
+      <w:r>
+        <w:rPr>
+          <w:rStyle w:val="CommentReference"/>
+        </w:rPr>
+        <w:commentReference w:id="52"/>
+      </w:r>
+    </w:p>
+    <w:p>
+      <w:pPr>
+        <w:spacing w:after="0"/>
+        <w:jc w:val="both"/>
+        <w:rPr>
+          <w:sz w:val="24"/>
+          <w:szCs w:val="24"/>
+        </w:rPr>
+      </w:pPr>
+      <w:commentRangeStart w:id="57"/>
+      <w:r>
+        <w:t>{%p else %}</w:t>
+      </w:r>
+      <w:commentRangeEnd w:id="57"/>
+      <w:r>
+        <w:rPr>
+          <w:rStyle w:val="CommentReference"/>
+        </w:rPr>
+        <w:commentReference w:id="57"/>
+      </w:r>
     </w:p>
     <w:p>
       <w:pPr>
@@ -3187,12 +3298,28 @@
         <w:tab/>
         <w:t xml:space="preserve">4.2. Расчеты </w:t>
       </w:r>
-      <w:r>
-        <w:rPr>
-          <w:sz w:val="24"/>
-          <w:szCs w:val="24"/>
-        </w:rPr>
-        <w:t xml:space="preserve">осуществляются без авансирования в безналичной форме путем перечисления денежных средств на расчетный счет Исполнителя за фактически оказанные Услуги течение </w:t>
+      <w:commentRangeStart w:id="58"/>
+      <w:commentRangeStart w:id="59"/>
+      <w:r>
+        <w:rPr>
+          <w:sz w:val="24"/>
+          <w:szCs w:val="24"/>
+        </w:rPr>
+        <w:t xml:space="preserve">осуществляются без авансирования в безналичной форме путем перечисления денежных средств на расчетный счет Исполнителя за фактически оказанные Услуги в течение {{ payment_term_days or '____' }} ({{ payment_term_days_words or '____' }}) рабочих дней</w:t>
+      </w:r>
+      <w:commentRangeEnd w:id="59"/>
+      <w:r>
+        <w:rPr>
+          <w:rStyle w:val="CommentReference"/>
+        </w:rPr>
+        <w:commentReference w:id="59"/>
+      </w:r>
+      <w:commentRangeEnd w:id="58"/>
+      <w:r>
+        <w:rPr>
+          <w:rStyle w:val="CommentReference"/>
+        </w:rPr>
+        <w:commentReference w:id="58"/>
       </w:r>
       <w:r>
         <w:rPr>
@@ -3202,7 +3329,7 @@
           <w:szCs w:val="24"/>
           <w:highlight w:val="yellow"/>
         </w:rPr>
-        <w:t xml:space="preserve">15 (пятнадцати) рабочих дней</w:t>
+        <w:t xml:space="preserve"/>
       </w:r>
       <w:r>
         <w:rPr>
@@ -3238,6 +3365,27 @@
           <w:szCs w:val="24"/>
         </w:rPr>
         <w:t xml:space="preserve">(если применимо). Платеж считается осуществленным с момента списания денежных средств со счета Заказчика.</w:t>
+      </w:r>
+    </w:p>
+    <w:p>
+      <w:pPr>
+        <w:spacing w:after="0"/>
+        <w:jc w:val="both"/>
+        <w:rPr>
+          <w:sz w:val="24"/>
+          <w:szCs w:val="24"/>
+        </w:rPr>
+      </w:pPr>
+      <w:commentRangeStart w:id="60"/>
+      <w:r>
+        <w:t>{%p endif %}</w:t>
+      </w:r>
+      <w:commentRangeEnd w:id="60"/>
+      <w:r>
+        <w:rPr>
+          <w:rStyle w:val="CommentReference"/>
+        </w:rPr>
+        <w:commentReference w:id="60"/>
       </w:r>
     </w:p>
     <w:p>
@@ -3323,10 +3471,11 @@
         </w:rPr>
         <w:t xml:space="preserve">Финансирование </w:t>
       </w:r>
-      <w:commentRangeStart w:id="49"/>
-      <w:commentRangeStart w:id="50"/>
-      <w:commentRangeStart w:id="51"/>
-      <w:commentRangeStart w:id="52"/>
+      <w:commentRangeStart w:id="61"/>
+      <w:commentRangeStart w:id="62"/>
+      <w:commentRangeStart w:id="63"/>
+      <w:commentRangeStart w:id="64"/>
+      <w:commentRangeStart w:id="65"/>
       <w:r>
         <w:rPr>
           <w:rFonts w:eastAsia="Times New Roman" w:cs="Times New Roman"/>
@@ -3334,35 +3483,42 @@
           <w:sz w:val="24"/>
           <w:szCs w:val="24"/>
         </w:rPr>
-        <w:t xml:space="preserve">Договора осуществляется в рамках соглашения о предоставлении субсидии, заключенного между ВСКС и {{ subsidy_ministry_name }} № {{ subsidy_agreement_number }} от {{ subsidy_agreement_date }} г. В связи с оплатой стоимости настоящего договора за счет средств федеральной субсидии, подрядчик (Исполнитель) дает свое согласие на осуществление главным распорядителем бюджетных средств, предоставившим субсидию ({{ subsidy_ministry_name }}), и органами государственного (муниципального) финансового контроля проверок (в т.ч. в соответствии со статьями 268.1 и 269.2 Бюджетного кодекса Российской Федерации) соблюдения Заказчиком условий, целей и порядка предоставления субсидии, в том числе в части достижения результатов предоставления субсидии</w:t>
-      </w:r>
-      <w:commentRangeEnd w:id="52"/>
-      <w:r>
-        <w:rPr>
-          <w:rStyle w:val="CommentReference"/>
-        </w:rPr>
-        <w:commentReference w:id="52"/>
-      </w:r>
-      <w:commentRangeEnd w:id="51"/>
-      <w:r>
-        <w:rPr>
-          <w:rStyle w:val="CommentReference"/>
-        </w:rPr>
-        <w:commentReference w:id="51"/>
-      </w:r>
-      <w:commentRangeEnd w:id="50"/>
-      <w:r>
-        <w:rPr>
-          <w:rStyle w:val="CommentReference"/>
-        </w:rPr>
-        <w:commentReference w:id="50"/>
-      </w:r>
-      <w:commentRangeEnd w:id="49"/>
-      <w:r>
-        <w:rPr>
-          <w:rStyle w:val="CommentReference"/>
-        </w:rPr>
-        <w:commentReference w:id="49"/>
+        <w:t xml:space="preserve">Договора осуществляется в рамках соглашения о предоставлении субсидии, заключенного между {{ customer_short_name }} и {{ subsidy_ministry_name or '____________________' }} № {{ subsidy_agreement_number }} от {{ subsidy_agreement_date }} г. В связи с оплатой стоимости настоящего договора за счет средств федеральной субсидии, подрядчик (Исполнитель) дает свое согласие на осуществление главным распорядителем бюджетных средств, предоставившим субсидию ({{ subsidy_ministry_name or '____________________' }}), и органами государственного (муниципального) финансового контроля проверок (в т.ч. в соответствии со статьями 268.1 и 269.2 Бюджетного кодекса Российской Федерации) соблюдения Заказчиком условий, целей и порядка предоставления субсидии, в том числе в части достижения результатов предоставления субсидии</w:t>
+      </w:r>
+      <w:commentRangeEnd w:id="65"/>
+      <w:r>
+        <w:rPr>
+          <w:rStyle w:val="CommentReference"/>
+        </w:rPr>
+        <w:commentReference w:id="65"/>
+      </w:r>
+      <w:commentRangeEnd w:id="64"/>
+      <w:r>
+        <w:rPr>
+          <w:rStyle w:val="CommentReference"/>
+        </w:rPr>
+        <w:commentReference w:id="64"/>
+      </w:r>
+      <w:commentRangeEnd w:id="63"/>
+      <w:r>
+        <w:rPr>
+          <w:rStyle w:val="CommentReference"/>
+        </w:rPr>
+        <w:commentReference w:id="63"/>
+      </w:r>
+      <w:commentRangeEnd w:id="62"/>
+      <w:r>
+        <w:rPr>
+          <w:rStyle w:val="CommentReference"/>
+        </w:rPr>
+        <w:commentReference w:id="62"/>
+      </w:r>
+      <w:commentRangeEnd w:id="61"/>
+      <w:r>
+        <w:rPr>
+          <w:rStyle w:val="CommentReference"/>
+        </w:rPr>
+        <w:commentReference w:id="61"/>
       </w:r>
       <w:r>
         <w:rPr>
@@ -3442,20 +3598,20 @@
         </w:rPr>
         <w:tab/>
       </w:r>
-      <w:commentRangeStart w:id="53"/>
-      <w:r>
-        <w:rPr>
-          <w:sz w:val="24"/>
-          <w:szCs w:val="24"/>
-        </w:rPr>
-        <w:t xml:space="preserve">4.6. В случае уменьшения {{ subsidy_ministry_name }} как получателю</w:t>
-      </w:r>
-      <w:commentRangeEnd w:id="53"/>
-      <w:r>
-        <w:rPr>
-          <w:rStyle w:val="CommentReference"/>
-        </w:rPr>
-        <w:commentReference w:id="53"/>
+      <w:commentRangeStart w:id="66"/>
+      <w:r>
+        <w:rPr>
+          <w:sz w:val="24"/>
+          <w:szCs w:val="24"/>
+        </w:rPr>
+        <w:t xml:space="preserve">4.6. В случае уменьшения {{ subsidy_ministry_name or '____________________' }} как получателю</w:t>
+      </w:r>
+      <w:commentRangeEnd w:id="66"/>
+      <w:r>
+        <w:rPr>
+          <w:rStyle w:val="CommentReference"/>
+        </w:rPr>
+        <w:commentReference w:id="66"/>
       </w:r>
       <w:r>
         <w:rPr>
@@ -3480,12 +3636,20 @@
         </w:rPr>
         <w:br/>
       </w:r>
-      <w:r>
-        <w:rPr>
-          <w:sz w:val="24"/>
-          <w:szCs w:val="24"/>
-        </w:rPr>
-        <w:t xml:space="preserve">для ВСКС в размере, определенным соглашением, указанным в п. 4.5. настоящего Договора, Стороны проводят переговоры по согласованию новых условий настоящего Договора и заключают соответствующее дополнительное соглашение к настоящему </w:t>
+      <w:commentRangeStart w:id="67"/>
+      <w:r>
+        <w:rPr>
+          <w:sz w:val="24"/>
+          <w:szCs w:val="24"/>
+        </w:rPr>
+        <w:t xml:space="preserve">для {{ customer_short_name }} в размере, определенным соглашением, указанным в п. 4.5. настоящего Договора, Стороны проводят переговоры по согласованию новых условий настоящего Договора и заключают соответствующее дополнительное соглашение к настоящему </w:t>
+      </w:r>
+      <w:commentRangeEnd w:id="67"/>
+      <w:r>
+        <w:rPr>
+          <w:rStyle w:val="CommentReference"/>
+        </w:rPr>
+        <w:commentReference w:id="67"/>
       </w:r>
       <w:r>
         <w:rPr>
@@ -4528,16 +4692,16 @@
           <w:szCs w:val="24"/>
         </w:rPr>
       </w:pPr>
-      <w:commentRangeStart w:id="54"/>
+      <w:commentRangeStart w:id="68"/>
       <w:r>
         <w:t>{%p if is_retroactive %}</w:t>
       </w:r>
-      <w:commentRangeEnd w:id="54"/>
-      <w:r>
-        <w:rPr>
-          <w:rStyle w:val="CommentReference"/>
-        </w:rPr>
-        <w:commentReference w:id="54"/>
+      <w:commentRangeEnd w:id="68"/>
+      <w:r>
+        <w:rPr>
+          <w:rStyle w:val="CommentReference"/>
+        </w:rPr>
+        <w:commentReference w:id="68"/>
       </w:r>
     </w:p>
     <w:p>
@@ -4584,16 +4748,16 @@
           <w:szCs w:val="24"/>
         </w:rPr>
       </w:pPr>
-      <w:commentRangeStart w:id="55"/>
+      <w:commentRangeStart w:id="69"/>
       <w:r>
         <w:t>{%p endif %}</w:t>
       </w:r>
-      <w:commentRangeEnd w:id="55"/>
-      <w:r>
-        <w:rPr>
-          <w:rStyle w:val="CommentReference"/>
-        </w:rPr>
-        <w:commentReference w:id="55"/>
+      <w:commentRangeEnd w:id="69"/>
+      <w:r>
+        <w:rPr>
+          <w:rStyle w:val="CommentReference"/>
+        </w:rPr>
+        <w:commentReference w:id="69"/>
       </w:r>
     </w:p>
     <w:p>
@@ -5617,12 +5781,20 @@
         </w:rPr>
         <w:br/>
       </w:r>
-      <w:r>
-        <w:rPr>
-          <w:sz w:val="24"/>
-          <w:szCs w:val="24"/>
-        </w:rPr>
-        <w:t xml:space="preserve">для ВСКС).</w:t>
+      <w:commentRangeStart w:id="70"/>
+      <w:r>
+        <w:rPr>
+          <w:sz w:val="24"/>
+          <w:szCs w:val="24"/>
+        </w:rPr>
+        <w:t xml:space="preserve">для {{ customer_short_name }}).</w:t>
+      </w:r>
+      <w:commentRangeEnd w:id="70"/>
+      <w:r>
+        <w:rPr>
+          <w:rStyle w:val="CommentReference"/>
+        </w:rPr>
+        <w:commentReference w:id="70"/>
       </w:r>
     </w:p>
     <w:p>
@@ -5688,12 +5860,20 @@
                 <w:szCs w:val="24"/>
               </w:rPr>
             </w:pPr>
+            <w:commentRangeStart w:id="79"/>
             <w:r>
               <w:rPr>
                 <w:sz w:val="24"/>
                 <w:szCs w:val="24"/>
               </w:rPr>
-              <w:t xml:space="preserve">Наименование: ВСКС </w:t>
+              <w:t xml:space="preserve">Наименование: {{ customer_short_name }} </w:t>
+            </w:r>
+            <w:commentRangeEnd w:id="79"/>
+            <w:r>
+              <w:rPr>
+                <w:rStyle w:val="CommentReference"/>
+              </w:rPr>
+              <w:commentReference w:id="79"/>
             </w:r>
           </w:p>
           <w:p>
@@ -5703,7 +5883,7 @@
                 <w:szCs w:val="24"/>
               </w:rPr>
             </w:pPr>
-            <w:commentRangeStart w:id="64"/>
+            <w:commentRangeStart w:id="80"/>
             <w:r>
               <w:rPr>
                 <w:sz w:val="24"/>
@@ -5711,12 +5891,12 @@
               </w:rPr>
               <w:t xml:space="preserve">Адрес местонахождения: {{ customer_address }}</w:t>
             </w:r>
-            <w:commentRangeEnd w:id="64"/>
+            <w:commentRangeEnd w:id="80"/>
             <w:r>
               <w:rPr>
                 <w:rStyle w:val="CommentReference"/>
               </w:rPr>
-              <w:commentReference w:id="64"/>
+              <w:commentReference w:id="80"/>
             </w:r>
           </w:p>
           <w:p>
@@ -5726,8 +5906,8 @@
                 <w:szCs w:val="24"/>
               </w:rPr>
             </w:pPr>
-            <w:commentRangeStart w:id="65"/>
-            <w:commentRangeStart w:id="66"/>
+            <w:commentRangeStart w:id="81"/>
+            <w:commentRangeStart w:id="82"/>
             <w:r>
               <w:rPr>
                 <w:sz w:val="24"/>
@@ -5735,19 +5915,19 @@
               </w:rPr>
               <w:t xml:space="preserve">ИНН/КПП {{ customer_inn }}/{{ customer_kpp }}</w:t>
             </w:r>
-            <w:commentRangeEnd w:id="66"/>
+            <w:commentRangeEnd w:id="82"/>
             <w:r>
               <w:rPr>
                 <w:rStyle w:val="CommentReference"/>
               </w:rPr>
-              <w:commentReference w:id="66"/>
+              <w:commentReference w:id="82"/>
             </w:r>
-            <w:commentRangeEnd w:id="65"/>
+            <w:commentRangeEnd w:id="81"/>
             <w:r>
               <w:rPr>
                 <w:rStyle w:val="CommentReference"/>
               </w:rPr>
-              <w:commentReference w:id="65"/>
+              <w:commentReference w:id="81"/>
             </w:r>
           </w:p>
           <w:p>
@@ -5757,7 +5937,7 @@
                 <w:szCs w:val="24"/>
               </w:rPr>
             </w:pPr>
-            <w:commentRangeStart w:id="67"/>
+            <w:commentRangeStart w:id="83"/>
             <w:r>
               <w:rPr>
                 <w:sz w:val="24"/>
@@ -5765,12 +5945,12 @@
               </w:rPr>
               <w:t xml:space="preserve">ОГРН {{ customer_ogrn }}</w:t>
             </w:r>
-            <w:commentRangeEnd w:id="67"/>
+            <w:commentRangeEnd w:id="83"/>
             <w:r>
               <w:rPr>
                 <w:rStyle w:val="CommentReference"/>
               </w:rPr>
-              <w:commentReference w:id="67"/>
+              <w:commentReference w:id="83"/>
             </w:r>
           </w:p>
           <w:p>
@@ -5795,7 +5975,7 @@
                 <w:szCs w:val="24"/>
               </w:rPr>
             </w:pPr>
-            <w:commentRangeStart w:id="68"/>
+            <w:commentRangeStart w:id="84"/>
             <w:r>
               <w:rPr>
                 <w:sz w:val="24"/>
@@ -5803,12 +5983,12 @@
               </w:rPr>
               <w:t xml:space="preserve">{{ customer_bank_name }}</w:t>
             </w:r>
-            <w:commentRangeEnd w:id="68"/>
+            <w:commentRangeEnd w:id="84"/>
             <w:r>
               <w:rPr>
                 <w:rStyle w:val="CommentReference"/>
               </w:rPr>
-              <w:commentReference w:id="68"/>
+              <w:commentReference w:id="84"/>
             </w:r>
           </w:p>
           <w:p>
@@ -5818,7 +5998,7 @@
                 <w:szCs w:val="24"/>
               </w:rPr>
             </w:pPr>
-            <w:commentRangeStart w:id="69"/>
+            <w:commentRangeStart w:id="85"/>
             <w:r>
               <w:rPr>
                 <w:sz w:val="24"/>
@@ -5826,12 +6006,12 @@
               </w:rPr>
               <w:t xml:space="preserve">Лицевой счет {{ customer_personal_account }}</w:t>
             </w:r>
-            <w:commentRangeEnd w:id="69"/>
+            <w:commentRangeEnd w:id="85"/>
             <w:r>
               <w:rPr>
                 <w:rStyle w:val="CommentReference"/>
               </w:rPr>
-              <w:commentReference w:id="69"/>
+              <w:commentReference w:id="85"/>
             </w:r>
           </w:p>
           <w:p>
@@ -5841,7 +6021,7 @@
                 <w:szCs w:val="24"/>
               </w:rPr>
             </w:pPr>
-            <w:commentRangeStart w:id="70"/>
+            <w:commentRangeStart w:id="86"/>
             <w:r>
               <w:rPr>
                 <w:sz w:val="24"/>
@@ -5849,12 +6029,12 @@
               </w:rPr>
               <w:t xml:space="preserve">Казначейский счет: {{ customer_settlement_account }}</w:t>
             </w:r>
-            <w:commentRangeEnd w:id="70"/>
+            <w:commentRangeEnd w:id="86"/>
             <w:r>
               <w:rPr>
                 <w:rStyle w:val="CommentReference"/>
               </w:rPr>
-              <w:commentReference w:id="70"/>
+              <w:commentReference w:id="86"/>
             </w:r>
           </w:p>
           <w:p>
@@ -5864,7 +6044,7 @@
                 <w:szCs w:val="24"/>
               </w:rPr>
             </w:pPr>
-            <w:commentRangeStart w:id="71"/>
+            <w:commentRangeStart w:id="87"/>
             <w:r>
               <w:rPr>
                 <w:sz w:val="24"/>
@@ -5872,12 +6052,12 @@
               </w:rPr>
               <w:t xml:space="preserve">{{ customer_bank_name }}</w:t>
             </w:r>
-            <w:commentRangeEnd w:id="71"/>
+            <w:commentRangeEnd w:id="87"/>
             <w:r>
               <w:rPr>
                 <w:rStyle w:val="CommentReference"/>
               </w:rPr>
-              <w:commentReference w:id="71"/>
+              <w:commentReference w:id="87"/>
             </w:r>
           </w:p>
           <w:p>
@@ -5887,7 +6067,7 @@
                 <w:szCs w:val="24"/>
               </w:rPr>
             </w:pPr>
-            <w:commentRangeStart w:id="72"/>
+            <w:commentRangeStart w:id="88"/>
             <w:r>
               <w:rPr>
                 <w:sz w:val="24"/>
@@ -5895,12 +6075,12 @@
               </w:rPr>
               <w:t xml:space="preserve">БИК ТОФК: {{ customer_bik }}</w:t>
             </w:r>
-            <w:commentRangeEnd w:id="72"/>
+            <w:commentRangeEnd w:id="88"/>
             <w:r>
               <w:rPr>
                 <w:rStyle w:val="CommentReference"/>
               </w:rPr>
-              <w:commentReference w:id="72"/>
+              <w:commentReference w:id="88"/>
             </w:r>
           </w:p>
           <w:p>
@@ -5910,12 +6090,20 @@
                 <w:szCs w:val="24"/>
               </w:rPr>
             </w:pPr>
+            <w:commentRangeStart w:id="89"/>
             <w:r>
               <w:rPr>
                 <w:sz w:val="24"/>
                 <w:szCs w:val="24"/>
               </w:rPr>
-              <w:t>Единый казначейский счет: 40102810545370000003</w:t>
+              <w:t xml:space="preserve">Единый казначейский счет: {{ customer_correspondent_account }}</w:t>
+            </w:r>
+            <w:commentRangeEnd w:id="89"/>
+            <w:r>
+              <w:rPr>
+                <w:rStyle w:val="CommentReference"/>
+              </w:rPr>
+              <w:commentReference w:id="89"/>
             </w:r>
           </w:p>
           <w:p>
@@ -5925,12 +6113,20 @@
                 <w:szCs w:val="24"/>
               </w:rPr>
             </w:pPr>
+            <w:commentRangeStart w:id="90"/>
             <w:r>
               <w:rPr>
                 <w:sz w:val="24"/>
                 <w:szCs w:val="24"/>
               </w:rPr>
-              <w:t>ОКПО 17777419</w:t>
+              <w:t xml:space="preserve">ОКПО __________</w:t>
+            </w:r>
+            <w:commentRangeEnd w:id="90"/>
+            <w:r>
+              <w:rPr>
+                <w:rStyle w:val="CommentReference"/>
+              </w:rPr>
+              <w:commentReference w:id="90"/>
             </w:r>
           </w:p>
           <w:p>
@@ -5940,7 +6136,7 @@
                 <w:szCs w:val="24"/>
               </w:rPr>
             </w:pPr>
-            <w:commentRangeStart w:id="73"/>
+            <w:commentRangeStart w:id="91"/>
             <w:r>
               <w:rPr>
                 <w:sz w:val="24"/>
@@ -5948,12 +6144,12 @@
               </w:rPr>
               <w:t xml:space="preserve">Тел.: {{ customer_phone }}</w:t>
             </w:r>
-            <w:commentRangeEnd w:id="73"/>
+            <w:commentRangeEnd w:id="91"/>
             <w:r>
               <w:rPr>
                 <w:rStyle w:val="CommentReference"/>
               </w:rPr>
-              <w:commentReference w:id="73"/>
+              <w:commentReference w:id="91"/>
             </w:r>
           </w:p>
           <w:p>
@@ -5963,7 +6159,7 @@
                 <w:szCs w:val="24"/>
               </w:rPr>
             </w:pPr>
-            <w:commentRangeStart w:id="74"/>
+            <w:commentRangeStart w:id="92"/>
             <w:r>
               <w:rPr>
                 <w:sz w:val="24"/>
@@ -5971,12 +6167,12 @@
               </w:rPr>
               <w:t xml:space="preserve">Эл.почта: {{ customer_email }}</w:t>
             </w:r>
-            <w:commentRangeEnd w:id="74"/>
+            <w:commentRangeEnd w:id="92"/>
             <w:r>
               <w:rPr>
                 <w:rStyle w:val="CommentReference"/>
               </w:rPr>
-              <w:commentReference w:id="74"/>
+              <w:commentReference w:id="92"/>
             </w:r>
           </w:p>
           <w:p>
@@ -5994,7 +6190,7 @@
                 <w:szCs w:val="24"/>
               </w:rPr>
             </w:pPr>
-            <w:commentRangeStart w:id="75"/>
+            <w:commentRangeStart w:id="93"/>
             <w:r>
               <w:rPr>
                 <w:sz w:val="24"/>
@@ -6002,12 +6198,12 @@
               </w:rPr>
               <w:t xml:space="preserve">{{ customer_signatory_position }}</w:t>
             </w:r>
-            <w:commentRangeEnd w:id="75"/>
+            <w:commentRangeEnd w:id="93"/>
             <w:r>
               <w:rPr>
                 <w:rStyle w:val="CommentReference"/>
               </w:rPr>
-              <w:commentReference w:id="75"/>
+              <w:commentReference w:id="93"/>
             </w:r>
           </w:p>
           <w:p>
@@ -6025,7 +6221,7 @@
                 <w:szCs w:val="24"/>
               </w:rPr>
             </w:pPr>
-            <w:commentRangeStart w:id="76"/>
+            <w:commentRangeStart w:id="94"/>
             <w:r>
               <w:rPr>
                 <w:sz w:val="24"/>
@@ -6033,12 +6229,12 @@
               </w:rPr>
               <w:t xml:space="preserve">_________________ / {{ customer_signatory_name_initials }}</w:t>
             </w:r>
-            <w:commentRangeEnd w:id="76"/>
+            <w:commentRangeEnd w:id="94"/>
             <w:r>
               <w:rPr>
                 <w:rStyle w:val="CommentReference"/>
               </w:rPr>
-              <w:commentReference w:id="76"/>
+              <w:commentReference w:id="94"/>
             </w:r>
           </w:p>
           <w:p>
@@ -6087,12 +6283,20 @@
                 <w:szCs w:val="24"/>
               </w:rPr>
             </w:pPr>
+            <w:commentRangeStart w:id="95"/>
             <w:r>
               <w:rPr>
                 <w:sz w:val="24"/>
                 <w:szCs w:val="24"/>
               </w:rPr>
-              <w:t>Наименование:</w:t>
+              <w:t xml:space="preserve">Наименование: {{ contractor_full_name }}</w:t>
+            </w:r>
+            <w:commentRangeEnd w:id="95"/>
+            <w:r>
+              <w:rPr>
+                <w:rStyle w:val="CommentReference"/>
+              </w:rPr>
+              <w:commentReference w:id="95"/>
             </w:r>
           </w:p>
           <w:p>
@@ -6102,12 +6306,20 @@
                 <w:szCs w:val="24"/>
               </w:rPr>
             </w:pPr>
+            <w:commentRangeStart w:id="96"/>
             <w:r>
               <w:rPr>
                 <w:sz w:val="24"/>
                 <w:szCs w:val="24"/>
               </w:rPr>
-              <w:t>Адрес местонахождения:</w:t>
+              <w:t xml:space="preserve">Адрес местонахождения: {{ contractor_address }}</w:t>
+            </w:r>
+            <w:commentRangeEnd w:id="96"/>
+            <w:r>
+              <w:rPr>
+                <w:rStyle w:val="CommentReference"/>
+              </w:rPr>
+              <w:commentReference w:id="96"/>
             </w:r>
           </w:p>
           <w:p>
@@ -6117,12 +6329,20 @@
                 <w:szCs w:val="24"/>
               </w:rPr>
             </w:pPr>
+            <w:commentRangeStart w:id="97"/>
             <w:r>
               <w:rPr>
                 <w:sz w:val="24"/>
                 <w:szCs w:val="24"/>
               </w:rPr>
-              <w:t>Почтовый адрес:</w:t>
+              <w:t xml:space="preserve">Почтовый адрес: {{ contractor_postal_address }}</w:t>
+            </w:r>
+            <w:commentRangeEnd w:id="97"/>
+            <w:r>
+              <w:rPr>
+                <w:rStyle w:val="CommentReference"/>
+              </w:rPr>
+              <w:commentReference w:id="97"/>
             </w:r>
           </w:p>
           <w:p>
@@ -6135,7 +6355,20 @@
                 <w:highlight w:val="yellow"/>
               </w:rPr>
             </w:pPr>
+            <w:commentRangeStart w:id="98"/>
             <w:r>
+              <w:t>{%p if contractor_org_type != 'ИП' %}</w:t>
+            </w:r>
+            <w:commentRangeEnd w:id="98"/>
+            <w:r>
+              <w:rPr>
+                <w:rStyle w:val="CommentReference"/>
+              </w:rPr>
+              <w:commentReference w:id="98"/>
+            </w:r>
+          </w:p>
+          <w:p>
+            <w:pPr>
               <w:rPr>
                 <w:i/>
                 <w:iCs/>
@@ -6143,18 +6376,9 @@
                 <w:szCs w:val="24"/>
                 <w:highlight w:val="yellow"/>
               </w:rPr>
-              <w:t>ИНН/КПП</w:t>
-            </w:r>
-          </w:p>
-          <w:p>
-            <w:pPr>
-              <w:rPr>
-                <w:i/>
-                <w:iCs/>
-                <w:sz w:val="24"/>
-                <w:szCs w:val="24"/>
-              </w:rPr>
             </w:pPr>
+            <w:commentRangeStart w:id="99"/>
+            <w:commentRangeStart w:id="100"/>
             <w:r>
               <w:rPr>
                 <w:i/>
@@ -6163,19 +6387,34 @@
                 <w:szCs w:val="24"/>
                 <w:highlight w:val="yellow"/>
               </w:rPr>
-              <w:t>ОГРН</w:t>
+              <w:t xml:space="preserve">ИНН/КПП {{ contractor_inn or '__________' }}/{{ contractor_kpp or '__________' }}</w:t>
+            </w:r>
+            <w:commentRangeEnd w:id="100"/>
+            <w:r>
+              <w:rPr>
+                <w:rStyle w:val="CommentReference"/>
+              </w:rPr>
+              <w:commentReference w:id="100"/>
+            </w:r>
+            <w:commentRangeEnd w:id="99"/>
+            <w:r>
+              <w:rPr>
+                <w:rStyle w:val="CommentReference"/>
+              </w:rPr>
+              <w:commentReference w:id="99"/>
             </w:r>
           </w:p>
           <w:p>
             <w:pPr>
               <w:rPr>
+                <w:i/>
+                <w:iCs/>
                 <w:sz w:val="24"/>
                 <w:szCs w:val="24"/>
               </w:rPr>
             </w:pPr>
-          </w:p>
-          <w:p>
-            <w:pPr>
+            <w:commentRangeStart w:id="101"/>
+            <w:r>
               <w:rPr>
                 <w:i/>
                 <w:iCs/>
@@ -6183,8 +6422,47 @@
                 <w:szCs w:val="24"/>
                 <w:highlight w:val="yellow"/>
               </w:rPr>
+              <w:t xml:space="preserve">ОГРН {{ contractor_ogrn or '__________' }}</w:t>
+            </w:r>
+            <w:commentRangeEnd w:id="101"/>
+            <w:r>
+              <w:rPr>
+                <w:rStyle w:val="CommentReference"/>
+              </w:rPr>
+              <w:commentReference w:id="101"/>
+            </w:r>
+          </w:p>
+          <w:p>
+            <w:pPr>
+              <w:rPr>
+                <w:i/>
+                <w:iCs/>
+                <w:sz w:val="24"/>
+                <w:szCs w:val="24"/>
+              </w:rPr>
             </w:pPr>
+            <w:commentRangeStart w:id="102"/>
             <w:r>
+              <w:t>{%p else %}</w:t>
+            </w:r>
+            <w:commentRangeEnd w:id="102"/>
+            <w:r>
+              <w:rPr>
+                <w:rStyle w:val="CommentReference"/>
+              </w:rPr>
+              <w:commentReference w:id="102"/>
+            </w:r>
+          </w:p>
+          <w:p>
+            <w:pPr>
+              <w:rPr>
+                <w:sz w:val="24"/>
+                <w:szCs w:val="24"/>
+              </w:rPr>
+            </w:pPr>
+          </w:p>
+          <w:p>
+            <w:pPr>
               <w:rPr>
                 <w:i/>
                 <w:iCs/>
@@ -6192,18 +6470,8 @@
                 <w:szCs w:val="24"/>
                 <w:highlight w:val="yellow"/>
               </w:rPr>
-              <w:t>ИНН</w:t>
-            </w:r>
-          </w:p>
-          <w:p>
-            <w:pPr>
-              <w:rPr>
-                <w:i/>
-                <w:iCs/>
-                <w:sz w:val="24"/>
-                <w:szCs w:val="24"/>
-              </w:rPr>
             </w:pPr>
+            <w:commentRangeStart w:id="103"/>
             <w:r>
               <w:rPr>
                 <w:i/>
@@ -6212,7 +6480,63 @@
                 <w:szCs w:val="24"/>
                 <w:highlight w:val="yellow"/>
               </w:rPr>
-              <w:t>ОГРНИП</w:t>
+              <w:t xml:space="preserve">ИНН {{ contractor_inn or '__________' }}</w:t>
+            </w:r>
+            <w:commentRangeEnd w:id="103"/>
+            <w:r>
+              <w:rPr>
+                <w:rStyle w:val="CommentReference"/>
+              </w:rPr>
+              <w:commentReference w:id="103"/>
+            </w:r>
+          </w:p>
+          <w:p>
+            <w:pPr>
+              <w:rPr>
+                <w:i/>
+                <w:iCs/>
+                <w:sz w:val="24"/>
+                <w:szCs w:val="24"/>
+              </w:rPr>
+            </w:pPr>
+            <w:commentRangeStart w:id="104"/>
+            <w:r>
+              <w:rPr>
+                <w:i/>
+                <w:iCs/>
+                <w:sz w:val="24"/>
+                <w:szCs w:val="24"/>
+                <w:highlight w:val="yellow"/>
+              </w:rPr>
+              <w:t xml:space="preserve">ОГРНИП {{ contractor_ogrnip or '__________' }}</w:t>
+            </w:r>
+            <w:commentRangeEnd w:id="104"/>
+            <w:r>
+              <w:rPr>
+                <w:rStyle w:val="CommentReference"/>
+              </w:rPr>
+              <w:commentReference w:id="104"/>
+            </w:r>
+          </w:p>
+          <w:p>
+            <w:pPr>
+              <w:rPr>
+                <w:i/>
+                <w:iCs/>
+                <w:sz w:val="24"/>
+                <w:szCs w:val="24"/>
+              </w:rPr>
+            </w:pPr>
+            <w:commentRangeStart w:id="105"/>
+            <w:r>
+              <w:t>{%p endif %}</w:t>
+            </w:r>
+            <w:commentRangeEnd w:id="105"/>
+            <w:r>
+              <w:rPr>
+                <w:rStyle w:val="CommentReference"/>
+              </w:rPr>
+              <w:commentReference w:id="105"/>
             </w:r>
           </w:p>
           <w:p>
@@ -6245,12 +6569,20 @@
                 <w:szCs w:val="24"/>
               </w:rPr>
             </w:pPr>
+            <w:commentRangeStart w:id="106"/>
             <w:r>
               <w:rPr>
                 <w:sz w:val="24"/>
                 <w:szCs w:val="24"/>
               </w:rPr>
-              <w:t>р/с:</w:t>
+              <w:t xml:space="preserve">р/с: {{ contractor_settlement_account or '__________' }}</w:t>
+            </w:r>
+            <w:commentRangeEnd w:id="106"/>
+            <w:r>
+              <w:rPr>
+                <w:rStyle w:val="CommentReference"/>
+              </w:rPr>
+              <w:commentReference w:id="106"/>
             </w:r>
           </w:p>
           <w:p>
@@ -6260,12 +6592,20 @@
                 <w:szCs w:val="24"/>
               </w:rPr>
             </w:pPr>
+            <w:commentRangeStart w:id="107"/>
             <w:r>
               <w:rPr>
                 <w:sz w:val="24"/>
                 <w:szCs w:val="24"/>
               </w:rPr>
-              <w:t>в</w:t>
+              <w:t xml:space="preserve">в {{ contractor_bank_name or '__________' }}</w:t>
+            </w:r>
+            <w:commentRangeEnd w:id="107"/>
+            <w:r>
+              <w:rPr>
+                <w:rStyle w:val="CommentReference"/>
+              </w:rPr>
+              <w:commentReference w:id="107"/>
             </w:r>
           </w:p>
           <w:p>
@@ -6275,12 +6615,20 @@
                 <w:szCs w:val="24"/>
               </w:rPr>
             </w:pPr>
+            <w:commentRangeStart w:id="108"/>
             <w:r>
               <w:rPr>
                 <w:sz w:val="24"/>
                 <w:szCs w:val="24"/>
               </w:rPr>
-              <w:t>БИК:</w:t>
+              <w:t xml:space="preserve">БИК: {{ contractor_bik or '__________' }}</w:t>
+            </w:r>
+            <w:commentRangeEnd w:id="108"/>
+            <w:r>
+              <w:rPr>
+                <w:rStyle w:val="CommentReference"/>
+              </w:rPr>
+              <w:commentReference w:id="108"/>
             </w:r>
           </w:p>
           <w:p>
@@ -6290,12 +6638,20 @@
                 <w:szCs w:val="24"/>
               </w:rPr>
             </w:pPr>
+            <w:commentRangeStart w:id="109"/>
             <w:r>
               <w:rPr>
                 <w:sz w:val="24"/>
                 <w:szCs w:val="24"/>
               </w:rPr>
-              <w:t>к/с:</w:t>
+              <w:t xml:space="preserve">к/с: {{ contractor_correspondent_account or '__________' }}</w:t>
+            </w:r>
+            <w:commentRangeEnd w:id="109"/>
+            <w:r>
+              <w:rPr>
+                <w:rStyle w:val="CommentReference"/>
+              </w:rPr>
+              <w:commentReference w:id="109"/>
             </w:r>
           </w:p>
           <w:p>
@@ -6313,12 +6669,20 @@
                 <w:szCs w:val="24"/>
               </w:rPr>
             </w:pPr>
+            <w:commentRangeStart w:id="110"/>
             <w:r>
               <w:rPr>
                 <w:sz w:val="24"/>
                 <w:szCs w:val="24"/>
               </w:rPr>
-              <w:t>Тел.:</w:t>
+              <w:t xml:space="preserve">Тел.: {{ contractor_phone }}</w:t>
+            </w:r>
+            <w:commentRangeEnd w:id="110"/>
+            <w:r>
+              <w:rPr>
+                <w:rStyle w:val="CommentReference"/>
+              </w:rPr>
+              <w:commentReference w:id="110"/>
             </w:r>
           </w:p>
           <w:p>
@@ -6328,7 +6692,7 @@
                 <w:szCs w:val="24"/>
               </w:rPr>
             </w:pPr>
-            <w:commentRangeStart w:id="77"/>
+            <w:commentRangeStart w:id="111"/>
             <w:r>
               <w:rPr>
                 <w:sz w:val="24"/>
@@ -6336,12 +6700,12 @@
               </w:rPr>
               <w:t xml:space="preserve">Эл.почта: {{ contractor_email }}</w:t>
             </w:r>
-            <w:commentRangeEnd w:id="77"/>
+            <w:commentRangeEnd w:id="111"/>
             <w:r>
               <w:rPr>
                 <w:rStyle w:val="CommentReference"/>
               </w:rPr>
-              <w:commentReference w:id="77"/>
+              <w:commentReference w:id="111"/>
             </w:r>
           </w:p>
           <w:p>
@@ -6379,12 +6743,20 @@
                 <w:szCs w:val="24"/>
               </w:rPr>
             </w:pPr>
+            <w:commentRangeStart w:id="112"/>
             <w:r>
               <w:rPr>
                 <w:sz w:val="24"/>
                 <w:szCs w:val="24"/>
               </w:rPr>
-              <w:t>____________________ / ФИО</w:t>
+              <w:t xml:space="preserve">____________________ / {{ contractor_signatory_initials }}</w:t>
+            </w:r>
+            <w:commentRangeEnd w:id="112"/>
+            <w:r>
+              <w:rPr>
+                <w:rStyle w:val="CommentReference"/>
+              </w:rPr>
+              <w:commentReference w:id="112"/>
             </w:r>
           </w:p>
           <w:p>
@@ -6463,10 +6835,10 @@
           <w:szCs w:val="24"/>
         </w:rPr>
       </w:pPr>
-      <w:commentRangeStart w:id="56"/>
-      <w:commentRangeStart w:id="57"/>
-      <w:commentRangeStart w:id="58"/>
-      <w:commentRangeStart w:id="59"/>
+      <w:commentRangeStart w:id="71"/>
+      <w:commentRangeStart w:id="72"/>
+      <w:commentRangeStart w:id="73"/>
+      <w:commentRangeStart w:id="74"/>
       <w:r>
         <w:rPr>
           <w:sz w:val="24"/>
@@ -6474,33 +6846,33 @@
         </w:rPr>
         <w:t xml:space="preserve">от «{{ contract_date_day }}» {{ contract_date_month }} {{ contract_date_year }} г. № {{ contract_number }}</w:t>
       </w:r>
-      <w:commentRangeEnd w:id="59"/>
-      <w:r>
-        <w:rPr>
-          <w:rStyle w:val="CommentReference"/>
-        </w:rPr>
-        <w:commentReference w:id="59"/>
-      </w:r>
-      <w:commentRangeEnd w:id="58"/>
-      <w:r>
-        <w:rPr>
-          <w:rStyle w:val="CommentReference"/>
-        </w:rPr>
-        <w:commentReference w:id="58"/>
-      </w:r>
-      <w:commentRangeEnd w:id="57"/>
-      <w:r>
-        <w:rPr>
-          <w:rStyle w:val="CommentReference"/>
-        </w:rPr>
-        <w:commentReference w:id="57"/>
-      </w:r>
-      <w:commentRangeEnd w:id="56"/>
-      <w:r>
-        <w:rPr>
-          <w:rStyle w:val="CommentReference"/>
-        </w:rPr>
-        <w:commentReference w:id="56"/>
+      <w:commentRangeEnd w:id="74"/>
+      <w:r>
+        <w:rPr>
+          <w:rStyle w:val="CommentReference"/>
+        </w:rPr>
+        <w:commentReference w:id="74"/>
+      </w:r>
+      <w:commentRangeEnd w:id="73"/>
+      <w:r>
+        <w:rPr>
+          <w:rStyle w:val="CommentReference"/>
+        </w:rPr>
+        <w:commentReference w:id="73"/>
+      </w:r>
+      <w:commentRangeEnd w:id="72"/>
+      <w:r>
+        <w:rPr>
+          <w:rStyle w:val="CommentReference"/>
+        </w:rPr>
+        <w:commentReference w:id="72"/>
+      </w:r>
+      <w:commentRangeEnd w:id="71"/>
+      <w:r>
+        <w:rPr>
+          <w:rStyle w:val="CommentReference"/>
+        </w:rPr>
+        <w:commentReference w:id="71"/>
       </w:r>
     </w:p>
     <w:p>
@@ -6988,12 +7360,20 @@
                 <w:szCs w:val="24"/>
               </w:rPr>
             </w:pPr>
+            <w:commentRangeStart w:id="113"/>
             <w:r>
               <w:rPr>
                 <w:sz w:val="24"/>
                 <w:szCs w:val="24"/>
               </w:rPr>
-              <w:t>ВСКС</w:t>
+              <w:t xml:space="preserve">{{ customer_short_name }}</w:t>
+            </w:r>
+            <w:commentRangeEnd w:id="113"/>
+            <w:r>
+              <w:rPr>
+                <w:rStyle w:val="CommentReference"/>
+              </w:rPr>
+              <w:commentReference w:id="113"/>
             </w:r>
           </w:p>
           <w:p>
@@ -7011,7 +7391,7 @@
                 <w:szCs w:val="24"/>
               </w:rPr>
             </w:pPr>
-            <w:commentRangeStart w:id="78"/>
+            <w:commentRangeStart w:id="114"/>
             <w:r>
               <w:rPr>
                 <w:sz w:val="24"/>
@@ -7019,12 +7399,12 @@
               </w:rPr>
               <w:t xml:space="preserve">{{ customer_signatory_position }}</w:t>
             </w:r>
-            <w:commentRangeEnd w:id="78"/>
+            <w:commentRangeEnd w:id="114"/>
             <w:r>
               <w:rPr>
                 <w:rStyle w:val="CommentReference"/>
               </w:rPr>
-              <w:commentReference w:id="78"/>
+              <w:commentReference w:id="114"/>
             </w:r>
           </w:p>
           <w:p>
@@ -7050,7 +7430,7 @@
                 <w:szCs w:val="24"/>
               </w:rPr>
             </w:pPr>
-            <w:commentRangeStart w:id="79"/>
+            <w:commentRangeStart w:id="115"/>
             <w:r>
               <w:rPr>
                 <w:sz w:val="24"/>
@@ -7058,12 +7438,12 @@
               </w:rPr>
               <w:t xml:space="preserve">_________________ / {{ customer_signatory_name_initials }}</w:t>
             </w:r>
-            <w:commentRangeEnd w:id="79"/>
+            <w:commentRangeEnd w:id="115"/>
             <w:r>
               <w:rPr>
                 <w:rStyle w:val="CommentReference"/>
               </w:rPr>
-              <w:commentReference w:id="79"/>
+              <w:commentReference w:id="115"/>
             </w:r>
           </w:p>
           <w:p>
@@ -7108,12 +7488,20 @@
                 <w:szCs w:val="24"/>
               </w:rPr>
             </w:pPr>
+            <w:commentRangeStart w:id="116"/>
             <w:r>
               <w:rPr>
                 <w:sz w:val="24"/>
                 <w:szCs w:val="24"/>
               </w:rPr>
-              <w:t>Наименование</w:t>
+              <w:t xml:space="preserve">Наименование {{ contractor_full_name }}</w:t>
+            </w:r>
+            <w:commentRangeEnd w:id="116"/>
+            <w:r>
+              <w:rPr>
+                <w:rStyle w:val="CommentReference"/>
+              </w:rPr>
+              <w:commentReference w:id="116"/>
             </w:r>
           </w:p>
           <w:p>
@@ -7159,12 +7547,20 @@
                 <w:szCs w:val="24"/>
               </w:rPr>
             </w:pPr>
+            <w:commentRangeStart w:id="117"/>
             <w:r>
               <w:rPr>
                 <w:sz w:val="24"/>
                 <w:szCs w:val="24"/>
               </w:rPr>
-              <w:t>_________________ / ФИО</w:t>
+              <w:t xml:space="preserve">_________________ / {{ contractor_signatory_initials }}</w:t>
+            </w:r>
+            <w:commentRangeEnd w:id="117"/>
+            <w:r>
+              <w:rPr>
+                <w:rStyle w:val="CommentReference"/>
+              </w:rPr>
+              <w:commentReference w:id="117"/>
             </w:r>
           </w:p>
           <w:p>
@@ -7297,10 +7693,10 @@
           <w:szCs w:val="24"/>
         </w:rPr>
       </w:pPr>
-      <w:commentRangeStart w:id="60"/>
-      <w:commentRangeStart w:id="61"/>
-      <w:commentRangeStart w:id="62"/>
-      <w:commentRangeStart w:id="63"/>
+      <w:commentRangeStart w:id="75"/>
+      <w:commentRangeStart w:id="76"/>
+      <w:commentRangeStart w:id="77"/>
+      <w:commentRangeStart w:id="78"/>
       <w:r>
         <w:rPr>
           <w:sz w:val="24"/>
@@ -7308,33 +7704,33 @@
         </w:rPr>
         <w:t xml:space="preserve">от «{{ contract_date_day }}» {{ contract_date_month }} {{ contract_date_year }} г. № {{ contract_number }}</w:t>
       </w:r>
-      <w:commentRangeEnd w:id="63"/>
-      <w:r>
-        <w:rPr>
-          <w:rStyle w:val="CommentReference"/>
-        </w:rPr>
-        <w:commentReference w:id="63"/>
-      </w:r>
-      <w:commentRangeEnd w:id="62"/>
-      <w:r>
-        <w:rPr>
-          <w:rStyle w:val="CommentReference"/>
-        </w:rPr>
-        <w:commentReference w:id="62"/>
-      </w:r>
-      <w:commentRangeEnd w:id="61"/>
-      <w:r>
-        <w:rPr>
-          <w:rStyle w:val="CommentReference"/>
-        </w:rPr>
-        <w:commentReference w:id="61"/>
-      </w:r>
-      <w:commentRangeEnd w:id="60"/>
-      <w:r>
-        <w:rPr>
-          <w:rStyle w:val="CommentReference"/>
-        </w:rPr>
-        <w:commentReference w:id="60"/>
+      <w:commentRangeEnd w:id="78"/>
+      <w:r>
+        <w:rPr>
+          <w:rStyle w:val="CommentReference"/>
+        </w:rPr>
+        <w:commentReference w:id="78"/>
+      </w:r>
+      <w:commentRangeEnd w:id="77"/>
+      <w:r>
+        <w:rPr>
+          <w:rStyle w:val="CommentReference"/>
+        </w:rPr>
+        <w:commentReference w:id="77"/>
+      </w:r>
+      <w:commentRangeEnd w:id="76"/>
+      <w:r>
+        <w:rPr>
+          <w:rStyle w:val="CommentReference"/>
+        </w:rPr>
+        <w:commentReference w:id="76"/>
+      </w:r>
+      <w:commentRangeEnd w:id="75"/>
+      <w:r>
+        <w:rPr>
+          <w:rStyle w:val="CommentReference"/>
+        </w:rPr>
+        <w:commentReference w:id="75"/>
       </w:r>
     </w:p>
     <w:p>
@@ -7451,7 +7847,7 @@
         <w:annotationRef/>
       </w:r>
       <w:r>
-        <w:t>Полное наименование. Пример: Автономная некоммерческая организация «ВСКС»</w:t>
+        <w:t>Полное наименование. Пример: Автономная некоммерческая организация «Пример»</w:t>
       </w:r>
     </w:p>
   </w:comment>
@@ -7467,7 +7863,7 @@
         <w:annotationRef/>
       </w:r>
       <w:r>
-        <w:t>Краткое наименование Заказчика (из карточки организации). Пример: АНО «ВСКС»</w:t>
+        <w:t>Краткое наименование Заказчика (из карточки организации). Пример: АНО «Пример»</w:t>
       </w:r>
     </w:p>
   </w:comment>
@@ -7499,7 +7895,7 @@
         <w:annotationRef/>
       </w:r>
       <w:r>
-        <w:t>ФИО подписанта (им.падеж). Пример: Козеев Евгений Викторович</w:t>
+        <w:t>ФИО подписанта (им.падеж). Пример: Петров Пётр Петрович</w:t>
       </w:r>
     </w:p>
   </w:comment>
@@ -7579,7 +7975,7 @@
         <w:annotationRef/>
       </w:r>
       <w:r>
-        <w:t>Должность подписанта. Пример: Генеральный директор</w:t>
+        <w:t>Должность подписанта. Пример: Директор</w:t>
       </w:r>
     </w:p>
   </w:comment>
@@ -7595,7 +7991,7 @@
         <w:annotationRef/>
       </w:r>
       <w:r>
-        <w:t>ФИО в им.падеже. Пример: Петров Пётр Петрович</w:t>
+        <w:t>ФИО в им.падеже. Пример: Иванов Иван Иванович</w:t>
       </w:r>
     </w:p>
   </w:comment>
@@ -7819,11 +8215,43 @@
         <w:annotationRef/>
       </w:r>
       <w:r>
+        <w:t>Место оказания услуг / доставки. Пример: г. Москва, ул. Ленина, д. 1</w:t>
+      </w:r>
+    </w:p>
+  </w:comment>
+  <w:comment w:id="29" w:author="Подсказка" w:initials="П" w:date="2026-01-01T00:00:00Z">
+    <w:p>
+      <w:pPr>
+        <w:pStyle w:val="CommentText"/>
+      </w:pPr>
+      <w:r>
+        <w:rPr>
+          <w:rStyle w:val="CommentReference"/>
+        </w:rPr>
+        <w:annotationRef/>
+      </w:r>
+      <w:r>
+        <w:t>Краткое наименование Заказчика (из карточки организации). Пример: АНО «Пример»</w:t>
+      </w:r>
+    </w:p>
+  </w:comment>
+  <w:comment w:id="30" w:author="Подсказка" w:initials="П" w:date="2026-01-01T00:00:00Z">
+    <w:p>
+      <w:pPr>
+        <w:pStyle w:val="CommentText"/>
+      </w:pPr>
+      <w:r>
+        <w:rPr>
+          <w:rStyle w:val="CommentReference"/>
+        </w:rPr>
+        <w:annotationRef/>
+      </w:r>
+      <w:r>
         <w:t>Наименование министерства, предоставившего субсидию. Пример: Министерство труда и социальной защиты Российской Федерации</w:t>
       </w:r>
     </w:p>
   </w:comment>
-  <w:comment w:id="29" w:author="Подсказка" w:initials="П" w:date="2026-01-01T00:00:00Z">
+  <w:comment w:id="31" w:author="Подсказка" w:initials="П" w:date="2026-01-01T00:00:00Z">
     <w:p>
       <w:pPr>
         <w:pStyle w:val="CommentText"/>
@@ -7839,7 +8267,7 @@
       </w:r>
     </w:p>
   </w:comment>
-  <w:comment w:id="30" w:author="Подсказка" w:initials="П" w:date="2026-01-01T00:00:00Z">
+  <w:comment w:id="32" w:author="Подсказка" w:initials="П" w:date="2026-01-01T00:00:00Z">
     <w:p>
       <w:pPr>
         <w:pStyle w:val="CommentText"/>
@@ -7855,7 +8283,7 @@
       </w:r>
     </w:p>
   </w:comment>
-  <w:comment w:id="31" w:author="Подсказка" w:initials="П" w:date="2026-01-01T00:00:00Z">
+  <w:comment w:id="33" w:author="Подсказка" w:initials="П" w:date="2026-01-01T00:00:00Z">
     <w:p>
       <w:pPr>
         <w:pStyle w:val="CommentText"/>
@@ -7871,7 +8299,7 @@
       </w:r>
     </w:p>
   </w:comment>
-  <w:comment w:id="32" w:author="Подсказка" w:initials="П" w:date="2026-01-01T00:00:00Z">
+  <w:comment w:id="34" w:author="Подсказка" w:initials="П" w:date="2026-01-01T00:00:00Z">
     <w:p>
       <w:pPr>
         <w:pStyle w:val="CommentText"/>
@@ -7887,7 +8315,7 @@
       </w:r>
     </w:p>
   </w:comment>
-  <w:comment w:id="33" w:author="Подсказка" w:initials="П" w:date="2026-01-01T00:00:00Z">
+  <w:comment w:id="35" w:author="Подсказка" w:initials="П" w:date="2026-01-01T00:00:00Z">
     <w:p>
       <w:pPr>
         <w:pStyle w:val="CommentText"/>
@@ -7903,7 +8331,7 @@
       </w:r>
     </w:p>
   </w:comment>
-  <w:comment w:id="34" w:author="Подсказка" w:initials="П" w:date="2026-01-01T00:00:00Z">
+  <w:comment w:id="36" w:author="Подсказка" w:initials="П" w:date="2026-01-01T00:00:00Z">
     <w:p>
       <w:pPr>
         <w:pStyle w:val="CommentText"/>
@@ -7919,7 +8347,7 @@
       </w:r>
     </w:p>
   </w:comment>
-  <w:comment w:id="35" w:author="Подсказка" w:initials="П" w:date="2026-01-01T00:00:00Z">
+  <w:comment w:id="37" w:author="Подсказка" w:initials="П" w:date="2026-01-01T00:00:00Z">
     <w:p>
       <w:pPr>
         <w:pStyle w:val="CommentText"/>
@@ -7935,7 +8363,7 @@
       </w:r>
     </w:p>
   </w:comment>
-  <w:comment w:id="36" w:author="Подсказка" w:initials="П" w:date="2026-01-01T00:00:00Z">
+  <w:comment w:id="38" w:author="Подсказка" w:initials="П" w:date="2026-01-01T00:00:00Z">
     <w:p>
       <w:pPr>
         <w:pStyle w:val="CommentText"/>
@@ -7951,7 +8379,7 @@
       </w:r>
     </w:p>
   </w:comment>
-  <w:comment w:id="37" w:author="Подсказка" w:initials="П" w:date="2026-01-01T00:00:00Z">
+  <w:comment w:id="39" w:author="Подсказка" w:initials="П" w:date="2026-01-01T00:00:00Z">
     <w:p>
       <w:pPr>
         <w:pStyle w:val="CommentText"/>
@@ -7967,7 +8395,7 @@
       </w:r>
     </w:p>
   </w:comment>
-  <w:comment w:id="38" w:author="Подсказка" w:initials="П" w:date="2026-01-01T00:00:00Z">
+  <w:comment w:id="40" w:author="Подсказка" w:initials="П" w:date="2026-01-01T00:00:00Z">
     <w:p>
       <w:pPr>
         <w:pStyle w:val="CommentText"/>
@@ -7983,7 +8411,7 @@
       </w:r>
     </w:p>
   </w:comment>
-  <w:comment w:id="39" w:author="Подсказка" w:initials="П" w:date="2026-01-01T00:00:00Z">
+  <w:comment w:id="41" w:author="Подсказка" w:initials="П" w:date="2026-01-01T00:00:00Z">
     <w:p>
       <w:pPr>
         <w:pStyle w:val="CommentText"/>
@@ -7999,7 +8427,7 @@
       </w:r>
     </w:p>
   </w:comment>
-  <w:comment w:id="40" w:author="Подсказка" w:initials="П" w:date="2026-01-01T00:00:00Z">
+  <w:comment w:id="42" w:author="Подсказка" w:initials="П" w:date="2026-01-01T00:00:00Z">
     <w:p>
       <w:pPr>
         <w:pStyle w:val="CommentText"/>
@@ -8015,7 +8443,7 @@
       </w:r>
     </w:p>
   </w:comment>
-  <w:comment w:id="41" w:author="Подсказка" w:initials="П" w:date="2026-01-01T00:00:00Z">
+  <w:comment w:id="43" w:author="Подсказка" w:initials="П" w:date="2026-01-01T00:00:00Z">
     <w:p>
       <w:pPr>
         <w:pStyle w:val="CommentText"/>
@@ -8031,7 +8459,7 @@
       </w:r>
     </w:p>
   </w:comment>
-  <w:comment w:id="42" w:author="Подсказка" w:initials="П" w:date="2026-01-01T00:00:00Z">
+  <w:comment w:id="44" w:author="Подсказка" w:initials="П" w:date="2026-01-01T00:00:00Z">
     <w:p>
       <w:pPr>
         <w:pStyle w:val="CommentText"/>
@@ -8047,7 +8475,7 @@
       </w:r>
     </w:p>
   </w:comment>
-  <w:comment w:id="43" w:author="Подсказка" w:initials="П" w:date="2026-01-01T00:00:00Z">
+  <w:comment w:id="45" w:author="Подсказка" w:initials="П" w:date="2026-01-01T00:00:00Z">
     <w:p>
       <w:pPr>
         <w:pStyle w:val="CommentText"/>
@@ -8063,7 +8491,7 @@
       </w:r>
     </w:p>
   </w:comment>
-  <w:comment w:id="44" w:author="Подсказка" w:initials="П" w:date="2026-01-01T00:00:00Z">
+  <w:comment w:id="46" w:author="Подсказка" w:initials="П" w:date="2026-01-01T00:00:00Z">
     <w:p>
       <w:pPr>
         <w:pStyle w:val="CommentText"/>
@@ -8079,7 +8507,7 @@
       </w:r>
     </w:p>
   </w:comment>
-  <w:comment w:id="45" w:author="Подсказка" w:initials="П" w:date="2026-01-01T00:00:00Z">
+  <w:comment w:id="47" w:author="Подсказка" w:initials="П" w:date="2026-01-01T00:00:00Z">
     <w:p>
       <w:pPr>
         <w:pStyle w:val="CommentText"/>
@@ -8095,7 +8523,7 @@
       </w:r>
     </w:p>
   </w:comment>
-  <w:comment w:id="46" w:author="Подсказка" w:initials="П" w:date="2026-01-01T00:00:00Z">
+  <w:comment w:id="48" w:author="Подсказка" w:initials="П" w:date="2026-01-01T00:00:00Z">
     <w:p>
       <w:pPr>
         <w:pStyle w:val="CommentText"/>
@@ -8111,7 +8539,7 @@
       </w:r>
     </w:p>
   </w:comment>
-  <w:comment w:id="47" w:author="Подсказка" w:initials="П" w:date="2026-01-01T00:00:00Z">
+  <w:comment w:id="49" w:author="Подсказка" w:initials="П" w:date="2026-01-01T00:00:00Z">
     <w:p>
       <w:pPr>
         <w:pStyle w:val="CommentText"/>
@@ -8127,7 +8555,7 @@
       </w:r>
     </w:p>
   </w:comment>
-  <w:comment w:id="48" w:author="Подсказка" w:initials="П" w:date="2026-01-01T00:00:00Z">
+  <w:comment w:id="50" w:author="Подсказка" w:initials="П" w:date="2026-01-01T00:00:00Z">
     <w:p>
       <w:pPr>
         <w:pStyle w:val="CommentText"/>
@@ -8143,7 +8571,183 @@
       </w:r>
     </w:p>
   </w:comment>
-  <w:comment w:id="49" w:author="Подсказка" w:initials="П" w:date="2026-01-01T00:00:00Z">
+  <w:comment w:id="51" w:author="Подсказка" w:initials="П" w:date="2026-01-01T00:00:00Z">
+    <w:p>
+      <w:pPr>
+        <w:pStyle w:val="CommentText"/>
+      </w:pPr>
+      <w:r>
+        <w:rPr>
+          <w:rStyle w:val="CommentReference"/>
+        </w:rPr>
+        <w:annotationRef/>
+      </w:r>
+      <w:r>
+        <w:t>Печатается, если в закупке выбрана предоплата. Иначе печатается вариант постоплаты (после заключения/исполнения)</w:t>
+      </w:r>
+    </w:p>
+  </w:comment>
+  <w:comment w:id="52" w:author="Подсказка" w:initials="П" w:date="2026-01-01T00:00:00Z">
+    <w:p>
+      <w:pPr>
+        <w:pStyle w:val="CommentText"/>
+      </w:pPr>
+      <w:r>
+        <w:rPr>
+          <w:rStyle w:val="CommentReference"/>
+        </w:rPr>
+        <w:annotationRef/>
+      </w:r>
+      <w:r>
+        <w:t>Срок оплаты в календарных днях. Пример: 10</w:t>
+      </w:r>
+    </w:p>
+  </w:comment>
+  <w:comment w:id="53" w:author="Подсказка" w:initials="П" w:date="2026-01-01T00:00:00Z">
+    <w:p>
+      <w:pPr>
+        <w:pStyle w:val="CommentText"/>
+      </w:pPr>
+      <w:r>
+        <w:rPr>
+          <w:rStyle w:val="CommentReference"/>
+        </w:rPr>
+        <w:annotationRef/>
+      </w:r>
+      <w:r>
+        <w:t>Срок оплаты прописью (число в скобках). Пример: семь</w:t>
+      </w:r>
+    </w:p>
+  </w:comment>
+  <w:comment w:id="54" w:author="Подсказка" w:initials="П" w:date="2026-01-01T00:00:00Z">
+    <w:p>
+      <w:pPr>
+        <w:pStyle w:val="CommentText"/>
+      </w:pPr>
+      <w:r>
+        <w:rPr>
+          <w:rStyle w:val="CommentReference"/>
+        </w:rPr>
+        <w:annotationRef/>
+      </w:r>
+      <w:r>
+        <w:t>Печатается, если по закупке задана сумма аванса</w:t>
+      </w:r>
+    </w:p>
+  </w:comment>
+  <w:comment w:id="55" w:author="Подсказка" w:initials="П" w:date="2026-01-01T00:00:00Z">
+    <w:p>
+      <w:pPr>
+        <w:pStyle w:val="CommentText"/>
+      </w:pPr>
+      <w:r>
+        <w:rPr>
+          <w:rStyle w:val="CommentReference"/>
+        </w:rPr>
+        <w:annotationRef/>
+      </w:r>
+      <w:r>
+        <w:t>Сумма аванса (если в закупке выбрана предоплата). Пример: 50 000,00</w:t>
+      </w:r>
+    </w:p>
+  </w:comment>
+  <w:comment w:id="56" w:author="Подсказка" w:initials="П" w:date="2026-01-01T00:00:00Z">
+    <w:p>
+      <w:pPr>
+        <w:pStyle w:val="CommentText"/>
+      </w:pPr>
+      <w:r>
+        <w:rPr>
+          <w:rStyle w:val="CommentReference"/>
+        </w:rPr>
+        <w:annotationRef/>
+      </w:r>
+      <w:r>
+        <w:t>Конец условия</w:t>
+      </w:r>
+    </w:p>
+  </w:comment>
+  <w:comment w:id="57" w:author="Подсказка" w:initials="П" w:date="2026-01-01T00:00:00Z">
+    <w:p>
+      <w:pPr>
+        <w:pStyle w:val="CommentText"/>
+      </w:pPr>
+      <w:r>
+        <w:rPr>
+          <w:rStyle w:val="CommentReference"/>
+        </w:rPr>
+        <w:annotationRef/>
+      </w:r>
+      <w:r>
+        <w:t>Иначе — противоположный случай к условию выше</w:t>
+      </w:r>
+    </w:p>
+  </w:comment>
+  <w:comment w:id="58" w:author="Подсказка" w:initials="П" w:date="2026-01-01T00:00:00Z">
+    <w:p>
+      <w:pPr>
+        <w:pStyle w:val="CommentText"/>
+      </w:pPr>
+      <w:r>
+        <w:rPr>
+          <w:rStyle w:val="CommentReference"/>
+        </w:rPr>
+        <w:annotationRef/>
+      </w:r>
+      <w:r>
+        <w:t>Срок оплаты в календарных днях. Пример: 10</w:t>
+      </w:r>
+    </w:p>
+  </w:comment>
+  <w:comment w:id="59" w:author="Подсказка" w:initials="П" w:date="2026-01-01T00:00:00Z">
+    <w:p>
+      <w:pPr>
+        <w:pStyle w:val="CommentText"/>
+      </w:pPr>
+      <w:r>
+        <w:rPr>
+          <w:rStyle w:val="CommentReference"/>
+        </w:rPr>
+        <w:annotationRef/>
+      </w:r>
+      <w:r>
+        <w:t>Срок оплаты прописью (число в скобках). Пример: семь</w:t>
+      </w:r>
+    </w:p>
+  </w:comment>
+  <w:comment w:id="60" w:author="Подсказка" w:initials="П" w:date="2026-01-01T00:00:00Z">
+    <w:p>
+      <w:pPr>
+        <w:pStyle w:val="CommentText"/>
+      </w:pPr>
+      <w:r>
+        <w:rPr>
+          <w:rStyle w:val="CommentReference"/>
+        </w:rPr>
+        <w:annotationRef/>
+      </w:r>
+      <w:r>
+        <w:t>Конец условия</w:t>
+      </w:r>
+    </w:p>
+  </w:comment>
+  <w:comment w:id="61" w:author="Подсказка" w:initials="П" w:date="2026-01-01T00:00:00Z">
+    <w:p>
+      <w:pPr>
+        <w:pStyle w:val="CommentText"/>
+      </w:pPr>
+      <w:r>
+        <w:rPr>
+          <w:rStyle w:val="CommentReference"/>
+        </w:rPr>
+        <w:annotationRef/>
+      </w:r>
+      <w:r>
+        <w:t>Краткое наименование Заказчика (из карточки организации). Пример: АНО «Пример»</w:t>
+      </w:r>
+    </w:p>
+  </w:comment>
+  <w:comment w:id="62" w:author="Подсказка" w:initials="П" w:date="2026-01-01T00:00:00Z">
     <w:p>
       <w:pPr>
         <w:pStyle w:val="CommentText"/>
@@ -8159,7 +8763,7 @@
       </w:r>
     </w:p>
   </w:comment>
-  <w:comment w:id="50" w:author="Подсказка" w:initials="П" w:date="2026-01-01T00:00:00Z">
+  <w:comment w:id="63" w:author="Подсказка" w:initials="П" w:date="2026-01-01T00:00:00Z">
     <w:p>
       <w:pPr>
         <w:pStyle w:val="CommentText"/>
@@ -8175,7 +8779,7 @@
       </w:r>
     </w:p>
   </w:comment>
-  <w:comment w:id="51" w:author="Подсказка" w:initials="П" w:date="2026-01-01T00:00:00Z">
+  <w:comment w:id="64" w:author="Подсказка" w:initials="П" w:date="2026-01-01T00:00:00Z">
     <w:p>
       <w:pPr>
         <w:pStyle w:val="CommentText"/>
@@ -8191,7 +8795,7 @@
       </w:r>
     </w:p>
   </w:comment>
-  <w:comment w:id="52" w:author="Подсказка" w:initials="П" w:date="2026-01-01T00:00:00Z">
+  <w:comment w:id="65" w:author="Подсказка" w:initials="П" w:date="2026-01-01T00:00:00Z">
     <w:p>
       <w:pPr>
         <w:pStyle w:val="CommentText"/>
@@ -8207,7 +8811,7 @@
       </w:r>
     </w:p>
   </w:comment>
-  <w:comment w:id="53" w:author="Подсказка" w:initials="П" w:date="2026-01-01T00:00:00Z">
+  <w:comment w:id="66" w:author="Подсказка" w:initials="П" w:date="2026-01-01T00:00:00Z">
     <w:p>
       <w:pPr>
         <w:pStyle w:val="CommentText"/>
@@ -8223,7 +8827,23 @@
       </w:r>
     </w:p>
   </w:comment>
-  <w:comment w:id="54" w:author="Подсказка" w:initials="П" w:date="2026-01-01T00:00:00Z">
+  <w:comment w:id="67" w:author="Подсказка" w:initials="П" w:date="2026-01-01T00:00:00Z">
+    <w:p>
+      <w:pPr>
+        <w:pStyle w:val="CommentText"/>
+      </w:pPr>
+      <w:r>
+        <w:rPr>
+          <w:rStyle w:val="CommentReference"/>
+        </w:rPr>
+        <w:annotationRef/>
+      </w:r>
+      <w:r>
+        <w:t>Краткое наименование Заказчика (из карточки организации). Пример: АНО «Пример»</w:t>
+      </w:r>
+    </w:p>
+  </w:comment>
+  <w:comment w:id="68" w:author="Подсказка" w:initials="П" w:date="2026-01-01T00:00:00Z">
     <w:p>
       <w:pPr>
         <w:pStyle w:val="CommentText"/>
@@ -8239,7 +8859,7 @@
       </w:r>
     </w:p>
   </w:comment>
-  <w:comment w:id="55" w:author="Подсказка" w:initials="П" w:date="2026-01-01T00:00:00Z">
+  <w:comment w:id="69" w:author="Подсказка" w:initials="П" w:date="2026-01-01T00:00:00Z">
     <w:p>
       <w:pPr>
         <w:pStyle w:val="CommentText"/>
@@ -8255,7 +8875,23 @@
       </w:r>
     </w:p>
   </w:comment>
-  <w:comment w:id="56" w:author="Подсказка" w:initials="П" w:date="2026-01-01T00:00:00Z">
+  <w:comment w:id="70" w:author="Подсказка" w:initials="П" w:date="2026-01-01T00:00:00Z">
+    <w:p>
+      <w:pPr>
+        <w:pStyle w:val="CommentText"/>
+      </w:pPr>
+      <w:r>
+        <w:rPr>
+          <w:rStyle w:val="CommentReference"/>
+        </w:rPr>
+        <w:annotationRef/>
+      </w:r>
+      <w:r>
+        <w:t>Краткое наименование Заказчика (из карточки организации). Пример: АНО «Пример»</w:t>
+      </w:r>
+    </w:p>
+  </w:comment>
+  <w:comment w:id="71" w:author="Подсказка" w:initials="П" w:date="2026-01-01T00:00:00Z">
     <w:p>
       <w:pPr>
         <w:pStyle w:val="CommentText"/>
@@ -8271,7 +8907,7 @@
       </w:r>
     </w:p>
   </w:comment>
-  <w:comment w:id="57" w:author="Подсказка" w:initials="П" w:date="2026-01-01T00:00:00Z">
+  <w:comment w:id="72" w:author="Подсказка" w:initials="П" w:date="2026-01-01T00:00:00Z">
     <w:p>
       <w:pPr>
         <w:pStyle w:val="CommentText"/>
@@ -8287,7 +8923,7 @@
       </w:r>
     </w:p>
   </w:comment>
-  <w:comment w:id="58" w:author="Подсказка" w:initials="П" w:date="2026-01-01T00:00:00Z">
+  <w:comment w:id="73" w:author="Подсказка" w:initials="П" w:date="2026-01-01T00:00:00Z">
     <w:p>
       <w:pPr>
         <w:pStyle w:val="CommentText"/>
@@ -8303,7 +8939,7 @@
       </w:r>
     </w:p>
   </w:comment>
-  <w:comment w:id="59" w:author="Подсказка" w:initials="П" w:date="2026-01-01T00:00:00Z">
+  <w:comment w:id="74" w:author="Подсказка" w:initials="П" w:date="2026-01-01T00:00:00Z">
     <w:p>
       <w:pPr>
         <w:pStyle w:val="CommentText"/>
@@ -8319,7 +8955,7 @@
       </w:r>
     </w:p>
   </w:comment>
-  <w:comment w:id="60" w:author="Подсказка" w:initials="П" w:date="2026-01-01T00:00:00Z">
+  <w:comment w:id="75" w:author="Подсказка" w:initials="П" w:date="2026-01-01T00:00:00Z">
     <w:p>
       <w:pPr>
         <w:pStyle w:val="CommentText"/>
@@ -8335,7 +8971,7 @@
       </w:r>
     </w:p>
   </w:comment>
-  <w:comment w:id="61" w:author="Подсказка" w:initials="П" w:date="2026-01-01T00:00:00Z">
+  <w:comment w:id="76" w:author="Подсказка" w:initials="П" w:date="2026-01-01T00:00:00Z">
     <w:p>
       <w:pPr>
         <w:pStyle w:val="CommentText"/>
@@ -8351,7 +8987,7 @@
       </w:r>
     </w:p>
   </w:comment>
-  <w:comment w:id="62" w:author="Подсказка" w:initials="П" w:date="2026-01-01T00:00:00Z">
+  <w:comment w:id="77" w:author="Подсказка" w:initials="П" w:date="2026-01-01T00:00:00Z">
     <w:p>
       <w:pPr>
         <w:pStyle w:val="CommentText"/>
@@ -8367,7 +9003,7 @@
       </w:r>
     </w:p>
   </w:comment>
-  <w:comment w:id="63" w:author="Подсказка" w:initials="П" w:date="2026-01-01T00:00:00Z">
+  <w:comment w:id="78" w:author="Подсказка" w:initials="П" w:date="2026-01-01T00:00:00Z">
     <w:p>
       <w:pPr>
         <w:pStyle w:val="CommentText"/>
@@ -8383,7 +9019,23 @@
       </w:r>
     </w:p>
   </w:comment>
-  <w:comment w:id="64" w:author="Подсказка" w:initials="П" w:date="2026-01-01T00:00:00Z">
+  <w:comment w:id="79" w:author="Подсказка" w:initials="П" w:date="2026-01-01T00:00:00Z">
+    <w:p>
+      <w:pPr>
+        <w:pStyle w:val="CommentText"/>
+      </w:pPr>
+      <w:r>
+        <w:rPr>
+          <w:rStyle w:val="CommentReference"/>
+        </w:rPr>
+        <w:annotationRef/>
+      </w:r>
+      <w:r>
+        <w:t>Краткое наименование Заказчика (из карточки организации). Пример: АНО «Пример»</w:t>
+      </w:r>
+    </w:p>
+  </w:comment>
+  <w:comment w:id="80" w:author="Подсказка" w:initials="П" w:date="2026-01-01T00:00:00Z">
     <w:p>
       <w:pPr>
         <w:pStyle w:val="CommentText"/>
@@ -8399,7 +9051,7 @@
       </w:r>
     </w:p>
   </w:comment>
-  <w:comment w:id="65" w:author="Подсказка" w:initials="П" w:date="2026-01-01T00:00:00Z">
+  <w:comment w:id="81" w:author="Подсказка" w:initials="П" w:date="2026-01-01T00:00:00Z">
     <w:p>
       <w:pPr>
         <w:pStyle w:val="CommentText"/>
@@ -8415,7 +9067,7 @@
       </w:r>
     </w:p>
   </w:comment>
-  <w:comment w:id="66" w:author="Подсказка" w:initials="П" w:date="2026-01-01T00:00:00Z">
+  <w:comment w:id="82" w:author="Подсказка" w:initials="П" w:date="2026-01-01T00:00:00Z">
     <w:p>
       <w:pPr>
         <w:pStyle w:val="CommentText"/>
@@ -8431,7 +9083,7 @@
       </w:r>
     </w:p>
   </w:comment>
-  <w:comment w:id="67" w:author="Подсказка" w:initials="П" w:date="2026-01-01T00:00:00Z">
+  <w:comment w:id="83" w:author="Подсказка" w:initials="П" w:date="2026-01-01T00:00:00Z">
     <w:p>
       <w:pPr>
         <w:pStyle w:val="CommentText"/>
@@ -8447,23 +9099,23 @@
       </w:r>
     </w:p>
   </w:comment>
-  <w:comment w:id="68" w:author="Подсказка" w:initials="П" w:date="2026-01-01T00:00:00Z">
-    <w:p>
-      <w:pPr>
-        <w:pStyle w:val="CommentText"/>
-      </w:pPr>
-      <w:r>
-        <w:rPr>
-          <w:rStyle w:val="CommentReference"/>
-        </w:rPr>
-        <w:annotationRef/>
-      </w:r>
-      <w:r>
-        <w:t>Банк Заказчика. Пример: ПАО «Сбербанк»</w:t>
-      </w:r>
-    </w:p>
-  </w:comment>
-  <w:comment w:id="69" w:author="Подсказка" w:initials="П" w:date="2026-01-01T00:00:00Z">
+  <w:comment w:id="84" w:author="Подсказка" w:initials="П" w:date="2026-01-01T00:00:00Z">
+    <w:p>
+      <w:pPr>
+        <w:pStyle w:val="CommentText"/>
+      </w:pPr>
+      <w:r>
+        <w:rPr>
+          <w:rStyle w:val="CommentReference"/>
+        </w:rPr>
+        <w:annotationRef/>
+      </w:r>
+      <w:r>
+        <w:t>Банк Заказчика. Пример: ПАО «Банк Пример»</w:t>
+      </w:r>
+    </w:p>
+  </w:comment>
+  <w:comment w:id="85" w:author="Подсказка" w:initials="П" w:date="2026-01-01T00:00:00Z">
     <w:p>
       <w:pPr>
         <w:pStyle w:val="CommentText"/>
@@ -8479,87 +9131,119 @@
       </w:r>
     </w:p>
   </w:comment>
-  <w:comment w:id="70" w:author="Подсказка" w:initials="П" w:date="2026-01-01T00:00:00Z">
-    <w:p>
-      <w:pPr>
-        <w:pStyle w:val="CommentText"/>
-      </w:pPr>
-      <w:r>
-        <w:rPr>
-          <w:rStyle w:val="CommentReference"/>
-        </w:rPr>
-        <w:annotationRef/>
-      </w:r>
-      <w:r>
-        <w:t>Расчётный счёт Заказчика. Пример: 40703810400000000001</w:t>
-      </w:r>
-    </w:p>
-  </w:comment>
-  <w:comment w:id="71" w:author="Подсказка" w:initials="П" w:date="2026-01-01T00:00:00Z">
-    <w:p>
-      <w:pPr>
-        <w:pStyle w:val="CommentText"/>
-      </w:pPr>
-      <w:r>
-        <w:rPr>
-          <w:rStyle w:val="CommentReference"/>
-        </w:rPr>
-        <w:annotationRef/>
-      </w:r>
-      <w:r>
-        <w:t>Банк Заказчика. Пример: ПАО «Сбербанк»</w:t>
-      </w:r>
-    </w:p>
-  </w:comment>
-  <w:comment w:id="72" w:author="Подсказка" w:initials="П" w:date="2026-01-01T00:00:00Z">
-    <w:p>
-      <w:pPr>
-        <w:pStyle w:val="CommentText"/>
-      </w:pPr>
-      <w:r>
-        <w:rPr>
-          <w:rStyle w:val="CommentReference"/>
-        </w:rPr>
-        <w:annotationRef/>
-      </w:r>
-      <w:r>
-        <w:t>БИК банка Заказчика. Пример: 044525225</w:t>
-      </w:r>
-    </w:p>
-  </w:comment>
-  <w:comment w:id="73" w:author="Подсказка" w:initials="П" w:date="2026-01-01T00:00:00Z">
-    <w:p>
-      <w:pPr>
-        <w:pStyle w:val="CommentText"/>
-      </w:pPr>
-      <w:r>
-        <w:rPr>
-          <w:rStyle w:val="CommentReference"/>
-        </w:rPr>
-        <w:annotationRef/>
-      </w:r>
-      <w:r>
-        <w:t>Телефон. Пример: +7 (495) 000-00-01</w:t>
-      </w:r>
-    </w:p>
-  </w:comment>
-  <w:comment w:id="74" w:author="Подсказка" w:initials="П" w:date="2026-01-01T00:00:00Z">
-    <w:p>
-      <w:pPr>
-        <w:pStyle w:val="CommentText"/>
-      </w:pPr>
-      <w:r>
-        <w:rPr>
-          <w:rStyle w:val="CommentReference"/>
-        </w:rPr>
-        <w:annotationRef/>
-      </w:r>
-      <w:r>
-        <w:t>Email. Пример: info@vsks.ru</w:t>
-      </w:r>
-    </w:p>
-  </w:comment>
-  <w:comment w:id="75" w:author="Подсказка" w:initials="П" w:date="2026-01-01T00:00:00Z">
+  <w:comment w:id="86" w:author="Подсказка" w:initials="П" w:date="2026-01-01T00:00:00Z">
+    <w:p>
+      <w:pPr>
+        <w:pStyle w:val="CommentText"/>
+      </w:pPr>
+      <w:r>
+        <w:rPr>
+          <w:rStyle w:val="CommentReference"/>
+        </w:rPr>
+        <w:annotationRef/>
+      </w:r>
+      <w:r>
+        <w:t>Расчётный счёт Заказчика. Пример: 40703810000000000000</w:t>
+      </w:r>
+    </w:p>
+  </w:comment>
+  <w:comment w:id="87" w:author="Подсказка" w:initials="П" w:date="2026-01-01T00:00:00Z">
+    <w:p>
+      <w:pPr>
+        <w:pStyle w:val="CommentText"/>
+      </w:pPr>
+      <w:r>
+        <w:rPr>
+          <w:rStyle w:val="CommentReference"/>
+        </w:rPr>
+        <w:annotationRef/>
+      </w:r>
+      <w:r>
+        <w:t>Банк Заказчика. Пример: ПАО «Банк Пример»</w:t>
+      </w:r>
+    </w:p>
+  </w:comment>
+  <w:comment w:id="88" w:author="Подсказка" w:initials="П" w:date="2026-01-01T00:00:00Z">
+    <w:p>
+      <w:pPr>
+        <w:pStyle w:val="CommentText"/>
+      </w:pPr>
+      <w:r>
+        <w:rPr>
+          <w:rStyle w:val="CommentReference"/>
+        </w:rPr>
+        <w:annotationRef/>
+      </w:r>
+      <w:r>
+        <w:t>БИК банка Заказчика. Пример: 044500000</w:t>
+      </w:r>
+    </w:p>
+  </w:comment>
+  <w:comment w:id="89" w:author="Подсказка" w:initials="П" w:date="2026-01-01T00:00:00Z">
+    <w:p>
+      <w:pPr>
+        <w:pStyle w:val="CommentText"/>
+      </w:pPr>
+      <w:r>
+        <w:rPr>
+          <w:rStyle w:val="CommentReference"/>
+        </w:rPr>
+        <w:annotationRef/>
+      </w:r>
+      <w:r>
+        <w:t>Корр. счёт Заказчика. Пример: 30101810000000000000</w:t>
+      </w:r>
+    </w:p>
+  </w:comment>
+  <w:comment w:id="90" w:author="Подсказка" w:initials="П" w:date="2026-01-01T00:00:00Z">
+    <w:p>
+      <w:pPr>
+        <w:pStyle w:val="CommentText"/>
+      </w:pPr>
+      <w:r>
+        <w:rPr>
+          <w:rStyle w:val="CommentReference"/>
+        </w:rPr>
+        <w:annotationRef/>
+      </w:r>
+      <w:r>
+        <w:t>ОКПО вашей организации, 8 цифр. Пример: 12345678</w:t>
+      </w:r>
+    </w:p>
+  </w:comment>
+  <w:comment w:id="91" w:author="Подсказка" w:initials="П" w:date="2026-01-01T00:00:00Z">
+    <w:p>
+      <w:pPr>
+        <w:pStyle w:val="CommentText"/>
+      </w:pPr>
+      <w:r>
+        <w:rPr>
+          <w:rStyle w:val="CommentReference"/>
+        </w:rPr>
+        <w:annotationRef/>
+      </w:r>
+      <w:r>
+        <w:t>Телефон. Пример: +7 (900) 000-00-00</w:t>
+      </w:r>
+    </w:p>
+  </w:comment>
+  <w:comment w:id="92" w:author="Подсказка" w:initials="П" w:date="2026-01-01T00:00:00Z">
+    <w:p>
+      <w:pPr>
+        <w:pStyle w:val="CommentText"/>
+      </w:pPr>
+      <w:r>
+        <w:rPr>
+          <w:rStyle w:val="CommentReference"/>
+        </w:rPr>
+        <w:annotationRef/>
+      </w:r>
+      <w:r>
+        <w:t>Email. Пример: info@example.ru</w:t>
+      </w:r>
+    </w:p>
+  </w:comment>
+  <w:comment w:id="93" w:author="Подсказка" w:initials="П" w:date="2026-01-01T00:00:00Z">
     <w:p>
       <w:pPr>
         <w:pStyle w:val="CommentText"/>
@@ -8575,23 +9259,279 @@
       </w:r>
     </w:p>
   </w:comment>
-  <w:comment w:id="76" w:author="Подсказка" w:initials="П" w:date="2026-01-01T00:00:00Z">
-    <w:p>
-      <w:pPr>
-        <w:pStyle w:val="CommentText"/>
-      </w:pPr>
-      <w:r>
-        <w:rPr>
-          <w:rStyle w:val="CommentReference"/>
-        </w:rPr>
-        <w:annotationRef/>
-      </w:r>
-      <w:r>
-        <w:t>Подписант заказчика в формате «И.О. Фамилия». Пример: И.И. Иванов</w:t>
-      </w:r>
-    </w:p>
-  </w:comment>
-  <w:comment w:id="77" w:author="Подсказка" w:initials="П" w:date="2026-01-01T00:00:00Z">
+  <w:comment w:id="94" w:author="Подсказка" w:initials="П" w:date="2026-01-01T00:00:00Z">
+    <w:p>
+      <w:pPr>
+        <w:pStyle w:val="CommentText"/>
+      </w:pPr>
+      <w:r>
+        <w:rPr>
+          <w:rStyle w:val="CommentReference"/>
+        </w:rPr>
+        <w:annotationRef/>
+      </w:r>
+      <w:r>
+        <w:t>Подписант заказчика в формате «И.О. Фамилия». Пример: П.П. Петров</w:t>
+      </w:r>
+    </w:p>
+  </w:comment>
+  <w:comment w:id="95" w:author="Подсказка" w:initials="П" w:date="2026-01-01T00:00:00Z">
+    <w:p>
+      <w:pPr>
+        <w:pStyle w:val="CommentText"/>
+      </w:pPr>
+      <w:r>
+        <w:rPr>
+          <w:rStyle w:val="CommentReference"/>
+        </w:rPr>
+        <w:annotationRef/>
+      </w:r>
+      <w:r>
+        <w:t>Полное наименование контрагента. Пример: Общество с ограниченной ответственностью «Ромашка»</w:t>
+      </w:r>
+    </w:p>
+  </w:comment>
+  <w:comment w:id="96" w:author="Подсказка" w:initials="П" w:date="2026-01-01T00:00:00Z">
+    <w:p>
+      <w:pPr>
+        <w:pStyle w:val="CommentText"/>
+      </w:pPr>
+      <w:r>
+        <w:rPr>
+          <w:rStyle w:val="CommentReference"/>
+        </w:rPr>
+        <w:annotationRef/>
+      </w:r>
+      <w:r>
+        <w:t>Юридический адрес. Пример: 101000, г. Москва, ул. Цветочная, д. 1, оф. 5</w:t>
+      </w:r>
+    </w:p>
+  </w:comment>
+  <w:comment w:id="97" w:author="Подсказка" w:initials="П" w:date="2026-01-01T00:00:00Z">
+    <w:p>
+      <w:pPr>
+        <w:pStyle w:val="CommentText"/>
+      </w:pPr>
+      <w:r>
+        <w:rPr>
+          <w:rStyle w:val="CommentReference"/>
+        </w:rPr>
+        <w:annotationRef/>
+      </w:r>
+      <w:r>
+        <w:t>Почтовый адрес. Пример: г. Москва, ул. Садовая, д. 5</w:t>
+      </w:r>
+    </w:p>
+  </w:comment>
+  <w:comment w:id="98" w:author="Подсказка" w:initials="П" w:date="2026-01-01T00:00:00Z">
+    <w:p>
+      <w:pPr>
+        <w:pStyle w:val="CommentText"/>
+      </w:pPr>
+      <w:r>
+        <w:rPr>
+          <w:rStyle w:val="CommentReference"/>
+        </w:rPr>
+        <w:annotationRef/>
+      </w:r>
+      <w:r>
+        <w:t>Печатается, если контрагент НЕ индивидуальный предприниматель</w:t>
+      </w:r>
+    </w:p>
+  </w:comment>
+  <w:comment w:id="99" w:author="Подсказка" w:initials="П" w:date="2026-01-01T00:00:00Z">
+    <w:p>
+      <w:pPr>
+        <w:pStyle w:val="CommentText"/>
+      </w:pPr>
+      <w:r>
+        <w:rPr>
+          <w:rStyle w:val="CommentReference"/>
+        </w:rPr>
+        <w:annotationRef/>
+      </w:r>
+      <w:r>
+        <w:t>ИНН контрагента. Пример: 7700000000</w:t>
+      </w:r>
+    </w:p>
+  </w:comment>
+  <w:comment w:id="100" w:author="Подсказка" w:initials="П" w:date="2026-01-01T00:00:00Z">
+    <w:p>
+      <w:pPr>
+        <w:pStyle w:val="CommentText"/>
+      </w:pPr>
+      <w:r>
+        <w:rPr>
+          <w:rStyle w:val="CommentReference"/>
+        </w:rPr>
+        <w:annotationRef/>
+      </w:r>
+      <w:r>
+        <w:t>КПП контрагента. Пример: 770101001</w:t>
+      </w:r>
+    </w:p>
+  </w:comment>
+  <w:comment w:id="101" w:author="Подсказка" w:initials="П" w:date="2026-01-01T00:00:00Z">
+    <w:p>
+      <w:pPr>
+        <w:pStyle w:val="CommentText"/>
+      </w:pPr>
+      <w:r>
+        <w:rPr>
+          <w:rStyle w:val="CommentReference"/>
+        </w:rPr>
+        <w:annotationRef/>
+      </w:r>
+      <w:r>
+        <w:t>ОГРН / ОГРНИП. Пример: 1157746000000</w:t>
+      </w:r>
+    </w:p>
+  </w:comment>
+  <w:comment w:id="102" w:author="Подсказка" w:initials="П" w:date="2026-01-01T00:00:00Z">
+    <w:p>
+      <w:pPr>
+        <w:pStyle w:val="CommentText"/>
+      </w:pPr>
+      <w:r>
+        <w:rPr>
+          <w:rStyle w:val="CommentReference"/>
+        </w:rPr>
+        <w:annotationRef/>
+      </w:r>
+      <w:r>
+        <w:t>Иначе — противоположный случай к условию выше</w:t>
+      </w:r>
+    </w:p>
+  </w:comment>
+  <w:comment w:id="103" w:author="Подсказка" w:initials="П" w:date="2026-01-01T00:00:00Z">
+    <w:p>
+      <w:pPr>
+        <w:pStyle w:val="CommentText"/>
+      </w:pPr>
+      <w:r>
+        <w:rPr>
+          <w:rStyle w:val="CommentReference"/>
+        </w:rPr>
+        <w:annotationRef/>
+      </w:r>
+      <w:r>
+        <w:t>ИНН контрагента. Пример: 7700000000</w:t>
+      </w:r>
+    </w:p>
+  </w:comment>
+  <w:comment w:id="104" w:author="Подсказка" w:initials="П" w:date="2026-01-01T00:00:00Z">
+    <w:p>
+      <w:pPr>
+        <w:pStyle w:val="CommentText"/>
+      </w:pPr>
+      <w:r>
+        <w:rPr>
+          <w:rStyle w:val="CommentReference"/>
+        </w:rPr>
+        <w:annotationRef/>
+      </w:r>
+      <w:r>
+        <w:t>ОГРНИП (только для ИП). Пример: 304770000000001</w:t>
+      </w:r>
+    </w:p>
+  </w:comment>
+  <w:comment w:id="105" w:author="Подсказка" w:initials="П" w:date="2026-01-01T00:00:00Z">
+    <w:p>
+      <w:pPr>
+        <w:pStyle w:val="CommentText"/>
+      </w:pPr>
+      <w:r>
+        <w:rPr>
+          <w:rStyle w:val="CommentReference"/>
+        </w:rPr>
+        <w:annotationRef/>
+      </w:r>
+      <w:r>
+        <w:t>Конец условия</w:t>
+      </w:r>
+    </w:p>
+  </w:comment>
+  <w:comment w:id="106" w:author="Подсказка" w:initials="П" w:date="2026-01-01T00:00:00Z">
+    <w:p>
+      <w:pPr>
+        <w:pStyle w:val="CommentText"/>
+      </w:pPr>
+      <w:r>
+        <w:rPr>
+          <w:rStyle w:val="CommentReference"/>
+        </w:rPr>
+        <w:annotationRef/>
+      </w:r>
+      <w:r>
+        <w:t>Расчётный счёт. Пример: 40702810000000000000</w:t>
+      </w:r>
+    </w:p>
+  </w:comment>
+  <w:comment w:id="107" w:author="Подсказка" w:initials="П" w:date="2026-01-01T00:00:00Z">
+    <w:p>
+      <w:pPr>
+        <w:pStyle w:val="CommentText"/>
+      </w:pPr>
+      <w:r>
+        <w:rPr>
+          <w:rStyle w:val="CommentReference"/>
+        </w:rPr>
+        <w:annotationRef/>
+      </w:r>
+      <w:r>
+        <w:t>Наименование банка. Пример: ПАО «Банк Пример»</w:t>
+      </w:r>
+    </w:p>
+  </w:comment>
+  <w:comment w:id="108" w:author="Подсказка" w:initials="П" w:date="2026-01-01T00:00:00Z">
+    <w:p>
+      <w:pPr>
+        <w:pStyle w:val="CommentText"/>
+      </w:pPr>
+      <w:r>
+        <w:rPr>
+          <w:rStyle w:val="CommentReference"/>
+        </w:rPr>
+        <w:annotationRef/>
+      </w:r>
+      <w:r>
+        <w:t>БИК банка. Пример: 044500000</w:t>
+      </w:r>
+    </w:p>
+  </w:comment>
+  <w:comment w:id="109" w:author="Подсказка" w:initials="П" w:date="2026-01-01T00:00:00Z">
+    <w:p>
+      <w:pPr>
+        <w:pStyle w:val="CommentText"/>
+      </w:pPr>
+      <w:r>
+        <w:rPr>
+          <w:rStyle w:val="CommentReference"/>
+        </w:rPr>
+        <w:annotationRef/>
+      </w:r>
+      <w:r>
+        <w:t>Корреспондентский счёт. Пример: 30101810000000000000</w:t>
+      </w:r>
+    </w:p>
+  </w:comment>
+  <w:comment w:id="110" w:author="Подсказка" w:initials="П" w:date="2026-01-01T00:00:00Z">
+    <w:p>
+      <w:pPr>
+        <w:pStyle w:val="CommentText"/>
+      </w:pPr>
+      <w:r>
+        <w:rPr>
+          <w:rStyle w:val="CommentReference"/>
+        </w:rPr>
+        <w:annotationRef/>
+      </w:r>
+      <w:r>
+        <w:t>Телефон. Пример: +7 (495) 123-45-67</w:t>
+      </w:r>
+    </w:p>
+  </w:comment>
+  <w:comment w:id="111" w:author="Подсказка" w:initials="П" w:date="2026-01-01T00:00:00Z">
     <w:p>
       <w:pPr>
         <w:pStyle w:val="CommentText"/>
@@ -8607,7 +9547,39 @@
       </w:r>
     </w:p>
   </w:comment>
-  <w:comment w:id="78" w:author="Подсказка" w:initials="П" w:date="2026-01-01T00:00:00Z">
+  <w:comment w:id="112" w:author="Подсказка" w:initials="П" w:date="2026-01-01T00:00:00Z">
+    <w:p>
+      <w:pPr>
+        <w:pStyle w:val="CommentText"/>
+      </w:pPr>
+      <w:r>
+        <w:rPr>
+          <w:rStyle w:val="CommentReference"/>
+        </w:rPr>
+        <w:annotationRef/>
+      </w:r>
+      <w:r>
+        <w:t>Фамилия + инициалы («Фамилия И.О.») — печатается в строке подписи. Пример: Иванов И.И.</w:t>
+      </w:r>
+    </w:p>
+  </w:comment>
+  <w:comment w:id="113" w:author="Подсказка" w:initials="П" w:date="2026-01-01T00:00:00Z">
+    <w:p>
+      <w:pPr>
+        <w:pStyle w:val="CommentText"/>
+      </w:pPr>
+      <w:r>
+        <w:rPr>
+          <w:rStyle w:val="CommentReference"/>
+        </w:rPr>
+        <w:annotationRef/>
+      </w:r>
+      <w:r>
+        <w:t>Краткое наименование Заказчика (из карточки организации). Пример: АНО «Пример»</w:t>
+      </w:r>
+    </w:p>
+  </w:comment>
+  <w:comment w:id="114" w:author="Подсказка" w:initials="П" w:date="2026-01-01T00:00:00Z">
     <w:p>
       <w:pPr>
         <w:pStyle w:val="CommentText"/>
@@ -8623,19 +9595,51 @@
       </w:r>
     </w:p>
   </w:comment>
-  <w:comment w:id="79" w:author="Подсказка" w:initials="П" w:date="2026-01-01T00:00:00Z">
-    <w:p>
-      <w:pPr>
-        <w:pStyle w:val="CommentText"/>
-      </w:pPr>
-      <w:r>
-        <w:rPr>
-          <w:rStyle w:val="CommentReference"/>
-        </w:rPr>
-        <w:annotationRef/>
-      </w:r>
-      <w:r>
-        <w:t>Подписант заказчика в формате «И.О. Фамилия». Пример: И.И. Иванов</w:t>
+  <w:comment w:id="115" w:author="Подсказка" w:initials="П" w:date="2026-01-01T00:00:00Z">
+    <w:p>
+      <w:pPr>
+        <w:pStyle w:val="CommentText"/>
+      </w:pPr>
+      <w:r>
+        <w:rPr>
+          <w:rStyle w:val="CommentReference"/>
+        </w:rPr>
+        <w:annotationRef/>
+      </w:r>
+      <w:r>
+        <w:t>Подписант заказчика в формате «И.О. Фамилия». Пример: П.П. Петров</w:t>
+      </w:r>
+    </w:p>
+  </w:comment>
+  <w:comment w:id="116" w:author="Подсказка" w:initials="П" w:date="2026-01-01T00:00:00Z">
+    <w:p>
+      <w:pPr>
+        <w:pStyle w:val="CommentText"/>
+      </w:pPr>
+      <w:r>
+        <w:rPr>
+          <w:rStyle w:val="CommentReference"/>
+        </w:rPr>
+        <w:annotationRef/>
+      </w:r>
+      <w:r>
+        <w:t>Полное наименование контрагента. Пример: Общество с ограниченной ответственностью «Ромашка»</w:t>
+      </w:r>
+    </w:p>
+  </w:comment>
+  <w:comment w:id="117" w:author="Подсказка" w:initials="П" w:date="2026-01-01T00:00:00Z">
+    <w:p>
+      <w:pPr>
+        <w:pStyle w:val="CommentText"/>
+      </w:pPr>
+      <w:r>
+        <w:rPr>
+          <w:rStyle w:val="CommentReference"/>
+        </w:rPr>
+        <w:annotationRef/>
+      </w:r>
+      <w:r>
+        <w:t>Фамилия + инициалы («Фамилия И.О.») — печатается в строке подписи. Пример: Иванов И.И.</w:t>
       </w:r>
     </w:p>
   </w:comment>

--- a/backend/templates/contract_services_food.docx
+++ b/backend/templates/contract_services_food.docx
@@ -228,7 +228,7 @@
           <w:sz w:val="24"/>
           <w:szCs w:val="24"/>
         </w:rPr>
-        <w:t xml:space="preserve">, в лице {{ customer_signatory_position }} {{ customer_signatory_name }}, действующего на основании {{ customer_signatory_basis }}, с одной стороны, и </w:t>
+        <w:t xml:space="preserve">, в лице {{ customer_signatory_position_genitive }} {{ customer_signatory_name_genitive }}, действующего на основании {{ customer_signatory_basis }}, с одной стороны, и </w:t>
       </w:r>
       <w:commentRangeEnd w:id="9"/>
       <w:r>
@@ -303,7 +303,7 @@
           <w:szCs w:val="24"/>
           <w:highlight w:val="yellow"/>
         </w:rPr>
-        <w:t xml:space="preserve">{{ contractor_full_name }} ({{ contractor_short_name }}), именуемое/ая в дальнейшем «Исполнитель», в лице {{ contractor_signatory_position }} {{ contractor_signatory_name }}, действующего на основании {{ contractor_signatory_basis }}, </w:t>
+        <w:t xml:space="preserve">{{ contractor_full_name }} ({{ contractor_short_name }}), именуемое/ая в дальнейшем «Исполнитель», в лице {{ contractor_signatory_position_genitive }} {{ contractor_signatory_name_genitive }}, действующего на основании {{ contractor_signatory_basis }}, </w:t>
       </w:r>
       <w:commentRangeEnd w:id="15"/>
       <w:r>
@@ -7879,7 +7879,7 @@
         <w:annotationRef/>
       </w:r>
       <w:r>
-        <w:t>Должность подписанта. Пример: Президент</w:t>
+        <w:t>Должность подписанта Заказчика в род.падеже. Пример: Президента</w:t>
       </w:r>
     </w:p>
   </w:comment>
@@ -7895,7 +7895,7 @@
         <w:annotationRef/>
       </w:r>
       <w:r>
-        <w:t>ФИО подписанта (им.падеж). Пример: Петров Пётр Петрович</w:t>
+        <w:t>ФИО в род.падеже. Пример: Петрова Петра Петровича</w:t>
       </w:r>
     </w:p>
   </w:comment>
@@ -7975,7 +7975,7 @@
         <w:annotationRef/>
       </w:r>
       <w:r>
-        <w:t>Должность подписанта. Пример: Директор</w:t>
+        <w:t>Должность подписанта Исполнителя в род.падеже. Пример: Генерального директора</w:t>
       </w:r>
     </w:p>
   </w:comment>
@@ -7991,7 +7991,7 @@
         <w:annotationRef/>
       </w:r>
       <w:r>
-        <w:t>ФИО в им.падеже. Пример: Иванов Иван Иванович</w:t>
+        <w:t>ФИО в род.падеже. Пример: Иванова Ивана Ивановича</w:t>
       </w:r>
     </w:p>
   </w:comment>

--- a/backend/templates/contract_services_food.docx
+++ b/backend/templates/contract_services_food.docx
@@ -962,104 +962,136 @@
       <w:commentRangeStart w:id="30"/>
       <w:commentRangeStart w:id="31"/>
       <w:commentRangeStart w:id="32"/>
-      <w:r>
-        <w:rPr>
-          <w:sz w:val="24"/>
-          <w:szCs w:val="24"/>
-        </w:rPr>
-        <w:t xml:space="preserve">1.3. Настоящий Договор заключен в рамках реализации {{ customer_short_name }} Соглашения, заключенного с {{ subsidy_ministry_name or '____________________' }} № {{ subsidy_agreement_number }} от {{ subsidy_agreement_date }} г.</w:t>
-      </w:r>
-      <w:commentRangeEnd w:id="32"/>
-      <w:r>
-        <w:rPr>
-          <w:rStyle w:val="CommentReference"/>
-        </w:rPr>
-        <w:commentReference w:id="32"/>
-      </w:r>
-      <w:commentRangeEnd w:id="31"/>
-      <w:r>
-        <w:rPr>
-          <w:rStyle w:val="CommentReference"/>
-        </w:rPr>
-        <w:commentReference w:id="31"/>
-      </w:r>
-      <w:commentRangeEnd w:id="30"/>
-      <w:r>
-        <w:rPr>
-          <w:rStyle w:val="CommentReference"/>
-        </w:rPr>
-        <w:commentReference w:id="30"/>
-      </w:r>
-      <w:commentRangeEnd w:id="29"/>
-      <w:r>
-        <w:rPr>
-          <w:rStyle w:val="CommentReference"/>
-        </w:rPr>
-        <w:commentReference w:id="29"/>
-      </w:r>
-      <w:r>
-        <w:rPr>
-          <w:rFonts w:eastAsia="Times New Roman" w:cs="Times New Roman"/>
-          <w:color w:val="000000"/>
-          <w:sz w:val="24"/>
-          <w:szCs w:val="24"/>
-        </w:rPr>
-        <w:t xml:space="preserve"/>
-      </w:r>
-    </w:p>
-    <w:p>
-      <w:pPr>
-        <w:spacing w:after="0"/>
-        <w:ind w:firstLine="708"/>
-        <w:jc w:val="both"/>
-        <w:rPr>
-          <w:i/>
-          <w:iCs/>
-          <w:sz w:val="24"/>
-          <w:szCs w:val="24"/>
-        </w:rPr>
-      </w:pPr>
-      <w:r>
-        <w:rPr>
-          <w:sz w:val="24"/>
-          <w:szCs w:val="24"/>
-        </w:rPr>
-        <w:t xml:space="preserve">1.4. </w:t>
-      </w:r>
       <w:commentRangeStart w:id="33"/>
       <w:commentRangeStart w:id="34"/>
       <w:commentRangeStart w:id="35"/>
-      <w:r>
+      <w:commentRangeStart w:id="36"/>
+      <w:r>
+        <w:rPr>
+          <w:sz w:val="24"/>
+          <w:szCs w:val="24"/>
+        </w:rPr>
+        <w:t xml:space="preserve">1.3. {% if subsidy_agreement_text %}Настоящий Договор заключен в рамках реализации {{subsidy_agreement_text}}.{% else %}Настоящий Договор заключен в рамках реализации {{ customer_short_name }} Соглашения, заключенного с {{ subsidy_ministry_name or '____________________' }} № {{ subsidy_agreement_number }} от {{ subsidy_agreement_date }} г.{% endif %}</w:t>
+      </w:r>
+      <w:commentRangeEnd w:id="36"/>
+      <w:r>
+        <w:rPr>
+          <w:rStyle w:val="CommentReference"/>
+        </w:rPr>
+        <w:commentReference w:id="36"/>
+      </w:r>
+      <w:commentRangeEnd w:id="35"/>
+      <w:r>
+        <w:rPr>
+          <w:rStyle w:val="CommentReference"/>
+        </w:rPr>
+        <w:commentReference w:id="35"/>
+      </w:r>
+      <w:commentRangeEnd w:id="34"/>
+      <w:r>
+        <w:rPr>
+          <w:rStyle w:val="CommentReference"/>
+        </w:rPr>
+        <w:commentReference w:id="34"/>
+      </w:r>
+      <w:commentRangeEnd w:id="33"/>
+      <w:r>
+        <w:rPr>
+          <w:rStyle w:val="CommentReference"/>
+        </w:rPr>
+        <w:commentReference w:id="33"/>
+      </w:r>
+      <w:commentRangeEnd w:id="32"/>
+      <w:r>
+        <w:rPr>
+          <w:rStyle w:val="CommentReference"/>
+        </w:rPr>
+        <w:commentReference w:id="32"/>
+      </w:r>
+      <w:commentRangeEnd w:id="31"/>
+      <w:r>
+        <w:rPr>
+          <w:rStyle w:val="CommentReference"/>
+        </w:rPr>
+        <w:commentReference w:id="31"/>
+      </w:r>
+      <w:commentRangeEnd w:id="30"/>
+      <w:r>
+        <w:rPr>
+          <w:rStyle w:val="CommentReference"/>
+        </w:rPr>
+        <w:commentReference w:id="30"/>
+      </w:r>
+      <w:commentRangeEnd w:id="29"/>
+      <w:r>
+        <w:rPr>
+          <w:rStyle w:val="CommentReference"/>
+        </w:rPr>
+        <w:commentReference w:id="29"/>
+      </w:r>
+      <w:r>
+        <w:rPr>
+          <w:rFonts w:eastAsia="Times New Roman" w:cs="Times New Roman"/>
+          <w:color w:val="000000"/>
+          <w:sz w:val="24"/>
+          <w:szCs w:val="24"/>
+        </w:rPr>
+        <w:t xml:space="preserve"/>
+      </w:r>
+    </w:p>
+    <w:p>
+      <w:pPr>
+        <w:spacing w:after="0"/>
+        <w:ind w:firstLine="708"/>
+        <w:jc w:val="both"/>
         <w:rPr>
           <w:i/>
           <w:iCs/>
           <w:sz w:val="24"/>
           <w:szCs w:val="24"/>
+        </w:rPr>
+      </w:pPr>
+      <w:r>
+        <w:rPr>
+          <w:sz w:val="24"/>
+          <w:szCs w:val="24"/>
+        </w:rPr>
+        <w:t xml:space="preserve">1.4. </w:t>
+      </w:r>
+      <w:commentRangeStart w:id="37"/>
+      <w:commentRangeStart w:id="38"/>
+      <w:commentRangeStart w:id="39"/>
+      <w:r>
+        <w:rPr>
+          <w:i/>
+          <w:iCs/>
+          <w:sz w:val="24"/>
+          <w:szCs w:val="24"/>
           <w:highlight w:val="yellow"/>
         </w:rPr>
         <w:t xml:space="preserve">Услуги по настоящему Договору оказываются Исполнителем своими силами 
 и средствами {%- if third_party_involved %}или с привлечением третьих лиц{%- else %}без привлечения третьих лиц{%- endif %}.</w:t>
       </w:r>
-      <w:commentRangeEnd w:id="35"/>
-      <w:r>
-        <w:rPr>
-          <w:rStyle w:val="CommentReference"/>
-        </w:rPr>
-        <w:commentReference w:id="35"/>
-      </w:r>
-      <w:commentRangeEnd w:id="34"/>
-      <w:r>
-        <w:rPr>
-          <w:rStyle w:val="CommentReference"/>
-        </w:rPr>
-        <w:commentReference w:id="34"/>
-      </w:r>
-      <w:commentRangeEnd w:id="33"/>
-      <w:r>
-        <w:rPr>
-          <w:rStyle w:val="CommentReference"/>
-        </w:rPr>
-        <w:commentReference w:id="33"/>
+      <w:commentRangeEnd w:id="39"/>
+      <w:r>
+        <w:rPr>
+          <w:rStyle w:val="CommentReference"/>
+        </w:rPr>
+        <w:commentReference w:id="39"/>
+      </w:r>
+      <w:commentRangeEnd w:id="38"/>
+      <w:r>
+        <w:rPr>
+          <w:rStyle w:val="CommentReference"/>
+        </w:rPr>
+        <w:commentReference w:id="38"/>
+      </w:r>
+      <w:commentRangeEnd w:id="37"/>
+      <w:r>
+        <w:rPr>
+          <w:rStyle w:val="CommentReference"/>
+        </w:rPr>
+        <w:commentReference w:id="37"/>
       </w:r>
       <w:r>
         <w:rPr>
@@ -1094,16 +1126,16 @@
           <w:szCs w:val="24"/>
         </w:rPr>
       </w:pPr>
-      <w:commentRangeStart w:id="36"/>
+      <w:commentRangeStart w:id="40"/>
       <w:r>
         <w:t>{%p if third_party_involved %}</w:t>
       </w:r>
-      <w:commentRangeEnd w:id="36"/>
-      <w:r>
-        <w:rPr>
-          <w:rStyle w:val="CommentReference"/>
-        </w:rPr>
-        <w:commentReference w:id="36"/>
+      <w:commentRangeEnd w:id="40"/>
+      <w:r>
+        <w:rPr>
+          <w:rStyle w:val="CommentReference"/>
+        </w:rPr>
+        <w:commentReference w:id="40"/>
       </w:r>
     </w:p>
     <w:p>
@@ -1201,16 +1233,16 @@
           <w:szCs w:val="24"/>
         </w:rPr>
       </w:pPr>
-      <w:commentRangeStart w:id="37"/>
+      <w:commentRangeStart w:id="41"/>
       <w:r>
         <w:t>{%p endif %}</w:t>
       </w:r>
-      <w:commentRangeEnd w:id="37"/>
-      <w:r>
-        <w:rPr>
-          <w:rStyle w:val="CommentReference"/>
-        </w:rPr>
-        <w:commentReference w:id="37"/>
+      <w:commentRangeEnd w:id="41"/>
+      <w:r>
+        <w:rPr>
+          <w:rStyle w:val="CommentReference"/>
+        </w:rPr>
+        <w:commentReference w:id="41"/>
       </w:r>
     </w:p>
     <w:p>
@@ -2849,15 +2881,15 @@
         </w:rPr>
         <w:br/>
       </w:r>
-      <w:commentRangeStart w:id="38"/>
-      <w:commentRangeStart w:id="39"/>
-      <w:commentRangeStart w:id="40"/>
-      <w:commentRangeStart w:id="41"/>
       <w:commentRangeStart w:id="42"/>
       <w:commentRangeStart w:id="43"/>
       <w:commentRangeStart w:id="44"/>
       <w:commentRangeStart w:id="45"/>
       <w:commentRangeStart w:id="46"/>
+      <w:commentRangeStart w:id="47"/>
+      <w:commentRangeStart w:id="48"/>
+      <w:commentRangeStart w:id="49"/>
+      <w:commentRangeStart w:id="50"/>
       <w:r>
         <w:rPr>
           <w:sz w:val="24"/>
@@ -2865,6 +2897,34 @@
         </w:rPr>
         <w:t xml:space="preserve">с оказанием Услуг по настоящему Договору (в т.ч. выполнение всех сопутствующих работ и всех сопутствующих услуг, оказываемых в соответствии с Техническим заданием (Приложение №1)), налоги, сборы и другие обязательные платежи и составляет {{ contract_price_num }} ({{ contract_price_words }}) рублей 00 копеек, {%- if vat_applicable %} в том числе НДС {{ vat_rate }}% - {{ vat_amount_num }} ({{ vat_amount_words }}) рублей 00 копеек{%- else %} НДС не облагается на основании {{ vat_exemption_article }}{%- endif %}.</w:t>
       </w:r>
+      <w:commentRangeEnd w:id="50"/>
+      <w:r>
+        <w:rPr>
+          <w:rStyle w:val="CommentReference"/>
+        </w:rPr>
+        <w:commentReference w:id="50"/>
+      </w:r>
+      <w:commentRangeEnd w:id="49"/>
+      <w:r>
+        <w:rPr>
+          <w:rStyle w:val="CommentReference"/>
+        </w:rPr>
+        <w:commentReference w:id="49"/>
+      </w:r>
+      <w:commentRangeEnd w:id="48"/>
+      <w:r>
+        <w:rPr>
+          <w:rStyle w:val="CommentReference"/>
+        </w:rPr>
+        <w:commentReference w:id="48"/>
+      </w:r>
+      <w:commentRangeEnd w:id="47"/>
+      <w:r>
+        <w:rPr>
+          <w:rStyle w:val="CommentReference"/>
+        </w:rPr>
+        <w:commentReference w:id="47"/>
+      </w:r>
       <w:commentRangeEnd w:id="46"/>
       <w:r>
         <w:rPr>
@@ -2899,34 +2959,6 @@
           <w:rStyle w:val="CommentReference"/>
         </w:rPr>
         <w:commentReference w:id="42"/>
-      </w:r>
-      <w:commentRangeEnd w:id="41"/>
-      <w:r>
-        <w:rPr>
-          <w:rStyle w:val="CommentReference"/>
-        </w:rPr>
-        <w:commentReference w:id="41"/>
-      </w:r>
-      <w:commentRangeEnd w:id="40"/>
-      <w:r>
-        <w:rPr>
-          <w:rStyle w:val="CommentReference"/>
-        </w:rPr>
-        <w:commentReference w:id="40"/>
-      </w:r>
-      <w:commentRangeEnd w:id="39"/>
-      <w:r>
-        <w:rPr>
-          <w:rStyle w:val="CommentReference"/>
-        </w:rPr>
-        <w:commentReference w:id="39"/>
-      </w:r>
-      <w:commentRangeEnd w:id="38"/>
-      <w:r>
-        <w:rPr>
-          <w:rStyle w:val="CommentReference"/>
-        </w:rPr>
-        <w:commentReference w:id="38"/>
       </w:r>
       <w:r>
         <w:rPr>
@@ -2992,16 +3024,16 @@
           <w:szCs w:val="24"/>
         </w:rPr>
       </w:pPr>
-      <w:commentRangeStart w:id="47"/>
+      <w:commentRangeStart w:id="51"/>
       <w:r>
         <w:t>{%p if not vat_applicable %}</w:t>
       </w:r>
-      <w:commentRangeEnd w:id="47"/>
-      <w:r>
-        <w:rPr>
-          <w:rStyle w:val="CommentReference"/>
-        </w:rPr>
-        <w:commentReference w:id="47"/>
+      <w:commentRangeEnd w:id="51"/>
+      <w:r>
+        <w:rPr>
+          <w:rStyle w:val="CommentReference"/>
+        </w:rPr>
+        <w:commentReference w:id="51"/>
       </w:r>
     </w:p>
     <w:p>
@@ -3079,16 +3111,16 @@
           <w:szCs w:val="24"/>
         </w:rPr>
       </w:pPr>
-      <w:commentRangeStart w:id="48"/>
+      <w:commentRangeStart w:id="52"/>
       <w:r>
         <w:t>{%p endif %}</w:t>
       </w:r>
-      <w:commentRangeEnd w:id="48"/>
-      <w:r>
-        <w:rPr>
-          <w:rStyle w:val="CommentReference"/>
-        </w:rPr>
-        <w:commentReference w:id="48"/>
+      <w:commentRangeEnd w:id="52"/>
+      <w:r>
+        <w:rPr>
+          <w:rStyle w:val="CommentReference"/>
+        </w:rPr>
+        <w:commentReference w:id="52"/>
       </w:r>
     </w:p>
     <w:p>
@@ -3116,16 +3148,16 @@
           <w:szCs w:val="24"/>
         </w:rPr>
       </w:pPr>
-      <w:commentRangeStart w:id="49"/>
+      <w:commentRangeStart w:id="53"/>
       <w:r>
         <w:t>{%p if vat_applicable %}</w:t>
       </w:r>
-      <w:commentRangeEnd w:id="49"/>
-      <w:r>
-        <w:rPr>
-          <w:rStyle w:val="CommentReference"/>
-        </w:rPr>
-        <w:commentReference w:id="49"/>
+      <w:commentRangeEnd w:id="53"/>
+      <w:r>
+        <w:rPr>
+          <w:rStyle w:val="CommentReference"/>
+        </w:rPr>
+        <w:commentReference w:id="53"/>
       </w:r>
     </w:p>
     <w:p>
@@ -3163,67 +3195,95 @@
           <w:szCs w:val="24"/>
         </w:rPr>
       </w:pPr>
-      <w:commentRangeStart w:id="50"/>
+      <w:commentRangeStart w:id="54"/>
       <w:r>
         <w:t>{%p endif %}</w:t>
       </w:r>
-      <w:commentRangeEnd w:id="50"/>
-      <w:r>
-        <w:rPr>
-          <w:rStyle w:val="CommentReference"/>
-        </w:rPr>
-        <w:commentReference w:id="50"/>
-      </w:r>
-    </w:p>
-    <w:p>
-      <w:pPr>
-        <w:spacing w:after="0"/>
-        <w:ind w:firstLine="708"/>
-        <w:jc w:val="both"/>
-        <w:rPr>
-          <w:sz w:val="24"/>
-          <w:szCs w:val="24"/>
-        </w:rPr>
-      </w:pPr>
-    </w:p>
-    <w:p>
-      <w:pPr>
-        <w:spacing w:after="0"/>
-        <w:jc w:val="both"/>
-        <w:rPr>
-          <w:sz w:val="24"/>
-          <w:szCs w:val="24"/>
-        </w:rPr>
-      </w:pPr>
-      <w:commentRangeStart w:id="51"/>
+      <w:commentRangeEnd w:id="54"/>
+      <w:r>
+        <w:rPr>
+          <w:rStyle w:val="CommentReference"/>
+        </w:rPr>
+        <w:commentReference w:id="54"/>
+      </w:r>
+    </w:p>
+    <w:p>
+      <w:pPr>
+        <w:spacing w:after="0"/>
+        <w:ind w:firstLine="708"/>
+        <w:jc w:val="both"/>
+        <w:rPr>
+          <w:sz w:val="24"/>
+          <w:szCs w:val="24"/>
+        </w:rPr>
+      </w:pPr>
+    </w:p>
+    <w:p>
+      <w:pPr>
+        <w:spacing w:after="0"/>
+        <w:jc w:val="both"/>
+        <w:rPr>
+          <w:sz w:val="24"/>
+          <w:szCs w:val="24"/>
+        </w:rPr>
+      </w:pPr>
+      <w:commentRangeStart w:id="55"/>
       <w:r>
         <w:t>{%p if is_prepayment %}</w:t>
       </w:r>
-      <w:commentRangeEnd w:id="51"/>
-      <w:r>
-        <w:rPr>
-          <w:rStyle w:val="CommentReference"/>
-        </w:rPr>
-        <w:commentReference w:id="51"/>
-      </w:r>
-    </w:p>
-    <w:p>
-      <w:pPr>
-        <w:spacing w:after="0"/>
-        <w:jc w:val="both"/>
-        <w:rPr>
-          <w:sz w:val="24"/>
-          <w:szCs w:val="24"/>
-        </w:rPr>
-      </w:pPr>
-      <w:commentRangeStart w:id="52"/>
-      <w:commentRangeStart w:id="53"/>
-      <w:commentRangeStart w:id="54"/>
-      <w:commentRangeStart w:id="55"/>
+      <w:commentRangeEnd w:id="55"/>
+      <w:r>
+        <w:rPr>
+          <w:rStyle w:val="CommentReference"/>
+        </w:rPr>
+        <w:commentReference w:id="55"/>
+      </w:r>
+    </w:p>
+    <w:p>
+      <w:pPr>
+        <w:spacing w:after="0"/>
+        <w:jc w:val="both"/>
+        <w:rPr>
+          <w:sz w:val="24"/>
+          <w:szCs w:val="24"/>
+        </w:rPr>
+      </w:pPr>
       <w:commentRangeStart w:id="56"/>
+      <w:commentRangeStart w:id="57"/>
+      <w:commentRangeStart w:id="58"/>
+      <w:commentRangeStart w:id="59"/>
+      <w:commentRangeStart w:id="60"/>
       <w:r>
         <w:t>4.2. Расчеты осуществляются с предоплатой в безналичной форме путем перечисления денежных средств на расчетный счет Исполнителя в течение {{ payment_term_days or '____' }} ({{ payment_term_days_words or '____' }}) рабочих дней с момента заключения настоящего Договора{% if advance_amount %} в размере аванса {{ advance_amount }} руб.{% endif %}, при условии получения Исполнителем от Заказчика счета на оплату. Платеж считается осуществленным с момента списания денежных средств со счета Заказчика.</w:t>
       </w:r>
+      <w:commentRangeEnd w:id="60"/>
+      <w:r>
+        <w:rPr>
+          <w:rStyle w:val="CommentReference"/>
+        </w:rPr>
+        <w:commentReference w:id="60"/>
+      </w:r>
+      <w:commentRangeEnd w:id="59"/>
+      <w:r>
+        <w:rPr>
+          <w:rStyle w:val="CommentReference"/>
+        </w:rPr>
+        <w:commentReference w:id="59"/>
+      </w:r>
+      <w:commentRangeEnd w:id="58"/>
+      <w:r>
+        <w:rPr>
+          <w:rStyle w:val="CommentReference"/>
+        </w:rPr>
+        <w:commentReference w:id="58"/>
+      </w:r>
+      <w:commentRangeEnd w:id="57"/>
+      <w:r>
+        <w:rPr>
+          <w:rStyle w:val="CommentReference"/>
+        </w:rPr>
+        <w:commentReference w:id="57"/>
+      </w:r>
       <w:commentRangeEnd w:id="56"/>
       <w:r>
         <w:rPr>
@@ -3231,54 +3291,26 @@
         </w:rPr>
         <w:commentReference w:id="56"/>
       </w:r>
-      <w:commentRangeEnd w:id="55"/>
-      <w:r>
-        <w:rPr>
-          <w:rStyle w:val="CommentReference"/>
-        </w:rPr>
-        <w:commentReference w:id="55"/>
-      </w:r>
-      <w:commentRangeEnd w:id="54"/>
-      <w:r>
-        <w:rPr>
-          <w:rStyle w:val="CommentReference"/>
-        </w:rPr>
-        <w:commentReference w:id="54"/>
-      </w:r>
-      <w:commentRangeEnd w:id="53"/>
-      <w:r>
-        <w:rPr>
-          <w:rStyle w:val="CommentReference"/>
-        </w:rPr>
-        <w:commentReference w:id="53"/>
-      </w:r>
-      <w:commentRangeEnd w:id="52"/>
-      <w:r>
-        <w:rPr>
-          <w:rStyle w:val="CommentReference"/>
-        </w:rPr>
-        <w:commentReference w:id="52"/>
-      </w:r>
-    </w:p>
-    <w:p>
-      <w:pPr>
-        <w:spacing w:after="0"/>
-        <w:jc w:val="both"/>
-        <w:rPr>
-          <w:sz w:val="24"/>
-          <w:szCs w:val="24"/>
-        </w:rPr>
-      </w:pPr>
-      <w:commentRangeStart w:id="57"/>
+    </w:p>
+    <w:p>
+      <w:pPr>
+        <w:spacing w:after="0"/>
+        <w:jc w:val="both"/>
+        <w:rPr>
+          <w:sz w:val="24"/>
+          <w:szCs w:val="24"/>
+        </w:rPr>
+      </w:pPr>
+      <w:commentRangeStart w:id="61"/>
       <w:r>
         <w:t>{%p else %}</w:t>
       </w:r>
-      <w:commentRangeEnd w:id="57"/>
-      <w:r>
-        <w:rPr>
-          <w:rStyle w:val="CommentReference"/>
-        </w:rPr>
-        <w:commentReference w:id="57"/>
+      <w:commentRangeEnd w:id="61"/>
+      <w:r>
+        <w:rPr>
+          <w:rStyle w:val="CommentReference"/>
+        </w:rPr>
+        <w:commentReference w:id="61"/>
       </w:r>
     </w:p>
     <w:p>
@@ -3298,8 +3330,8 @@
         <w:tab/>
         <w:t xml:space="preserve">4.2. Расчеты </w:t>
       </w:r>
-      <w:commentRangeStart w:id="58"/>
-      <w:commentRangeStart w:id="59"/>
+      <w:commentRangeStart w:id="62"/>
+      <w:commentRangeStart w:id="63"/>
       <w:r>
         <w:rPr>
           <w:sz w:val="24"/>
@@ -3307,19 +3339,19 @@
         </w:rPr>
         <w:t xml:space="preserve">осуществляются без авансирования в безналичной форме путем перечисления денежных средств на расчетный счет Исполнителя за фактически оказанные Услуги в течение {{ payment_term_days or '____' }} ({{ payment_term_days_words or '____' }}) рабочих дней</w:t>
       </w:r>
-      <w:commentRangeEnd w:id="59"/>
-      <w:r>
-        <w:rPr>
-          <w:rStyle w:val="CommentReference"/>
-        </w:rPr>
-        <w:commentReference w:id="59"/>
-      </w:r>
-      <w:commentRangeEnd w:id="58"/>
-      <w:r>
-        <w:rPr>
-          <w:rStyle w:val="CommentReference"/>
-        </w:rPr>
-        <w:commentReference w:id="58"/>
+      <w:commentRangeEnd w:id="63"/>
+      <w:r>
+        <w:rPr>
+          <w:rStyle w:val="CommentReference"/>
+        </w:rPr>
+        <w:commentReference w:id="63"/>
+      </w:r>
+      <w:commentRangeEnd w:id="62"/>
+      <w:r>
+        <w:rPr>
+          <w:rStyle w:val="CommentReference"/>
+        </w:rPr>
+        <w:commentReference w:id="62"/>
       </w:r>
       <w:r>
         <w:rPr>
@@ -3376,16 +3408,16 @@
           <w:szCs w:val="24"/>
         </w:rPr>
       </w:pPr>
-      <w:commentRangeStart w:id="60"/>
+      <w:commentRangeStart w:id="64"/>
       <w:r>
         <w:t>{%p endif %}</w:t>
       </w:r>
-      <w:commentRangeEnd w:id="60"/>
-      <w:r>
-        <w:rPr>
-          <w:rStyle w:val="CommentReference"/>
-        </w:rPr>
-        <w:commentReference w:id="60"/>
+      <w:commentRangeEnd w:id="64"/>
+      <w:r>
+        <w:rPr>
+          <w:rStyle w:val="CommentReference"/>
+        </w:rPr>
+        <w:commentReference w:id="64"/>
       </w:r>
     </w:p>
     <w:p>
@@ -3471,11 +3503,11 @@
         </w:rPr>
         <w:t xml:space="preserve">Финансирование </w:t>
       </w:r>
-      <w:commentRangeStart w:id="61"/>
-      <w:commentRangeStart w:id="62"/>
-      <w:commentRangeStart w:id="63"/>
-      <w:commentRangeStart w:id="64"/>
       <w:commentRangeStart w:id="65"/>
+      <w:commentRangeStart w:id="66"/>
+      <w:commentRangeStart w:id="67"/>
+      <w:commentRangeStart w:id="68"/>
+      <w:commentRangeStart w:id="69"/>
       <w:r>
         <w:rPr>
           <w:rFonts w:eastAsia="Times New Roman" w:cs="Times New Roman"/>
@@ -3485,40 +3517,40 @@
         </w:rPr>
         <w:t xml:space="preserve">Договора осуществляется в рамках соглашения о предоставлении субсидии, заключенного между {{ customer_short_name }} и {{ subsidy_ministry_name or '____________________' }} № {{ subsidy_agreement_number }} от {{ subsidy_agreement_date }} г. В связи с оплатой стоимости настоящего договора за счет средств федеральной субсидии, подрядчик (Исполнитель) дает свое согласие на осуществление главным распорядителем бюджетных средств, предоставившим субсидию ({{ subsidy_ministry_name or '____________________' }}), и органами государственного (муниципального) финансового контроля проверок (в т.ч. в соответствии со статьями 268.1 и 269.2 Бюджетного кодекса Российской Федерации) соблюдения Заказчиком условий, целей и порядка предоставления субсидии, в том числе в части достижения результатов предоставления субсидии</w:t>
       </w:r>
+      <w:commentRangeEnd w:id="69"/>
+      <w:r>
+        <w:rPr>
+          <w:rStyle w:val="CommentReference"/>
+        </w:rPr>
+        <w:commentReference w:id="69"/>
+      </w:r>
+      <w:commentRangeEnd w:id="68"/>
+      <w:r>
+        <w:rPr>
+          <w:rStyle w:val="CommentReference"/>
+        </w:rPr>
+        <w:commentReference w:id="68"/>
+      </w:r>
+      <w:commentRangeEnd w:id="67"/>
+      <w:r>
+        <w:rPr>
+          <w:rStyle w:val="CommentReference"/>
+        </w:rPr>
+        <w:commentReference w:id="67"/>
+      </w:r>
+      <w:commentRangeEnd w:id="66"/>
+      <w:r>
+        <w:rPr>
+          <w:rStyle w:val="CommentReference"/>
+        </w:rPr>
+        <w:commentReference w:id="66"/>
+      </w:r>
       <w:commentRangeEnd w:id="65"/>
       <w:r>
         <w:rPr>
           <w:rStyle w:val="CommentReference"/>
         </w:rPr>
         <w:commentReference w:id="65"/>
-      </w:r>
-      <w:commentRangeEnd w:id="64"/>
-      <w:r>
-        <w:rPr>
-          <w:rStyle w:val="CommentReference"/>
-        </w:rPr>
-        <w:commentReference w:id="64"/>
-      </w:r>
-      <w:commentRangeEnd w:id="63"/>
-      <w:r>
-        <w:rPr>
-          <w:rStyle w:val="CommentReference"/>
-        </w:rPr>
-        <w:commentReference w:id="63"/>
-      </w:r>
-      <w:commentRangeEnd w:id="62"/>
-      <w:r>
-        <w:rPr>
-          <w:rStyle w:val="CommentReference"/>
-        </w:rPr>
-        <w:commentReference w:id="62"/>
-      </w:r>
-      <w:commentRangeEnd w:id="61"/>
-      <w:r>
-        <w:rPr>
-          <w:rStyle w:val="CommentReference"/>
-        </w:rPr>
-        <w:commentReference w:id="61"/>
       </w:r>
       <w:r>
         <w:rPr>
@@ -3598,7 +3630,7 @@
         </w:rPr>
         <w:tab/>
       </w:r>
-      <w:commentRangeStart w:id="66"/>
+      <w:commentRangeStart w:id="70"/>
       <w:r>
         <w:rPr>
           <w:sz w:val="24"/>
@@ -3606,12 +3638,12 @@
         </w:rPr>
         <w:t xml:space="preserve">4.6. В случае уменьшения {{ subsidy_ministry_name or '____________________' }} как получателю</w:t>
       </w:r>
-      <w:commentRangeEnd w:id="66"/>
-      <w:r>
-        <w:rPr>
-          <w:rStyle w:val="CommentReference"/>
-        </w:rPr>
-        <w:commentReference w:id="66"/>
+      <w:commentRangeEnd w:id="70"/>
+      <w:r>
+        <w:rPr>
+          <w:rStyle w:val="CommentReference"/>
+        </w:rPr>
+        <w:commentReference w:id="70"/>
       </w:r>
       <w:r>
         <w:rPr>
@@ -3636,7 +3668,7 @@
         </w:rPr>
         <w:br/>
       </w:r>
-      <w:commentRangeStart w:id="67"/>
+      <w:commentRangeStart w:id="71"/>
       <w:r>
         <w:rPr>
           <w:sz w:val="24"/>
@@ -3644,12 +3676,12 @@
         </w:rPr>
         <w:t xml:space="preserve">для {{ customer_short_name }} в размере, определенным соглашением, указанным в п. 4.5. настоящего Договора, Стороны проводят переговоры по согласованию новых условий настоящего Договора и заключают соответствующее дополнительное соглашение к настоящему </w:t>
       </w:r>
-      <w:commentRangeEnd w:id="67"/>
-      <w:r>
-        <w:rPr>
-          <w:rStyle w:val="CommentReference"/>
-        </w:rPr>
-        <w:commentReference w:id="67"/>
+      <w:commentRangeEnd w:id="71"/>
+      <w:r>
+        <w:rPr>
+          <w:rStyle w:val="CommentReference"/>
+        </w:rPr>
+        <w:commentReference w:id="71"/>
       </w:r>
       <w:r>
         <w:rPr>
@@ -4692,16 +4724,16 @@
           <w:szCs w:val="24"/>
         </w:rPr>
       </w:pPr>
-      <w:commentRangeStart w:id="68"/>
+      <w:commentRangeStart w:id="72"/>
       <w:r>
         <w:t>{%p if is_retroactive %}</w:t>
       </w:r>
-      <w:commentRangeEnd w:id="68"/>
-      <w:r>
-        <w:rPr>
-          <w:rStyle w:val="CommentReference"/>
-        </w:rPr>
-        <w:commentReference w:id="68"/>
+      <w:commentRangeEnd w:id="72"/>
+      <w:r>
+        <w:rPr>
+          <w:rStyle w:val="CommentReference"/>
+        </w:rPr>
+        <w:commentReference w:id="72"/>
       </w:r>
     </w:p>
     <w:p>
@@ -4748,16 +4780,16 @@
           <w:szCs w:val="24"/>
         </w:rPr>
       </w:pPr>
-      <w:commentRangeStart w:id="69"/>
+      <w:commentRangeStart w:id="73"/>
       <w:r>
         <w:t>{%p endif %}</w:t>
       </w:r>
-      <w:commentRangeEnd w:id="69"/>
-      <w:r>
-        <w:rPr>
-          <w:rStyle w:val="CommentReference"/>
-        </w:rPr>
-        <w:commentReference w:id="69"/>
+      <w:commentRangeEnd w:id="73"/>
+      <w:r>
+        <w:rPr>
+          <w:rStyle w:val="CommentReference"/>
+        </w:rPr>
+        <w:commentReference w:id="73"/>
       </w:r>
     </w:p>
     <w:p>
@@ -5749,12 +5781,176 @@
           <w:szCs w:val="24"/>
         </w:rPr>
       </w:pPr>
-      <w:r>
-        <w:rPr>
-          <w:sz w:val="24"/>
-          <w:szCs w:val="24"/>
-        </w:rPr>
-        <w:t xml:space="preserve">10.12. Приложения:</w:t>
+      <w:commentRangeStart w:id="74"/>
+      <w:r>
+        <w:t>{%p if subsidy_extra_clause_1 %}</w:t>
+      </w:r>
+      <w:commentRangeEnd w:id="74"/>
+      <w:r>
+        <w:rPr>
+          <w:rStyle w:val="CommentReference"/>
+        </w:rPr>
+        <w:commentReference w:id="74"/>
+      </w:r>
+    </w:p>
+    <w:p>
+      <w:pPr>
+        <w:spacing w:after="0"/>
+        <w:ind w:firstLine="708"/>
+        <w:jc w:val="both"/>
+        <w:rPr>
+          <w:sz w:val="24"/>
+          <w:szCs w:val="24"/>
+        </w:rPr>
+      </w:pPr>
+      <w:commentRangeStart w:id="75"/>
+      <w:r>
+        <w:rPr>
+          <w:sz w:val="24"/>
+          <w:szCs w:val="24"/>
+        </w:rPr>
+        <w:t xml:space="preserve">10.12. {{subsidy_extra_clause_1}}</w:t>
+      </w:r>
+      <w:commentRangeEnd w:id="75"/>
+      <w:r>
+        <w:rPr>
+          <w:rStyle w:val="CommentReference"/>
+        </w:rPr>
+        <w:commentReference w:id="75"/>
+      </w:r>
+    </w:p>
+    <w:p>
+      <w:pPr>
+        <w:spacing w:after="0"/>
+        <w:ind w:firstLine="708"/>
+        <w:jc w:val="both"/>
+        <w:rPr>
+          <w:sz w:val="24"/>
+          <w:szCs w:val="24"/>
+        </w:rPr>
+      </w:pPr>
+      <w:commentRangeStart w:id="76"/>
+      <w:r>
+        <w:t>{%p endif %}</w:t>
+      </w:r>
+      <w:commentRangeEnd w:id="76"/>
+      <w:r>
+        <w:rPr>
+          <w:rStyle w:val="CommentReference"/>
+        </w:rPr>
+        <w:commentReference w:id="76"/>
+      </w:r>
+    </w:p>
+    <w:p>
+      <w:pPr>
+        <w:spacing w:after="0"/>
+        <w:ind w:firstLine="708"/>
+        <w:jc w:val="both"/>
+        <w:rPr>
+          <w:sz w:val="24"/>
+          <w:szCs w:val="24"/>
+        </w:rPr>
+      </w:pPr>
+      <w:commentRangeStart w:id="77"/>
+      <w:r>
+        <w:t>{%p if subsidy_extra_clause_2 %}</w:t>
+      </w:r>
+      <w:commentRangeEnd w:id="77"/>
+      <w:r>
+        <w:rPr>
+          <w:rStyle w:val="CommentReference"/>
+        </w:rPr>
+        <w:commentReference w:id="77"/>
+      </w:r>
+    </w:p>
+    <w:p>
+      <w:pPr>
+        <w:spacing w:after="0"/>
+        <w:ind w:firstLine="708"/>
+        <w:jc w:val="both"/>
+        <w:rPr>
+          <w:sz w:val="24"/>
+          <w:szCs w:val="24"/>
+        </w:rPr>
+      </w:pPr>
+      <w:commentRangeStart w:id="78"/>
+      <w:commentRangeStart w:id="79"/>
+      <w:commentRangeStart w:id="80"/>
+      <w:commentRangeStart w:id="81"/>
+      <w:r>
+        <w:rPr>
+          <w:sz w:val="24"/>
+          <w:szCs w:val="24"/>
+        </w:rPr>
+        <w:t xml:space="preserve">{% if subsidy_extra_clause_1 %}10.13{% else %}10.12{% endif %}. {{subsidy_extra_clause_2}}</w:t>
+      </w:r>
+      <w:commentRangeEnd w:id="81"/>
+      <w:r>
+        <w:rPr>
+          <w:rStyle w:val="CommentReference"/>
+        </w:rPr>
+        <w:commentReference w:id="81"/>
+      </w:r>
+      <w:commentRangeEnd w:id="80"/>
+      <w:r>
+        <w:rPr>
+          <w:rStyle w:val="CommentReference"/>
+        </w:rPr>
+        <w:commentReference w:id="80"/>
+      </w:r>
+      <w:commentRangeEnd w:id="79"/>
+      <w:r>
+        <w:rPr>
+          <w:rStyle w:val="CommentReference"/>
+        </w:rPr>
+        <w:commentReference w:id="79"/>
+      </w:r>
+      <w:commentRangeEnd w:id="78"/>
+      <w:r>
+        <w:rPr>
+          <w:rStyle w:val="CommentReference"/>
+        </w:rPr>
+        <w:commentReference w:id="78"/>
+      </w:r>
+    </w:p>
+    <w:p>
+      <w:pPr>
+        <w:spacing w:after="0"/>
+        <w:ind w:firstLine="708"/>
+        <w:jc w:val="both"/>
+        <w:rPr>
+          <w:sz w:val="24"/>
+          <w:szCs w:val="24"/>
+        </w:rPr>
+      </w:pPr>
+      <w:commentRangeStart w:id="82"/>
+      <w:r>
+        <w:t>{%p endif %}</w:t>
+      </w:r>
+      <w:commentRangeEnd w:id="82"/>
+      <w:r>
+        <w:rPr>
+          <w:rStyle w:val="CommentReference"/>
+        </w:rPr>
+        <w:commentReference w:id="82"/>
+      </w:r>
+    </w:p>
+    <w:p>
+      <w:pPr>
+        <w:spacing w:after="0"/>
+        <w:ind w:firstLine="708"/>
+        <w:jc w:val="both"/>
+        <w:rPr>
+          <w:sz w:val="24"/>
+          <w:szCs w:val="24"/>
+        </w:rPr>
+      </w:pPr>
+      <w:r>
+        <w:rPr>
+          <w:sz w:val="24"/>
+          <w:szCs w:val="24"/>
+        </w:rPr>
+        <w:t xml:space="preserve">10.{{ 12 + (1 if subsidy_extra_clause_1 else 0) + (1 if subsidy_extra_clause_2 else 0) }}. Приложения:</w:t>
       </w:r>
     </w:p>
     <w:p>
@@ -5781,7 +5977,7 @@
         </w:rPr>
         <w:br/>
       </w:r>
-      <w:commentRangeStart w:id="70"/>
+      <w:commentRangeStart w:id="83"/>
       <w:r>
         <w:rPr>
           <w:sz w:val="24"/>
@@ -5789,12 +5985,12 @@
         </w:rPr>
         <w:t xml:space="preserve">для {{ customer_short_name }}).</w:t>
       </w:r>
-      <w:commentRangeEnd w:id="70"/>
-      <w:r>
-        <w:rPr>
-          <w:rStyle w:val="CommentReference"/>
-        </w:rPr>
-        <w:commentReference w:id="70"/>
+      <w:commentRangeEnd w:id="83"/>
+      <w:r>
+        <w:rPr>
+          <w:rStyle w:val="CommentReference"/>
+        </w:rPr>
+        <w:commentReference w:id="83"/>
       </w:r>
     </w:p>
     <w:p>
@@ -5860,7 +6056,7 @@
                 <w:szCs w:val="24"/>
               </w:rPr>
             </w:pPr>
-            <w:commentRangeStart w:id="79"/>
+            <w:commentRangeStart w:id="92"/>
             <w:r>
               <w:rPr>
                 <w:sz w:val="24"/>
@@ -5868,12 +6064,12 @@
               </w:rPr>
               <w:t xml:space="preserve">Наименование: {{ customer_short_name }} </w:t>
             </w:r>
-            <w:commentRangeEnd w:id="79"/>
+            <w:commentRangeEnd w:id="92"/>
             <w:r>
               <w:rPr>
                 <w:rStyle w:val="CommentReference"/>
               </w:rPr>
-              <w:commentReference w:id="79"/>
+              <w:commentReference w:id="92"/>
             </w:r>
           </w:p>
           <w:p>
@@ -5883,7 +6079,7 @@
                 <w:szCs w:val="24"/>
               </w:rPr>
             </w:pPr>
-            <w:commentRangeStart w:id="80"/>
+            <w:commentRangeStart w:id="93"/>
             <w:r>
               <w:rPr>
                 <w:sz w:val="24"/>
@@ -5891,12 +6087,12 @@
               </w:rPr>
               <w:t xml:space="preserve">Адрес местонахождения: {{ customer_address }}</w:t>
             </w:r>
-            <w:commentRangeEnd w:id="80"/>
+            <w:commentRangeEnd w:id="93"/>
             <w:r>
               <w:rPr>
                 <w:rStyle w:val="CommentReference"/>
               </w:rPr>
-              <w:commentReference w:id="80"/>
+              <w:commentReference w:id="93"/>
             </w:r>
           </w:p>
           <w:p>
@@ -5906,8 +6102,8 @@
                 <w:szCs w:val="24"/>
               </w:rPr>
             </w:pPr>
-            <w:commentRangeStart w:id="81"/>
-            <w:commentRangeStart w:id="82"/>
+            <w:commentRangeStart w:id="94"/>
+            <w:commentRangeStart w:id="95"/>
             <w:r>
               <w:rPr>
                 <w:sz w:val="24"/>
@@ -5915,19 +6111,19 @@
               </w:rPr>
               <w:t xml:space="preserve">ИНН/КПП {{ customer_inn }}/{{ customer_kpp }}</w:t>
             </w:r>
-            <w:commentRangeEnd w:id="82"/>
+            <w:commentRangeEnd w:id="95"/>
             <w:r>
               <w:rPr>
                 <w:rStyle w:val="CommentReference"/>
               </w:rPr>
-              <w:commentReference w:id="82"/>
+              <w:commentReference w:id="95"/>
             </w:r>
-            <w:commentRangeEnd w:id="81"/>
+            <w:commentRangeEnd w:id="94"/>
             <w:r>
               <w:rPr>
                 <w:rStyle w:val="CommentReference"/>
               </w:rPr>
-              <w:commentReference w:id="81"/>
+              <w:commentReference w:id="94"/>
             </w:r>
           </w:p>
           <w:p>
@@ -5937,7 +6133,7 @@
                 <w:szCs w:val="24"/>
               </w:rPr>
             </w:pPr>
-            <w:commentRangeStart w:id="83"/>
+            <w:commentRangeStart w:id="96"/>
             <w:r>
               <w:rPr>
                 <w:sz w:val="24"/>
@@ -5945,12 +6141,12 @@
               </w:rPr>
               <w:t xml:space="preserve">ОГРН {{ customer_ogrn }}</w:t>
             </w:r>
-            <w:commentRangeEnd w:id="83"/>
+            <w:commentRangeEnd w:id="96"/>
             <w:r>
               <w:rPr>
                 <w:rStyle w:val="CommentReference"/>
               </w:rPr>
-              <w:commentReference w:id="83"/>
+              <w:commentReference w:id="96"/>
             </w:r>
           </w:p>
           <w:p>
@@ -5975,7 +6171,7 @@
                 <w:szCs w:val="24"/>
               </w:rPr>
             </w:pPr>
-            <w:commentRangeStart w:id="84"/>
+            <w:commentRangeStart w:id="97"/>
             <w:r>
               <w:rPr>
                 <w:sz w:val="24"/>
@@ -5983,12 +6179,12 @@
               </w:rPr>
               <w:t xml:space="preserve">{{ customer_bank_name }}</w:t>
             </w:r>
-            <w:commentRangeEnd w:id="84"/>
+            <w:commentRangeEnd w:id="97"/>
             <w:r>
               <w:rPr>
                 <w:rStyle w:val="CommentReference"/>
               </w:rPr>
-              <w:commentReference w:id="84"/>
+              <w:commentReference w:id="97"/>
             </w:r>
           </w:p>
           <w:p>
@@ -5998,7 +6194,7 @@
                 <w:szCs w:val="24"/>
               </w:rPr>
             </w:pPr>
-            <w:commentRangeStart w:id="85"/>
+            <w:commentRangeStart w:id="98"/>
             <w:r>
               <w:rPr>
                 <w:sz w:val="24"/>
@@ -6006,12 +6202,12 @@
               </w:rPr>
               <w:t xml:space="preserve">Лицевой счет {{ customer_personal_account }}</w:t>
             </w:r>
-            <w:commentRangeEnd w:id="85"/>
+            <w:commentRangeEnd w:id="98"/>
             <w:r>
               <w:rPr>
                 <w:rStyle w:val="CommentReference"/>
               </w:rPr>
-              <w:commentReference w:id="85"/>
+              <w:commentReference w:id="98"/>
             </w:r>
           </w:p>
           <w:p>
@@ -6021,7 +6217,7 @@
                 <w:szCs w:val="24"/>
               </w:rPr>
             </w:pPr>
-            <w:commentRangeStart w:id="86"/>
+            <w:commentRangeStart w:id="99"/>
             <w:r>
               <w:rPr>
                 <w:sz w:val="24"/>
@@ -6029,12 +6225,12 @@
               </w:rPr>
               <w:t xml:space="preserve">Казначейский счет: {{ customer_settlement_account }}</w:t>
             </w:r>
-            <w:commentRangeEnd w:id="86"/>
+            <w:commentRangeEnd w:id="99"/>
             <w:r>
               <w:rPr>
                 <w:rStyle w:val="CommentReference"/>
               </w:rPr>
-              <w:commentReference w:id="86"/>
+              <w:commentReference w:id="99"/>
             </w:r>
           </w:p>
           <w:p>
@@ -6044,7 +6240,7 @@
                 <w:szCs w:val="24"/>
               </w:rPr>
             </w:pPr>
-            <w:commentRangeStart w:id="87"/>
+            <w:commentRangeStart w:id="100"/>
             <w:r>
               <w:rPr>
                 <w:sz w:val="24"/>
@@ -6052,12 +6248,12 @@
               </w:rPr>
               <w:t xml:space="preserve">{{ customer_bank_name }}</w:t>
             </w:r>
-            <w:commentRangeEnd w:id="87"/>
+            <w:commentRangeEnd w:id="100"/>
             <w:r>
               <w:rPr>
                 <w:rStyle w:val="CommentReference"/>
               </w:rPr>
-              <w:commentReference w:id="87"/>
+              <w:commentReference w:id="100"/>
             </w:r>
           </w:p>
           <w:p>
@@ -6067,7 +6263,7 @@
                 <w:szCs w:val="24"/>
               </w:rPr>
             </w:pPr>
-            <w:commentRangeStart w:id="88"/>
+            <w:commentRangeStart w:id="101"/>
             <w:r>
               <w:rPr>
                 <w:sz w:val="24"/>
@@ -6075,12 +6271,12 @@
               </w:rPr>
               <w:t xml:space="preserve">БИК ТОФК: {{ customer_bik }}</w:t>
             </w:r>
-            <w:commentRangeEnd w:id="88"/>
+            <w:commentRangeEnd w:id="101"/>
             <w:r>
               <w:rPr>
                 <w:rStyle w:val="CommentReference"/>
               </w:rPr>
-              <w:commentReference w:id="88"/>
+              <w:commentReference w:id="101"/>
             </w:r>
           </w:p>
           <w:p>
@@ -6090,7 +6286,7 @@
                 <w:szCs w:val="24"/>
               </w:rPr>
             </w:pPr>
-            <w:commentRangeStart w:id="89"/>
+            <w:commentRangeStart w:id="102"/>
             <w:r>
               <w:rPr>
                 <w:sz w:val="24"/>
@@ -6098,12 +6294,12 @@
               </w:rPr>
               <w:t xml:space="preserve">Единый казначейский счет: {{ customer_correspondent_account }}</w:t>
             </w:r>
-            <w:commentRangeEnd w:id="89"/>
+            <w:commentRangeEnd w:id="102"/>
             <w:r>
               <w:rPr>
                 <w:rStyle w:val="CommentReference"/>
               </w:rPr>
-              <w:commentReference w:id="89"/>
+              <w:commentReference w:id="102"/>
             </w:r>
           </w:p>
           <w:p>
@@ -6113,7 +6309,7 @@
                 <w:szCs w:val="24"/>
               </w:rPr>
             </w:pPr>
-            <w:commentRangeStart w:id="90"/>
+            <w:commentRangeStart w:id="103"/>
             <w:r>
               <w:rPr>
                 <w:sz w:val="24"/>
@@ -6121,12 +6317,12 @@
               </w:rPr>
               <w:t xml:space="preserve">ОКПО __________</w:t>
             </w:r>
-            <w:commentRangeEnd w:id="90"/>
+            <w:commentRangeEnd w:id="103"/>
             <w:r>
               <w:rPr>
                 <w:rStyle w:val="CommentReference"/>
               </w:rPr>
-              <w:commentReference w:id="90"/>
+              <w:commentReference w:id="103"/>
             </w:r>
           </w:p>
           <w:p>
@@ -6136,7 +6332,7 @@
                 <w:szCs w:val="24"/>
               </w:rPr>
             </w:pPr>
-            <w:commentRangeStart w:id="91"/>
+            <w:commentRangeStart w:id="104"/>
             <w:r>
               <w:rPr>
                 <w:sz w:val="24"/>
@@ -6144,12 +6340,12 @@
               </w:rPr>
               <w:t xml:space="preserve">Тел.: {{ customer_phone }}</w:t>
             </w:r>
-            <w:commentRangeEnd w:id="91"/>
+            <w:commentRangeEnd w:id="104"/>
             <w:r>
               <w:rPr>
                 <w:rStyle w:val="CommentReference"/>
               </w:rPr>
-              <w:commentReference w:id="91"/>
+              <w:commentReference w:id="104"/>
             </w:r>
           </w:p>
           <w:p>
@@ -6159,7 +6355,7 @@
                 <w:szCs w:val="24"/>
               </w:rPr>
             </w:pPr>
-            <w:commentRangeStart w:id="92"/>
+            <w:commentRangeStart w:id="105"/>
             <w:r>
               <w:rPr>
                 <w:sz w:val="24"/>
@@ -6167,12 +6363,12 @@
               </w:rPr>
               <w:t xml:space="preserve">Эл.почта: {{ customer_email }}</w:t>
             </w:r>
-            <w:commentRangeEnd w:id="92"/>
+            <w:commentRangeEnd w:id="105"/>
             <w:r>
               <w:rPr>
                 <w:rStyle w:val="CommentReference"/>
               </w:rPr>
-              <w:commentReference w:id="92"/>
+              <w:commentReference w:id="105"/>
             </w:r>
           </w:p>
           <w:p>
@@ -6190,7 +6386,7 @@
                 <w:szCs w:val="24"/>
               </w:rPr>
             </w:pPr>
-            <w:commentRangeStart w:id="93"/>
+            <w:commentRangeStart w:id="106"/>
             <w:r>
               <w:rPr>
                 <w:sz w:val="24"/>
@@ -6198,12 +6394,12 @@
               </w:rPr>
               <w:t xml:space="preserve">{{ customer_signatory_position }}</w:t>
             </w:r>
-            <w:commentRangeEnd w:id="93"/>
+            <w:commentRangeEnd w:id="106"/>
             <w:r>
               <w:rPr>
                 <w:rStyle w:val="CommentReference"/>
               </w:rPr>
-              <w:commentReference w:id="93"/>
+              <w:commentReference w:id="106"/>
             </w:r>
           </w:p>
           <w:p>
@@ -6221,7 +6417,7 @@
                 <w:szCs w:val="24"/>
               </w:rPr>
             </w:pPr>
-            <w:commentRangeStart w:id="94"/>
+            <w:commentRangeStart w:id="107"/>
             <w:r>
               <w:rPr>
                 <w:sz w:val="24"/>
@@ -6229,12 +6425,12 @@
               </w:rPr>
               <w:t xml:space="preserve">_________________ / {{ customer_signatory_name_initials }}</w:t>
             </w:r>
-            <w:commentRangeEnd w:id="94"/>
+            <w:commentRangeEnd w:id="107"/>
             <w:r>
               <w:rPr>
                 <w:rStyle w:val="CommentReference"/>
               </w:rPr>
-              <w:commentReference w:id="94"/>
+              <w:commentReference w:id="107"/>
             </w:r>
           </w:p>
           <w:p>
@@ -6283,7 +6479,7 @@
                 <w:szCs w:val="24"/>
               </w:rPr>
             </w:pPr>
-            <w:commentRangeStart w:id="95"/>
+            <w:commentRangeStart w:id="108"/>
             <w:r>
               <w:rPr>
                 <w:sz w:val="24"/>
@@ -6291,12 +6487,12 @@
               </w:rPr>
               <w:t xml:space="preserve">Наименование: {{ contractor_full_name }}</w:t>
             </w:r>
-            <w:commentRangeEnd w:id="95"/>
+            <w:commentRangeEnd w:id="108"/>
             <w:r>
               <w:rPr>
                 <w:rStyle w:val="CommentReference"/>
               </w:rPr>
-              <w:commentReference w:id="95"/>
+              <w:commentReference w:id="108"/>
             </w:r>
           </w:p>
           <w:p>
@@ -6306,7 +6502,7 @@
                 <w:szCs w:val="24"/>
               </w:rPr>
             </w:pPr>
-            <w:commentRangeStart w:id="96"/>
+            <w:commentRangeStart w:id="109"/>
             <w:r>
               <w:rPr>
                 <w:sz w:val="24"/>
@@ -6314,12 +6510,12 @@
               </w:rPr>
               <w:t xml:space="preserve">Адрес местонахождения: {{ contractor_address }}</w:t>
             </w:r>
-            <w:commentRangeEnd w:id="96"/>
+            <w:commentRangeEnd w:id="109"/>
             <w:r>
               <w:rPr>
                 <w:rStyle w:val="CommentReference"/>
               </w:rPr>
-              <w:commentReference w:id="96"/>
+              <w:commentReference w:id="109"/>
             </w:r>
           </w:p>
           <w:p>
@@ -6329,7 +6525,7 @@
                 <w:szCs w:val="24"/>
               </w:rPr>
             </w:pPr>
-            <w:commentRangeStart w:id="97"/>
+            <w:commentRangeStart w:id="110"/>
             <w:r>
               <w:rPr>
                 <w:sz w:val="24"/>
@@ -6337,12 +6533,12 @@
               </w:rPr>
               <w:t xml:space="preserve">Почтовый адрес: {{ contractor_postal_address }}</w:t>
             </w:r>
-            <w:commentRangeEnd w:id="97"/>
+            <w:commentRangeEnd w:id="110"/>
             <w:r>
               <w:rPr>
                 <w:rStyle w:val="CommentReference"/>
               </w:rPr>
-              <w:commentReference w:id="97"/>
+              <w:commentReference w:id="110"/>
             </w:r>
           </w:p>
           <w:p>
@@ -6355,16 +6551,16 @@
                 <w:highlight w:val="yellow"/>
               </w:rPr>
             </w:pPr>
-            <w:commentRangeStart w:id="98"/>
+            <w:commentRangeStart w:id="111"/>
             <w:r>
               <w:t>{%p if contractor_org_type != 'ИП' %}</w:t>
             </w:r>
-            <w:commentRangeEnd w:id="98"/>
+            <w:commentRangeEnd w:id="111"/>
             <w:r>
               <w:rPr>
                 <w:rStyle w:val="CommentReference"/>
               </w:rPr>
-              <w:commentReference w:id="98"/>
+              <w:commentReference w:id="111"/>
             </w:r>
           </w:p>
           <w:p>
@@ -6377,8 +6573,8 @@
                 <w:highlight w:val="yellow"/>
               </w:rPr>
             </w:pPr>
-            <w:commentRangeStart w:id="99"/>
-            <w:commentRangeStart w:id="100"/>
+            <w:commentRangeStart w:id="112"/>
+            <w:commentRangeStart w:id="113"/>
             <w:r>
               <w:rPr>
                 <w:i/>
@@ -6389,19 +6585,19 @@
               </w:rPr>
               <w:t xml:space="preserve">ИНН/КПП {{ contractor_inn or '__________' }}/{{ contractor_kpp or '__________' }}</w:t>
             </w:r>
-            <w:commentRangeEnd w:id="100"/>
+            <w:commentRangeEnd w:id="113"/>
             <w:r>
               <w:rPr>
                 <w:rStyle w:val="CommentReference"/>
               </w:rPr>
-              <w:commentReference w:id="100"/>
+              <w:commentReference w:id="113"/>
             </w:r>
-            <w:commentRangeEnd w:id="99"/>
+            <w:commentRangeEnd w:id="112"/>
             <w:r>
               <w:rPr>
                 <w:rStyle w:val="CommentReference"/>
               </w:rPr>
-              <w:commentReference w:id="99"/>
+              <w:commentReference w:id="112"/>
             </w:r>
           </w:p>
           <w:p>
@@ -6413,7 +6609,7 @@
                 <w:szCs w:val="24"/>
               </w:rPr>
             </w:pPr>
-            <w:commentRangeStart w:id="101"/>
+            <w:commentRangeStart w:id="114"/>
             <w:r>
               <w:rPr>
                 <w:i/>
@@ -6424,12 +6620,12 @@
               </w:rPr>
               <w:t xml:space="preserve">ОГРН {{ contractor_ogrn or '__________' }}</w:t>
             </w:r>
-            <w:commentRangeEnd w:id="101"/>
+            <w:commentRangeEnd w:id="114"/>
             <w:r>
               <w:rPr>
                 <w:rStyle w:val="CommentReference"/>
               </w:rPr>
-              <w:commentReference w:id="101"/>
+              <w:commentReference w:id="114"/>
             </w:r>
           </w:p>
           <w:p>
@@ -6441,16 +6637,16 @@
                 <w:szCs w:val="24"/>
               </w:rPr>
             </w:pPr>
-            <w:commentRangeStart w:id="102"/>
+            <w:commentRangeStart w:id="115"/>
             <w:r>
               <w:t>{%p else %}</w:t>
             </w:r>
-            <w:commentRangeEnd w:id="102"/>
+            <w:commentRangeEnd w:id="115"/>
             <w:r>
               <w:rPr>
                 <w:rStyle w:val="CommentReference"/>
               </w:rPr>
-              <w:commentReference w:id="102"/>
+              <w:commentReference w:id="115"/>
             </w:r>
           </w:p>
           <w:p>
@@ -6471,7 +6667,7 @@
                 <w:highlight w:val="yellow"/>
               </w:rPr>
             </w:pPr>
-            <w:commentRangeStart w:id="103"/>
+            <w:commentRangeStart w:id="116"/>
             <w:r>
               <w:rPr>
                 <w:i/>
@@ -6482,12 +6678,12 @@
               </w:rPr>
               <w:t xml:space="preserve">ИНН {{ contractor_inn or '__________' }}</w:t>
             </w:r>
-            <w:commentRangeEnd w:id="103"/>
+            <w:commentRangeEnd w:id="116"/>
             <w:r>
               <w:rPr>
                 <w:rStyle w:val="CommentReference"/>
               </w:rPr>
-              <w:commentReference w:id="103"/>
+              <w:commentReference w:id="116"/>
             </w:r>
           </w:p>
           <w:p>
@@ -6499,7 +6695,7 @@
                 <w:szCs w:val="24"/>
               </w:rPr>
             </w:pPr>
-            <w:commentRangeStart w:id="104"/>
+            <w:commentRangeStart w:id="117"/>
             <w:r>
               <w:rPr>
                 <w:i/>
@@ -6510,12 +6706,12 @@
               </w:rPr>
               <w:t xml:space="preserve">ОГРНИП {{ contractor_ogrnip or '__________' }}</w:t>
             </w:r>
-            <w:commentRangeEnd w:id="104"/>
+            <w:commentRangeEnd w:id="117"/>
             <w:r>
               <w:rPr>
                 <w:rStyle w:val="CommentReference"/>
               </w:rPr>
-              <w:commentReference w:id="104"/>
+              <w:commentReference w:id="117"/>
             </w:r>
           </w:p>
           <w:p>
@@ -6527,16 +6723,16 @@
                 <w:szCs w:val="24"/>
               </w:rPr>
             </w:pPr>
-            <w:commentRangeStart w:id="105"/>
+            <w:commentRangeStart w:id="118"/>
             <w:r>
               <w:t>{%p endif %}</w:t>
             </w:r>
-            <w:commentRangeEnd w:id="105"/>
+            <w:commentRangeEnd w:id="118"/>
             <w:r>
               <w:rPr>
                 <w:rStyle w:val="CommentReference"/>
               </w:rPr>
-              <w:commentReference w:id="105"/>
+              <w:commentReference w:id="118"/>
             </w:r>
           </w:p>
           <w:p>
@@ -6569,7 +6765,7 @@
                 <w:szCs w:val="24"/>
               </w:rPr>
             </w:pPr>
-            <w:commentRangeStart w:id="106"/>
+            <w:commentRangeStart w:id="119"/>
             <w:r>
               <w:rPr>
                 <w:sz w:val="24"/>
@@ -6577,12 +6773,12 @@
               </w:rPr>
               <w:t xml:space="preserve">р/с: {{ contractor_settlement_account or '__________' }}</w:t>
             </w:r>
-            <w:commentRangeEnd w:id="106"/>
+            <w:commentRangeEnd w:id="119"/>
             <w:r>
               <w:rPr>
                 <w:rStyle w:val="CommentReference"/>
               </w:rPr>
-              <w:commentReference w:id="106"/>
+              <w:commentReference w:id="119"/>
             </w:r>
           </w:p>
           <w:p>
@@ -6592,7 +6788,7 @@
                 <w:szCs w:val="24"/>
               </w:rPr>
             </w:pPr>
-            <w:commentRangeStart w:id="107"/>
+            <w:commentRangeStart w:id="120"/>
             <w:r>
               <w:rPr>
                 <w:sz w:val="24"/>
@@ -6600,12 +6796,12 @@
               </w:rPr>
               <w:t xml:space="preserve">в {{ contractor_bank_name or '__________' }}</w:t>
             </w:r>
-            <w:commentRangeEnd w:id="107"/>
+            <w:commentRangeEnd w:id="120"/>
             <w:r>
               <w:rPr>
                 <w:rStyle w:val="CommentReference"/>
               </w:rPr>
-              <w:commentReference w:id="107"/>
+              <w:commentReference w:id="120"/>
             </w:r>
           </w:p>
           <w:p>
@@ -6615,7 +6811,7 @@
                 <w:szCs w:val="24"/>
               </w:rPr>
             </w:pPr>
-            <w:commentRangeStart w:id="108"/>
+            <w:commentRangeStart w:id="121"/>
             <w:r>
               <w:rPr>
                 <w:sz w:val="24"/>
@@ -6623,12 +6819,12 @@
               </w:rPr>
               <w:t xml:space="preserve">БИК: {{ contractor_bik or '__________' }}</w:t>
             </w:r>
-            <w:commentRangeEnd w:id="108"/>
+            <w:commentRangeEnd w:id="121"/>
             <w:r>
               <w:rPr>
                 <w:rStyle w:val="CommentReference"/>
               </w:rPr>
-              <w:commentReference w:id="108"/>
+              <w:commentReference w:id="121"/>
             </w:r>
           </w:p>
           <w:p>
@@ -6638,7 +6834,7 @@
                 <w:szCs w:val="24"/>
               </w:rPr>
             </w:pPr>
-            <w:commentRangeStart w:id="109"/>
+            <w:commentRangeStart w:id="122"/>
             <w:r>
               <w:rPr>
                 <w:sz w:val="24"/>
@@ -6646,12 +6842,12 @@
               </w:rPr>
               <w:t xml:space="preserve">к/с: {{ contractor_correspondent_account or '__________' }}</w:t>
             </w:r>
-            <w:commentRangeEnd w:id="109"/>
+            <w:commentRangeEnd w:id="122"/>
             <w:r>
               <w:rPr>
                 <w:rStyle w:val="CommentReference"/>
               </w:rPr>
-              <w:commentReference w:id="109"/>
+              <w:commentReference w:id="122"/>
             </w:r>
           </w:p>
           <w:p>
@@ -6669,7 +6865,7 @@
                 <w:szCs w:val="24"/>
               </w:rPr>
             </w:pPr>
-            <w:commentRangeStart w:id="110"/>
+            <w:commentRangeStart w:id="123"/>
             <w:r>
               <w:rPr>
                 <w:sz w:val="24"/>
@@ -6677,12 +6873,12 @@
               </w:rPr>
               <w:t xml:space="preserve">Тел.: {{ contractor_phone }}</w:t>
             </w:r>
-            <w:commentRangeEnd w:id="110"/>
+            <w:commentRangeEnd w:id="123"/>
             <w:r>
               <w:rPr>
                 <w:rStyle w:val="CommentReference"/>
               </w:rPr>
-              <w:commentReference w:id="110"/>
+              <w:commentReference w:id="123"/>
             </w:r>
           </w:p>
           <w:p>
@@ -6692,7 +6888,7 @@
                 <w:szCs w:val="24"/>
               </w:rPr>
             </w:pPr>
-            <w:commentRangeStart w:id="111"/>
+            <w:commentRangeStart w:id="124"/>
             <w:r>
               <w:rPr>
                 <w:sz w:val="24"/>
@@ -6700,12 +6896,12 @@
               </w:rPr>
               <w:t xml:space="preserve">Эл.почта: {{ contractor_email }}</w:t>
             </w:r>
-            <w:commentRangeEnd w:id="111"/>
+            <w:commentRangeEnd w:id="124"/>
             <w:r>
               <w:rPr>
                 <w:rStyle w:val="CommentReference"/>
               </w:rPr>
-              <w:commentReference w:id="111"/>
+              <w:commentReference w:id="124"/>
             </w:r>
           </w:p>
           <w:p>
@@ -6743,7 +6939,7 @@
                 <w:szCs w:val="24"/>
               </w:rPr>
             </w:pPr>
-            <w:commentRangeStart w:id="112"/>
+            <w:commentRangeStart w:id="125"/>
             <w:r>
               <w:rPr>
                 <w:sz w:val="24"/>
@@ -6751,12 +6947,12 @@
               </w:rPr>
               <w:t xml:space="preserve">____________________ / {{ contractor_signatory_initials }}</w:t>
             </w:r>
-            <w:commentRangeEnd w:id="112"/>
+            <w:commentRangeEnd w:id="125"/>
             <w:r>
               <w:rPr>
                 <w:rStyle w:val="CommentReference"/>
               </w:rPr>
-              <w:commentReference w:id="112"/>
+              <w:commentReference w:id="125"/>
             </w:r>
           </w:p>
           <w:p>
@@ -6835,10 +7031,10 @@
           <w:szCs w:val="24"/>
         </w:rPr>
       </w:pPr>
-      <w:commentRangeStart w:id="71"/>
-      <w:commentRangeStart w:id="72"/>
-      <w:commentRangeStart w:id="73"/>
-      <w:commentRangeStart w:id="74"/>
+      <w:commentRangeStart w:id="84"/>
+      <w:commentRangeStart w:id="85"/>
+      <w:commentRangeStart w:id="86"/>
+      <w:commentRangeStart w:id="87"/>
       <w:r>
         <w:rPr>
           <w:sz w:val="24"/>
@@ -6846,33 +7042,33 @@
         </w:rPr>
         <w:t xml:space="preserve">от «{{ contract_date_day }}» {{ contract_date_month }} {{ contract_date_year }} г. № {{ contract_number }}</w:t>
       </w:r>
-      <w:commentRangeEnd w:id="74"/>
-      <w:r>
-        <w:rPr>
-          <w:rStyle w:val="CommentReference"/>
-        </w:rPr>
-        <w:commentReference w:id="74"/>
-      </w:r>
-      <w:commentRangeEnd w:id="73"/>
-      <w:r>
-        <w:rPr>
-          <w:rStyle w:val="CommentReference"/>
-        </w:rPr>
-        <w:commentReference w:id="73"/>
-      </w:r>
-      <w:commentRangeEnd w:id="72"/>
-      <w:r>
-        <w:rPr>
-          <w:rStyle w:val="CommentReference"/>
-        </w:rPr>
-        <w:commentReference w:id="72"/>
-      </w:r>
-      <w:commentRangeEnd w:id="71"/>
-      <w:r>
-        <w:rPr>
-          <w:rStyle w:val="CommentReference"/>
-        </w:rPr>
-        <w:commentReference w:id="71"/>
+      <w:commentRangeEnd w:id="87"/>
+      <w:r>
+        <w:rPr>
+          <w:rStyle w:val="CommentReference"/>
+        </w:rPr>
+        <w:commentReference w:id="87"/>
+      </w:r>
+      <w:commentRangeEnd w:id="86"/>
+      <w:r>
+        <w:rPr>
+          <w:rStyle w:val="CommentReference"/>
+        </w:rPr>
+        <w:commentReference w:id="86"/>
+      </w:r>
+      <w:commentRangeEnd w:id="85"/>
+      <w:r>
+        <w:rPr>
+          <w:rStyle w:val="CommentReference"/>
+        </w:rPr>
+        <w:commentReference w:id="85"/>
+      </w:r>
+      <w:commentRangeEnd w:id="84"/>
+      <w:r>
+        <w:rPr>
+          <w:rStyle w:val="CommentReference"/>
+        </w:rPr>
+        <w:commentReference w:id="84"/>
       </w:r>
     </w:p>
     <w:p>
@@ -7360,7 +7556,7 @@
                 <w:szCs w:val="24"/>
               </w:rPr>
             </w:pPr>
-            <w:commentRangeStart w:id="113"/>
+            <w:commentRangeStart w:id="126"/>
             <w:r>
               <w:rPr>
                 <w:sz w:val="24"/>
@@ -7368,12 +7564,12 @@
               </w:rPr>
               <w:t xml:space="preserve">{{ customer_short_name }}</w:t>
             </w:r>
-            <w:commentRangeEnd w:id="113"/>
+            <w:commentRangeEnd w:id="126"/>
             <w:r>
               <w:rPr>
                 <w:rStyle w:val="CommentReference"/>
               </w:rPr>
-              <w:commentReference w:id="113"/>
+              <w:commentReference w:id="126"/>
             </w:r>
           </w:p>
           <w:p>
@@ -7391,7 +7587,7 @@
                 <w:szCs w:val="24"/>
               </w:rPr>
             </w:pPr>
-            <w:commentRangeStart w:id="114"/>
+            <w:commentRangeStart w:id="127"/>
             <w:r>
               <w:rPr>
                 <w:sz w:val="24"/>
@@ -7399,12 +7595,12 @@
               </w:rPr>
               <w:t xml:space="preserve">{{ customer_signatory_position }}</w:t>
             </w:r>
-            <w:commentRangeEnd w:id="114"/>
+            <w:commentRangeEnd w:id="127"/>
             <w:r>
               <w:rPr>
                 <w:rStyle w:val="CommentReference"/>
               </w:rPr>
-              <w:commentReference w:id="114"/>
+              <w:commentReference w:id="127"/>
             </w:r>
           </w:p>
           <w:p>
@@ -7430,7 +7626,7 @@
                 <w:szCs w:val="24"/>
               </w:rPr>
             </w:pPr>
-            <w:commentRangeStart w:id="115"/>
+            <w:commentRangeStart w:id="128"/>
             <w:r>
               <w:rPr>
                 <w:sz w:val="24"/>
@@ -7438,12 +7634,12 @@
               </w:rPr>
               <w:t xml:space="preserve">_________________ / {{ customer_signatory_name_initials }}</w:t>
             </w:r>
-            <w:commentRangeEnd w:id="115"/>
+            <w:commentRangeEnd w:id="128"/>
             <w:r>
               <w:rPr>
                 <w:rStyle w:val="CommentReference"/>
               </w:rPr>
-              <w:commentReference w:id="115"/>
+              <w:commentReference w:id="128"/>
             </w:r>
           </w:p>
           <w:p>
@@ -7488,7 +7684,7 @@
                 <w:szCs w:val="24"/>
               </w:rPr>
             </w:pPr>
-            <w:commentRangeStart w:id="116"/>
+            <w:commentRangeStart w:id="129"/>
             <w:r>
               <w:rPr>
                 <w:sz w:val="24"/>
@@ -7496,12 +7692,12 @@
               </w:rPr>
               <w:t xml:space="preserve">Наименование {{ contractor_full_name }}</w:t>
             </w:r>
-            <w:commentRangeEnd w:id="116"/>
+            <w:commentRangeEnd w:id="129"/>
             <w:r>
               <w:rPr>
                 <w:rStyle w:val="CommentReference"/>
               </w:rPr>
-              <w:commentReference w:id="116"/>
+              <w:commentReference w:id="129"/>
             </w:r>
           </w:p>
           <w:p>
@@ -7547,7 +7743,7 @@
                 <w:szCs w:val="24"/>
               </w:rPr>
             </w:pPr>
-            <w:commentRangeStart w:id="117"/>
+            <w:commentRangeStart w:id="130"/>
             <w:r>
               <w:rPr>
                 <w:sz w:val="24"/>
@@ -7555,12 +7751,12 @@
               </w:rPr>
               <w:t xml:space="preserve">_________________ / {{ contractor_signatory_initials }}</w:t>
             </w:r>
-            <w:commentRangeEnd w:id="117"/>
+            <w:commentRangeEnd w:id="130"/>
             <w:r>
               <w:rPr>
                 <w:rStyle w:val="CommentReference"/>
               </w:rPr>
-              <w:commentReference w:id="117"/>
+              <w:commentReference w:id="130"/>
             </w:r>
           </w:p>
           <w:p>
@@ -7693,10 +7889,10 @@
           <w:szCs w:val="24"/>
         </w:rPr>
       </w:pPr>
-      <w:commentRangeStart w:id="75"/>
-      <w:commentRangeStart w:id="76"/>
-      <w:commentRangeStart w:id="77"/>
-      <w:commentRangeStart w:id="78"/>
+      <w:commentRangeStart w:id="88"/>
+      <w:commentRangeStart w:id="89"/>
+      <w:commentRangeStart w:id="90"/>
+      <w:commentRangeStart w:id="91"/>
       <w:r>
         <w:rPr>
           <w:sz w:val="24"/>
@@ -7704,33 +7900,33 @@
         </w:rPr>
         <w:t xml:space="preserve">от «{{ contract_date_day }}» {{ contract_date_month }} {{ contract_date_year }} г. № {{ contract_number }}</w:t>
       </w:r>
-      <w:commentRangeEnd w:id="78"/>
-      <w:r>
-        <w:rPr>
-          <w:rStyle w:val="CommentReference"/>
-        </w:rPr>
-        <w:commentReference w:id="78"/>
-      </w:r>
-      <w:commentRangeEnd w:id="77"/>
-      <w:r>
-        <w:rPr>
-          <w:rStyle w:val="CommentReference"/>
-        </w:rPr>
-        <w:commentReference w:id="77"/>
-      </w:r>
-      <w:commentRangeEnd w:id="76"/>
-      <w:r>
-        <w:rPr>
-          <w:rStyle w:val="CommentReference"/>
-        </w:rPr>
-        <w:commentReference w:id="76"/>
-      </w:r>
-      <w:commentRangeEnd w:id="75"/>
-      <w:r>
-        <w:rPr>
-          <w:rStyle w:val="CommentReference"/>
-        </w:rPr>
-        <w:commentReference w:id="75"/>
+      <w:commentRangeEnd w:id="91"/>
+      <w:r>
+        <w:rPr>
+          <w:rStyle w:val="CommentReference"/>
+        </w:rPr>
+        <w:commentReference w:id="91"/>
+      </w:r>
+      <w:commentRangeEnd w:id="90"/>
+      <w:r>
+        <w:rPr>
+          <w:rStyle w:val="CommentReference"/>
+        </w:rPr>
+        <w:commentReference w:id="90"/>
+      </w:r>
+      <w:commentRangeEnd w:id="89"/>
+      <w:r>
+        <w:rPr>
+          <w:rStyle w:val="CommentReference"/>
+        </w:rPr>
+        <w:commentReference w:id="89"/>
+      </w:r>
+      <w:commentRangeEnd w:id="88"/>
+      <w:r>
+        <w:rPr>
+          <w:rStyle w:val="CommentReference"/>
+        </w:rPr>
+        <w:commentReference w:id="88"/>
       </w:r>
     </w:p>
     <w:p>
@@ -8231,11 +8427,59 @@
         <w:annotationRef/>
       </w:r>
       <w:r>
+        <w:t>Печатается, если в карточке субсидии заполнен текст соглашения. Пустое поле — пункта не будет</w:t>
+      </w:r>
+    </w:p>
+  </w:comment>
+  <w:comment w:id="30" w:author="Подсказка" w:initials="П" w:date="2026-01-01T00:00:00Z">
+    <w:p>
+      <w:pPr>
+        <w:pStyle w:val="CommentText"/>
+      </w:pPr>
+      <w:r>
+        <w:rPr>
+          <w:rStyle w:val="CommentReference"/>
+        </w:rPr>
+        <w:annotationRef/>
+      </w:r>
+      <w:r>
+        <w:t>Большой текст соглашения. Пример: (многострочный текст)</w:t>
+      </w:r>
+    </w:p>
+  </w:comment>
+  <w:comment w:id="31" w:author="Подсказка" w:initials="П" w:date="2026-01-01T00:00:00Z">
+    <w:p>
+      <w:pPr>
+        <w:pStyle w:val="CommentText"/>
+      </w:pPr>
+      <w:r>
+        <w:rPr>
+          <w:rStyle w:val="CommentReference"/>
+        </w:rPr>
+        <w:annotationRef/>
+      </w:r>
+      <w:r>
+        <w:t>Иначе — противоположный случай к условию выше</w:t>
+      </w:r>
+    </w:p>
+  </w:comment>
+  <w:comment w:id="32" w:author="Подсказка" w:initials="П" w:date="2026-01-01T00:00:00Z">
+    <w:p>
+      <w:pPr>
+        <w:pStyle w:val="CommentText"/>
+      </w:pPr>
+      <w:r>
+        <w:rPr>
+          <w:rStyle w:val="CommentReference"/>
+        </w:rPr>
+        <w:annotationRef/>
+      </w:r>
+      <w:r>
         <w:t>Краткое наименование Заказчика (из карточки организации). Пример: АНО «Пример»</w:t>
       </w:r>
     </w:p>
   </w:comment>
-  <w:comment w:id="30" w:author="Подсказка" w:initials="П" w:date="2026-01-01T00:00:00Z">
+  <w:comment w:id="33" w:author="Подсказка" w:initials="П" w:date="2026-01-01T00:00:00Z">
     <w:p>
       <w:pPr>
         <w:pStyle w:val="CommentText"/>
@@ -8251,7 +8495,7 @@
       </w:r>
     </w:p>
   </w:comment>
-  <w:comment w:id="31" w:author="Подсказка" w:initials="П" w:date="2026-01-01T00:00:00Z">
+  <w:comment w:id="34" w:author="Подсказка" w:initials="П" w:date="2026-01-01T00:00:00Z">
     <w:p>
       <w:pPr>
         <w:pStyle w:val="CommentText"/>
@@ -8267,7 +8511,7 @@
       </w:r>
     </w:p>
   </w:comment>
-  <w:comment w:id="32" w:author="Подсказка" w:initials="П" w:date="2026-01-01T00:00:00Z">
+  <w:comment w:id="35" w:author="Подсказка" w:initials="П" w:date="2026-01-01T00:00:00Z">
     <w:p>
       <w:pPr>
         <w:pStyle w:val="CommentText"/>
@@ -8283,7 +8527,23 @@
       </w:r>
     </w:p>
   </w:comment>
-  <w:comment w:id="33" w:author="Подсказка" w:initials="П" w:date="2026-01-01T00:00:00Z">
+  <w:comment w:id="36" w:author="Подсказка" w:initials="П" w:date="2026-01-01T00:00:00Z">
+    <w:p>
+      <w:pPr>
+        <w:pStyle w:val="CommentText"/>
+      </w:pPr>
+      <w:r>
+        <w:rPr>
+          <w:rStyle w:val="CommentReference"/>
+        </w:rPr>
+        <w:annotationRef/>
+      </w:r>
+      <w:r>
+        <w:t>Конец условия</w:t>
+      </w:r>
+    </w:p>
+  </w:comment>
+  <w:comment w:id="37" w:author="Подсказка" w:initials="П" w:date="2026-01-01T00:00:00Z">
     <w:p>
       <w:pPr>
         <w:pStyle w:val="CommentText"/>
@@ -8299,7 +8559,7 @@
       </w:r>
     </w:p>
   </w:comment>
-  <w:comment w:id="34" w:author="Подсказка" w:initials="П" w:date="2026-01-01T00:00:00Z">
+  <w:comment w:id="38" w:author="Подсказка" w:initials="П" w:date="2026-01-01T00:00:00Z">
     <w:p>
       <w:pPr>
         <w:pStyle w:val="CommentText"/>
@@ -8315,7 +8575,7 @@
       </w:r>
     </w:p>
   </w:comment>
-  <w:comment w:id="35" w:author="Подсказка" w:initials="П" w:date="2026-01-01T00:00:00Z">
+  <w:comment w:id="39" w:author="Подсказка" w:initials="П" w:date="2026-01-01T00:00:00Z">
     <w:p>
       <w:pPr>
         <w:pStyle w:val="CommentText"/>
@@ -8331,7 +8591,7 @@
       </w:r>
     </w:p>
   </w:comment>
-  <w:comment w:id="36" w:author="Подсказка" w:initials="П" w:date="2026-01-01T00:00:00Z">
+  <w:comment w:id="40" w:author="Подсказка" w:initials="П" w:date="2026-01-01T00:00:00Z">
     <w:p>
       <w:pPr>
         <w:pStyle w:val="CommentText"/>
@@ -8347,7 +8607,7 @@
       </w:r>
     </w:p>
   </w:comment>
-  <w:comment w:id="37" w:author="Подсказка" w:initials="П" w:date="2026-01-01T00:00:00Z">
+  <w:comment w:id="41" w:author="Подсказка" w:initials="П" w:date="2026-01-01T00:00:00Z">
     <w:p>
       <w:pPr>
         <w:pStyle w:val="CommentText"/>
@@ -8363,7 +8623,7 @@
       </w:r>
     </w:p>
   </w:comment>
-  <w:comment w:id="38" w:author="Подсказка" w:initials="П" w:date="2026-01-01T00:00:00Z">
+  <w:comment w:id="42" w:author="Подсказка" w:initials="П" w:date="2026-01-01T00:00:00Z">
     <w:p>
       <w:pPr>
         <w:pStyle w:val="CommentText"/>
@@ -8379,7 +8639,7 @@
       </w:r>
     </w:p>
   </w:comment>
-  <w:comment w:id="39" w:author="Подсказка" w:initials="П" w:date="2026-01-01T00:00:00Z">
+  <w:comment w:id="43" w:author="Подсказка" w:initials="П" w:date="2026-01-01T00:00:00Z">
     <w:p>
       <w:pPr>
         <w:pStyle w:val="CommentText"/>
@@ -8395,7 +8655,7 @@
       </w:r>
     </w:p>
   </w:comment>
-  <w:comment w:id="40" w:author="Подсказка" w:initials="П" w:date="2026-01-01T00:00:00Z">
+  <w:comment w:id="44" w:author="Подсказка" w:initials="П" w:date="2026-01-01T00:00:00Z">
     <w:p>
       <w:pPr>
         <w:pStyle w:val="CommentText"/>
@@ -8411,7 +8671,7 @@
       </w:r>
     </w:p>
   </w:comment>
-  <w:comment w:id="41" w:author="Подсказка" w:initials="П" w:date="2026-01-01T00:00:00Z">
+  <w:comment w:id="45" w:author="Подсказка" w:initials="П" w:date="2026-01-01T00:00:00Z">
     <w:p>
       <w:pPr>
         <w:pStyle w:val="CommentText"/>
@@ -8427,7 +8687,7 @@
       </w:r>
     </w:p>
   </w:comment>
-  <w:comment w:id="42" w:author="Подсказка" w:initials="П" w:date="2026-01-01T00:00:00Z">
+  <w:comment w:id="46" w:author="Подсказка" w:initials="П" w:date="2026-01-01T00:00:00Z">
     <w:p>
       <w:pPr>
         <w:pStyle w:val="CommentText"/>
@@ -8443,7 +8703,7 @@
       </w:r>
     </w:p>
   </w:comment>
-  <w:comment w:id="43" w:author="Подсказка" w:initials="П" w:date="2026-01-01T00:00:00Z">
+  <w:comment w:id="47" w:author="Подсказка" w:initials="П" w:date="2026-01-01T00:00:00Z">
     <w:p>
       <w:pPr>
         <w:pStyle w:val="CommentText"/>
@@ -8459,7 +8719,7 @@
       </w:r>
     </w:p>
   </w:comment>
-  <w:comment w:id="44" w:author="Подсказка" w:initials="П" w:date="2026-01-01T00:00:00Z">
+  <w:comment w:id="48" w:author="Подсказка" w:initials="П" w:date="2026-01-01T00:00:00Z">
     <w:p>
       <w:pPr>
         <w:pStyle w:val="CommentText"/>
@@ -8475,7 +8735,7 @@
       </w:r>
     </w:p>
   </w:comment>
-  <w:comment w:id="45" w:author="Подсказка" w:initials="П" w:date="2026-01-01T00:00:00Z">
+  <w:comment w:id="49" w:author="Подсказка" w:initials="П" w:date="2026-01-01T00:00:00Z">
     <w:p>
       <w:pPr>
         <w:pStyle w:val="CommentText"/>
@@ -8491,7 +8751,7 @@
       </w:r>
     </w:p>
   </w:comment>
-  <w:comment w:id="46" w:author="Подсказка" w:initials="П" w:date="2026-01-01T00:00:00Z">
+  <w:comment w:id="50" w:author="Подсказка" w:initials="П" w:date="2026-01-01T00:00:00Z">
     <w:p>
       <w:pPr>
         <w:pStyle w:val="CommentText"/>
@@ -8507,7 +8767,7 @@
       </w:r>
     </w:p>
   </w:comment>
-  <w:comment w:id="47" w:author="Подсказка" w:initials="П" w:date="2026-01-01T00:00:00Z">
+  <w:comment w:id="51" w:author="Подсказка" w:initials="П" w:date="2026-01-01T00:00:00Z">
     <w:p>
       <w:pPr>
         <w:pStyle w:val="CommentText"/>
@@ -8523,7 +8783,7 @@
       </w:r>
     </w:p>
   </w:comment>
-  <w:comment w:id="48" w:author="Подсказка" w:initials="П" w:date="2026-01-01T00:00:00Z">
+  <w:comment w:id="52" w:author="Подсказка" w:initials="П" w:date="2026-01-01T00:00:00Z">
     <w:p>
       <w:pPr>
         <w:pStyle w:val="CommentText"/>
@@ -8539,7 +8799,7 @@
       </w:r>
     </w:p>
   </w:comment>
-  <w:comment w:id="49" w:author="Подсказка" w:initials="П" w:date="2026-01-01T00:00:00Z">
+  <w:comment w:id="53" w:author="Подсказка" w:initials="П" w:date="2026-01-01T00:00:00Z">
     <w:p>
       <w:pPr>
         <w:pStyle w:val="CommentText"/>
@@ -8555,7 +8815,7 @@
       </w:r>
     </w:p>
   </w:comment>
-  <w:comment w:id="50" w:author="Подсказка" w:initials="П" w:date="2026-01-01T00:00:00Z">
+  <w:comment w:id="54" w:author="Подсказка" w:initials="П" w:date="2026-01-01T00:00:00Z">
     <w:p>
       <w:pPr>
         <w:pStyle w:val="CommentText"/>
@@ -8571,7 +8831,7 @@
       </w:r>
     </w:p>
   </w:comment>
-  <w:comment w:id="51" w:author="Подсказка" w:initials="П" w:date="2026-01-01T00:00:00Z">
+  <w:comment w:id="55" w:author="Подсказка" w:initials="П" w:date="2026-01-01T00:00:00Z">
     <w:p>
       <w:pPr>
         <w:pStyle w:val="CommentText"/>
@@ -8587,7 +8847,7 @@
       </w:r>
     </w:p>
   </w:comment>
-  <w:comment w:id="52" w:author="Подсказка" w:initials="П" w:date="2026-01-01T00:00:00Z">
+  <w:comment w:id="56" w:author="Подсказка" w:initials="П" w:date="2026-01-01T00:00:00Z">
     <w:p>
       <w:pPr>
         <w:pStyle w:val="CommentText"/>
@@ -8603,7 +8863,7 @@
       </w:r>
     </w:p>
   </w:comment>
-  <w:comment w:id="53" w:author="Подсказка" w:initials="П" w:date="2026-01-01T00:00:00Z">
+  <w:comment w:id="57" w:author="Подсказка" w:initials="П" w:date="2026-01-01T00:00:00Z">
     <w:p>
       <w:pPr>
         <w:pStyle w:val="CommentText"/>
@@ -8619,7 +8879,7 @@
       </w:r>
     </w:p>
   </w:comment>
-  <w:comment w:id="54" w:author="Подсказка" w:initials="П" w:date="2026-01-01T00:00:00Z">
+  <w:comment w:id="58" w:author="Подсказка" w:initials="П" w:date="2026-01-01T00:00:00Z">
     <w:p>
       <w:pPr>
         <w:pStyle w:val="CommentText"/>
@@ -8635,7 +8895,7 @@
       </w:r>
     </w:p>
   </w:comment>
-  <w:comment w:id="55" w:author="Подсказка" w:initials="П" w:date="2026-01-01T00:00:00Z">
+  <w:comment w:id="59" w:author="Подсказка" w:initials="П" w:date="2026-01-01T00:00:00Z">
     <w:p>
       <w:pPr>
         <w:pStyle w:val="CommentText"/>
@@ -8651,7 +8911,7 @@
       </w:r>
     </w:p>
   </w:comment>
-  <w:comment w:id="56" w:author="Подсказка" w:initials="П" w:date="2026-01-01T00:00:00Z">
+  <w:comment w:id="60" w:author="Подсказка" w:initials="П" w:date="2026-01-01T00:00:00Z">
     <w:p>
       <w:pPr>
         <w:pStyle w:val="CommentText"/>
@@ -8667,7 +8927,7 @@
       </w:r>
     </w:p>
   </w:comment>
-  <w:comment w:id="57" w:author="Подсказка" w:initials="П" w:date="2026-01-01T00:00:00Z">
+  <w:comment w:id="61" w:author="Подсказка" w:initials="П" w:date="2026-01-01T00:00:00Z">
     <w:p>
       <w:pPr>
         <w:pStyle w:val="CommentText"/>
@@ -8683,7 +8943,7 @@
       </w:r>
     </w:p>
   </w:comment>
-  <w:comment w:id="58" w:author="Подсказка" w:initials="П" w:date="2026-01-01T00:00:00Z">
+  <w:comment w:id="62" w:author="Подсказка" w:initials="П" w:date="2026-01-01T00:00:00Z">
     <w:p>
       <w:pPr>
         <w:pStyle w:val="CommentText"/>
@@ -8699,7 +8959,7 @@
       </w:r>
     </w:p>
   </w:comment>
-  <w:comment w:id="59" w:author="Подсказка" w:initials="П" w:date="2026-01-01T00:00:00Z">
+  <w:comment w:id="63" w:author="Подсказка" w:initials="П" w:date="2026-01-01T00:00:00Z">
     <w:p>
       <w:pPr>
         <w:pStyle w:val="CommentText"/>
@@ -8715,7 +8975,7 @@
       </w:r>
     </w:p>
   </w:comment>
-  <w:comment w:id="60" w:author="Подсказка" w:initials="П" w:date="2026-01-01T00:00:00Z">
+  <w:comment w:id="64" w:author="Подсказка" w:initials="П" w:date="2026-01-01T00:00:00Z">
     <w:p>
       <w:pPr>
         <w:pStyle w:val="CommentText"/>
@@ -8731,7 +8991,7 @@
       </w:r>
     </w:p>
   </w:comment>
-  <w:comment w:id="61" w:author="Подсказка" w:initials="П" w:date="2026-01-01T00:00:00Z">
+  <w:comment w:id="65" w:author="Подсказка" w:initials="П" w:date="2026-01-01T00:00:00Z">
     <w:p>
       <w:pPr>
         <w:pStyle w:val="CommentText"/>
@@ -8747,7 +9007,7 @@
       </w:r>
     </w:p>
   </w:comment>
-  <w:comment w:id="62" w:author="Подсказка" w:initials="П" w:date="2026-01-01T00:00:00Z">
+  <w:comment w:id="66" w:author="Подсказка" w:initials="П" w:date="2026-01-01T00:00:00Z">
     <w:p>
       <w:pPr>
         <w:pStyle w:val="CommentText"/>
@@ -8763,7 +9023,7 @@
       </w:r>
     </w:p>
   </w:comment>
-  <w:comment w:id="63" w:author="Подсказка" w:initials="П" w:date="2026-01-01T00:00:00Z">
+  <w:comment w:id="67" w:author="Подсказка" w:initials="П" w:date="2026-01-01T00:00:00Z">
     <w:p>
       <w:pPr>
         <w:pStyle w:val="CommentText"/>
@@ -8779,7 +9039,7 @@
       </w:r>
     </w:p>
   </w:comment>
-  <w:comment w:id="64" w:author="Подсказка" w:initials="П" w:date="2026-01-01T00:00:00Z">
+  <w:comment w:id="68" w:author="Подсказка" w:initials="П" w:date="2026-01-01T00:00:00Z">
     <w:p>
       <w:pPr>
         <w:pStyle w:val="CommentText"/>
@@ -8795,7 +9055,7 @@
       </w:r>
     </w:p>
   </w:comment>
-  <w:comment w:id="65" w:author="Подсказка" w:initials="П" w:date="2026-01-01T00:00:00Z">
+  <w:comment w:id="69" w:author="Подсказка" w:initials="П" w:date="2026-01-01T00:00:00Z">
     <w:p>
       <w:pPr>
         <w:pStyle w:val="CommentText"/>
@@ -8811,7 +9071,7 @@
       </w:r>
     </w:p>
   </w:comment>
-  <w:comment w:id="66" w:author="Подсказка" w:initials="П" w:date="2026-01-01T00:00:00Z">
+  <w:comment w:id="70" w:author="Подсказка" w:initials="П" w:date="2026-01-01T00:00:00Z">
     <w:p>
       <w:pPr>
         <w:pStyle w:val="CommentText"/>
@@ -8827,7 +9087,7 @@
       </w:r>
     </w:p>
   </w:comment>
-  <w:comment w:id="67" w:author="Подсказка" w:initials="П" w:date="2026-01-01T00:00:00Z">
+  <w:comment w:id="71" w:author="Подсказка" w:initials="П" w:date="2026-01-01T00:00:00Z">
     <w:p>
       <w:pPr>
         <w:pStyle w:val="CommentText"/>
@@ -8843,7 +9103,7 @@
       </w:r>
     </w:p>
   </w:comment>
-  <w:comment w:id="68" w:author="Подсказка" w:initials="П" w:date="2026-01-01T00:00:00Z">
+  <w:comment w:id="72" w:author="Подсказка" w:initials="П" w:date="2026-01-01T00:00:00Z">
     <w:p>
       <w:pPr>
         <w:pStyle w:val="CommentText"/>
@@ -8859,7 +9119,7 @@
       </w:r>
     </w:p>
   </w:comment>
-  <w:comment w:id="69" w:author="Подсказка" w:initials="П" w:date="2026-01-01T00:00:00Z">
+  <w:comment w:id="73" w:author="Подсказка" w:initials="П" w:date="2026-01-01T00:00:00Z">
     <w:p>
       <w:pPr>
         <w:pStyle w:val="CommentText"/>
@@ -8875,7 +9135,151 @@
       </w:r>
     </w:p>
   </w:comment>
-  <w:comment w:id="70" w:author="Подсказка" w:initials="П" w:date="2026-01-01T00:00:00Z">
+  <w:comment w:id="74" w:author="Подсказка" w:initials="П" w:date="2026-01-01T00:00:00Z">
+    <w:p>
+      <w:pPr>
+        <w:pStyle w:val="CommentText"/>
+      </w:pPr>
+      <w:r>
+        <w:rPr>
+          <w:rStyle w:val="CommentReference"/>
+        </w:rPr>
+        <w:annotationRef/>
+      </w:r>
+      <w:r>
+        <w:t>Печатается, если в карточке субсидии заполнен дополнительный пункт №1. Пустое поле — пункта не будет</w:t>
+      </w:r>
+    </w:p>
+  </w:comment>
+  <w:comment w:id="75" w:author="Подсказка" w:initials="П" w:date="2026-01-01T00:00:00Z">
+    <w:p>
+      <w:pPr>
+        <w:pStyle w:val="CommentText"/>
+      </w:pPr>
+      <w:r>
+        <w:rPr>
+          <w:rStyle w:val="CommentReference"/>
+        </w:rPr>
+        <w:annotationRef/>
+      </w:r>
+      <w:r>
+        <w:t>Дополнительный пункт договора №1 из карточки субсидии. Пустое поле — пункта в договоре нет. Пример: Исполнитель обязуется вести раздельный учёт средств, полученных по Договору.</w:t>
+      </w:r>
+    </w:p>
+  </w:comment>
+  <w:comment w:id="76" w:author="Подсказка" w:initials="П" w:date="2026-01-01T00:00:00Z">
+    <w:p>
+      <w:pPr>
+        <w:pStyle w:val="CommentText"/>
+      </w:pPr>
+      <w:r>
+        <w:rPr>
+          <w:rStyle w:val="CommentReference"/>
+        </w:rPr>
+        <w:annotationRef/>
+      </w:r>
+      <w:r>
+        <w:t>Конец условия</w:t>
+      </w:r>
+    </w:p>
+  </w:comment>
+  <w:comment w:id="77" w:author="Подсказка" w:initials="П" w:date="2026-01-01T00:00:00Z">
+    <w:p>
+      <w:pPr>
+        <w:pStyle w:val="CommentText"/>
+      </w:pPr>
+      <w:r>
+        <w:rPr>
+          <w:rStyle w:val="CommentReference"/>
+        </w:rPr>
+        <w:annotationRef/>
+      </w:r>
+      <w:r>
+        <w:t>Печатается, если в карточке субсидии заполнен дополнительный пункт №2. Пустое поле — пункта не будет</w:t>
+      </w:r>
+    </w:p>
+  </w:comment>
+  <w:comment w:id="78" w:author="Подсказка" w:initials="П" w:date="2026-01-01T00:00:00Z">
+    <w:p>
+      <w:pPr>
+        <w:pStyle w:val="CommentText"/>
+      </w:pPr>
+      <w:r>
+        <w:rPr>
+          <w:rStyle w:val="CommentReference"/>
+        </w:rPr>
+        <w:annotationRef/>
+      </w:r>
+      <w:r>
+        <w:t>Печатается, если в карточке субсидии заполнен дополнительный пункт №1. Пустое поле — пункта не будет</w:t>
+      </w:r>
+    </w:p>
+  </w:comment>
+  <w:comment w:id="79" w:author="Подсказка" w:initials="П" w:date="2026-01-01T00:00:00Z">
+    <w:p>
+      <w:pPr>
+        <w:pStyle w:val="CommentText"/>
+      </w:pPr>
+      <w:r>
+        <w:rPr>
+          <w:rStyle w:val="CommentReference"/>
+        </w:rPr>
+        <w:annotationRef/>
+      </w:r>
+      <w:r>
+        <w:t>Иначе — противоположный случай к условию выше</w:t>
+      </w:r>
+    </w:p>
+  </w:comment>
+  <w:comment w:id="80" w:author="Подсказка" w:initials="П" w:date="2026-01-01T00:00:00Z">
+    <w:p>
+      <w:pPr>
+        <w:pStyle w:val="CommentText"/>
+      </w:pPr>
+      <w:r>
+        <w:rPr>
+          <w:rStyle w:val="CommentReference"/>
+        </w:rPr>
+        <w:annotationRef/>
+      </w:r>
+      <w:r>
+        <w:t>Конец условия</w:t>
+      </w:r>
+    </w:p>
+  </w:comment>
+  <w:comment w:id="81" w:author="Подсказка" w:initials="П" w:date="2026-01-01T00:00:00Z">
+    <w:p>
+      <w:pPr>
+        <w:pStyle w:val="CommentText"/>
+      </w:pPr>
+      <w:r>
+        <w:rPr>
+          <w:rStyle w:val="CommentReference"/>
+        </w:rPr>
+        <w:annotationRef/>
+      </w:r>
+      <w:r>
+        <w:t>Дополнительный пункт договора №2 из карточки субсидии. Пустое поле — пункта в договоре нет. Пример: Стороны соглашаются на осуществление проверок соблюдения условий предоставления субсидии.</w:t>
+      </w:r>
+    </w:p>
+  </w:comment>
+  <w:comment w:id="82" w:author="Подсказка" w:initials="П" w:date="2026-01-01T00:00:00Z">
+    <w:p>
+      <w:pPr>
+        <w:pStyle w:val="CommentText"/>
+      </w:pPr>
+      <w:r>
+        <w:rPr>
+          <w:rStyle w:val="CommentReference"/>
+        </w:rPr>
+        <w:annotationRef/>
+      </w:r>
+      <w:r>
+        <w:t>Конец условия</w:t>
+      </w:r>
+    </w:p>
+  </w:comment>
+  <w:comment w:id="83" w:author="Подсказка" w:initials="П" w:date="2026-01-01T00:00:00Z">
     <w:p>
       <w:pPr>
         <w:pStyle w:val="CommentText"/>
@@ -8891,7 +9295,7 @@
       </w:r>
     </w:p>
   </w:comment>
-  <w:comment w:id="71" w:author="Подсказка" w:initials="П" w:date="2026-01-01T00:00:00Z">
+  <w:comment w:id="84" w:author="Подсказка" w:initials="П" w:date="2026-01-01T00:00:00Z">
     <w:p>
       <w:pPr>
         <w:pStyle w:val="CommentText"/>
@@ -8907,7 +9311,7 @@
       </w:r>
     </w:p>
   </w:comment>
-  <w:comment w:id="72" w:author="Подсказка" w:initials="П" w:date="2026-01-01T00:00:00Z">
+  <w:comment w:id="85" w:author="Подсказка" w:initials="П" w:date="2026-01-01T00:00:00Z">
     <w:p>
       <w:pPr>
         <w:pStyle w:val="CommentText"/>
@@ -8923,7 +9327,7 @@
       </w:r>
     </w:p>
   </w:comment>
-  <w:comment w:id="73" w:author="Подсказка" w:initials="П" w:date="2026-01-01T00:00:00Z">
+  <w:comment w:id="86" w:author="Подсказка" w:initials="П" w:date="2026-01-01T00:00:00Z">
     <w:p>
       <w:pPr>
         <w:pStyle w:val="CommentText"/>
@@ -8939,7 +9343,7 @@
       </w:r>
     </w:p>
   </w:comment>
-  <w:comment w:id="74" w:author="Подсказка" w:initials="П" w:date="2026-01-01T00:00:00Z">
+  <w:comment w:id="87" w:author="Подсказка" w:initials="П" w:date="2026-01-01T00:00:00Z">
     <w:p>
       <w:pPr>
         <w:pStyle w:val="CommentText"/>
@@ -8955,7 +9359,7 @@
       </w:r>
     </w:p>
   </w:comment>
-  <w:comment w:id="75" w:author="Подсказка" w:initials="П" w:date="2026-01-01T00:00:00Z">
+  <w:comment w:id="88" w:author="Подсказка" w:initials="П" w:date="2026-01-01T00:00:00Z">
     <w:p>
       <w:pPr>
         <w:pStyle w:val="CommentText"/>
@@ -8971,7 +9375,7 @@
       </w:r>
     </w:p>
   </w:comment>
-  <w:comment w:id="76" w:author="Подсказка" w:initials="П" w:date="2026-01-01T00:00:00Z">
+  <w:comment w:id="89" w:author="Подсказка" w:initials="П" w:date="2026-01-01T00:00:00Z">
     <w:p>
       <w:pPr>
         <w:pStyle w:val="CommentText"/>
@@ -8987,7 +9391,7 @@
       </w:r>
     </w:p>
   </w:comment>
-  <w:comment w:id="77" w:author="Подсказка" w:initials="П" w:date="2026-01-01T00:00:00Z">
+  <w:comment w:id="90" w:author="Подсказка" w:initials="П" w:date="2026-01-01T00:00:00Z">
     <w:p>
       <w:pPr>
         <w:pStyle w:val="CommentText"/>
@@ -9003,7 +9407,7 @@
       </w:r>
     </w:p>
   </w:comment>
-  <w:comment w:id="78" w:author="Подсказка" w:initials="П" w:date="2026-01-01T00:00:00Z">
+  <w:comment w:id="91" w:author="Подсказка" w:initials="П" w:date="2026-01-01T00:00:00Z">
     <w:p>
       <w:pPr>
         <w:pStyle w:val="CommentText"/>
@@ -9019,7 +9423,7 @@
       </w:r>
     </w:p>
   </w:comment>
-  <w:comment w:id="79" w:author="Подсказка" w:initials="П" w:date="2026-01-01T00:00:00Z">
+  <w:comment w:id="92" w:author="Подсказка" w:initials="П" w:date="2026-01-01T00:00:00Z">
     <w:p>
       <w:pPr>
         <w:pStyle w:val="CommentText"/>
@@ -9035,7 +9439,7 @@
       </w:r>
     </w:p>
   </w:comment>
-  <w:comment w:id="80" w:author="Подсказка" w:initials="П" w:date="2026-01-01T00:00:00Z">
+  <w:comment w:id="93" w:author="Подсказка" w:initials="П" w:date="2026-01-01T00:00:00Z">
     <w:p>
       <w:pPr>
         <w:pStyle w:val="CommentText"/>
@@ -9051,7 +9455,7 @@
       </w:r>
     </w:p>
   </w:comment>
-  <w:comment w:id="81" w:author="Подсказка" w:initials="П" w:date="2026-01-01T00:00:00Z">
+  <w:comment w:id="94" w:author="Подсказка" w:initials="П" w:date="2026-01-01T00:00:00Z">
     <w:p>
       <w:pPr>
         <w:pStyle w:val="CommentText"/>
@@ -9067,7 +9471,7 @@
       </w:r>
     </w:p>
   </w:comment>
-  <w:comment w:id="82" w:author="Подсказка" w:initials="П" w:date="2026-01-01T00:00:00Z">
+  <w:comment w:id="95" w:author="Подсказка" w:initials="П" w:date="2026-01-01T00:00:00Z">
     <w:p>
       <w:pPr>
         <w:pStyle w:val="CommentText"/>
@@ -9083,7 +9487,7 @@
       </w:r>
     </w:p>
   </w:comment>
-  <w:comment w:id="83" w:author="Подсказка" w:initials="П" w:date="2026-01-01T00:00:00Z">
+  <w:comment w:id="96" w:author="Подсказка" w:initials="П" w:date="2026-01-01T00:00:00Z">
     <w:p>
       <w:pPr>
         <w:pStyle w:val="CommentText"/>
@@ -9099,7 +9503,7 @@
       </w:r>
     </w:p>
   </w:comment>
-  <w:comment w:id="84" w:author="Подсказка" w:initials="П" w:date="2026-01-01T00:00:00Z">
+  <w:comment w:id="97" w:author="Подсказка" w:initials="П" w:date="2026-01-01T00:00:00Z">
     <w:p>
       <w:pPr>
         <w:pStyle w:val="CommentText"/>
@@ -9115,7 +9519,7 @@
       </w:r>
     </w:p>
   </w:comment>
-  <w:comment w:id="85" w:author="Подсказка" w:initials="П" w:date="2026-01-01T00:00:00Z">
+  <w:comment w:id="98" w:author="Подсказка" w:initials="П" w:date="2026-01-01T00:00:00Z">
     <w:p>
       <w:pPr>
         <w:pStyle w:val="CommentText"/>
@@ -9131,7 +9535,7 @@
       </w:r>
     </w:p>
   </w:comment>
-  <w:comment w:id="86" w:author="Подсказка" w:initials="П" w:date="2026-01-01T00:00:00Z">
+  <w:comment w:id="99" w:author="Подсказка" w:initials="П" w:date="2026-01-01T00:00:00Z">
     <w:p>
       <w:pPr>
         <w:pStyle w:val="CommentText"/>
@@ -9147,7 +9551,7 @@
       </w:r>
     </w:p>
   </w:comment>
-  <w:comment w:id="87" w:author="Подсказка" w:initials="П" w:date="2026-01-01T00:00:00Z">
+  <w:comment w:id="100" w:author="Подсказка" w:initials="П" w:date="2026-01-01T00:00:00Z">
     <w:p>
       <w:pPr>
         <w:pStyle w:val="CommentText"/>
@@ -9163,7 +9567,7 @@
       </w:r>
     </w:p>
   </w:comment>
-  <w:comment w:id="88" w:author="Подсказка" w:initials="П" w:date="2026-01-01T00:00:00Z">
+  <w:comment w:id="101" w:author="Подсказка" w:initials="П" w:date="2026-01-01T00:00:00Z">
     <w:p>
       <w:pPr>
         <w:pStyle w:val="CommentText"/>
@@ -9179,7 +9583,7 @@
       </w:r>
     </w:p>
   </w:comment>
-  <w:comment w:id="89" w:author="Подсказка" w:initials="П" w:date="2026-01-01T00:00:00Z">
+  <w:comment w:id="102" w:author="Подсказка" w:initials="П" w:date="2026-01-01T00:00:00Z">
     <w:p>
       <w:pPr>
         <w:pStyle w:val="CommentText"/>
@@ -9195,7 +9599,7 @@
       </w:r>
     </w:p>
   </w:comment>
-  <w:comment w:id="90" w:author="Подсказка" w:initials="П" w:date="2026-01-01T00:00:00Z">
+  <w:comment w:id="103" w:author="Подсказка" w:initials="П" w:date="2026-01-01T00:00:00Z">
     <w:p>
       <w:pPr>
         <w:pStyle w:val="CommentText"/>
@@ -9211,7 +9615,7 @@
       </w:r>
     </w:p>
   </w:comment>
-  <w:comment w:id="91" w:author="Подсказка" w:initials="П" w:date="2026-01-01T00:00:00Z">
+  <w:comment w:id="104" w:author="Подсказка" w:initials="П" w:date="2026-01-01T00:00:00Z">
     <w:p>
       <w:pPr>
         <w:pStyle w:val="CommentText"/>
@@ -9227,7 +9631,7 @@
       </w:r>
     </w:p>
   </w:comment>
-  <w:comment w:id="92" w:author="Подсказка" w:initials="П" w:date="2026-01-01T00:00:00Z">
+  <w:comment w:id="105" w:author="Подсказка" w:initials="П" w:date="2026-01-01T00:00:00Z">
     <w:p>
       <w:pPr>
         <w:pStyle w:val="CommentText"/>
@@ -9243,7 +9647,7 @@
       </w:r>
     </w:p>
   </w:comment>
-  <w:comment w:id="93" w:author="Подсказка" w:initials="П" w:date="2026-01-01T00:00:00Z">
+  <w:comment w:id="106" w:author="Подсказка" w:initials="П" w:date="2026-01-01T00:00:00Z">
     <w:p>
       <w:pPr>
         <w:pStyle w:val="CommentText"/>
@@ -9259,7 +9663,7 @@
       </w:r>
     </w:p>
   </w:comment>
-  <w:comment w:id="94" w:author="Подсказка" w:initials="П" w:date="2026-01-01T00:00:00Z">
+  <w:comment w:id="107" w:author="Подсказка" w:initials="П" w:date="2026-01-01T00:00:00Z">
     <w:p>
       <w:pPr>
         <w:pStyle w:val="CommentText"/>
@@ -9275,7 +9679,7 @@
       </w:r>
     </w:p>
   </w:comment>
-  <w:comment w:id="95" w:author="Подсказка" w:initials="П" w:date="2026-01-01T00:00:00Z">
+  <w:comment w:id="108" w:author="Подсказка" w:initials="П" w:date="2026-01-01T00:00:00Z">
     <w:p>
       <w:pPr>
         <w:pStyle w:val="CommentText"/>
@@ -9291,7 +9695,7 @@
       </w:r>
     </w:p>
   </w:comment>
-  <w:comment w:id="96" w:author="Подсказка" w:initials="П" w:date="2026-01-01T00:00:00Z">
+  <w:comment w:id="109" w:author="Подсказка" w:initials="П" w:date="2026-01-01T00:00:00Z">
     <w:p>
       <w:pPr>
         <w:pStyle w:val="CommentText"/>
@@ -9307,7 +9711,7 @@
       </w:r>
     </w:p>
   </w:comment>
-  <w:comment w:id="97" w:author="Подсказка" w:initials="П" w:date="2026-01-01T00:00:00Z">
+  <w:comment w:id="110" w:author="Подсказка" w:initials="П" w:date="2026-01-01T00:00:00Z">
     <w:p>
       <w:pPr>
         <w:pStyle w:val="CommentText"/>
@@ -9323,7 +9727,7 @@
       </w:r>
     </w:p>
   </w:comment>
-  <w:comment w:id="98" w:author="Подсказка" w:initials="П" w:date="2026-01-01T00:00:00Z">
+  <w:comment w:id="111" w:author="Подсказка" w:initials="П" w:date="2026-01-01T00:00:00Z">
     <w:p>
       <w:pPr>
         <w:pStyle w:val="CommentText"/>
@@ -9339,7 +9743,7 @@
       </w:r>
     </w:p>
   </w:comment>
-  <w:comment w:id="99" w:author="Подсказка" w:initials="П" w:date="2026-01-01T00:00:00Z">
+  <w:comment w:id="112" w:author="Подсказка" w:initials="П" w:date="2026-01-01T00:00:00Z">
     <w:p>
       <w:pPr>
         <w:pStyle w:val="CommentText"/>
@@ -9355,7 +9759,7 @@
       </w:r>
     </w:p>
   </w:comment>
-  <w:comment w:id="100" w:author="Подсказка" w:initials="П" w:date="2026-01-01T00:00:00Z">
+  <w:comment w:id="113" w:author="Подсказка" w:initials="П" w:date="2026-01-01T00:00:00Z">
     <w:p>
       <w:pPr>
         <w:pStyle w:val="CommentText"/>
@@ -9371,7 +9775,7 @@
       </w:r>
     </w:p>
   </w:comment>
-  <w:comment w:id="101" w:author="Подсказка" w:initials="П" w:date="2026-01-01T00:00:00Z">
+  <w:comment w:id="114" w:author="Подсказка" w:initials="П" w:date="2026-01-01T00:00:00Z">
     <w:p>
       <w:pPr>
         <w:pStyle w:val="CommentText"/>
@@ -9387,7 +9791,7 @@
       </w:r>
     </w:p>
   </w:comment>
-  <w:comment w:id="102" w:author="Подсказка" w:initials="П" w:date="2026-01-01T00:00:00Z">
+  <w:comment w:id="115" w:author="Подсказка" w:initials="П" w:date="2026-01-01T00:00:00Z">
     <w:p>
       <w:pPr>
         <w:pStyle w:val="CommentText"/>
@@ -9403,7 +9807,7 @@
       </w:r>
     </w:p>
   </w:comment>
-  <w:comment w:id="103" w:author="Подсказка" w:initials="П" w:date="2026-01-01T00:00:00Z">
+  <w:comment w:id="116" w:author="Подсказка" w:initials="П" w:date="2026-01-01T00:00:00Z">
     <w:p>
       <w:pPr>
         <w:pStyle w:val="CommentText"/>
@@ -9419,7 +9823,7 @@
       </w:r>
     </w:p>
   </w:comment>
-  <w:comment w:id="104" w:author="Подсказка" w:initials="П" w:date="2026-01-01T00:00:00Z">
+  <w:comment w:id="117" w:author="Подсказка" w:initials="П" w:date="2026-01-01T00:00:00Z">
     <w:p>
       <w:pPr>
         <w:pStyle w:val="CommentText"/>
@@ -9435,7 +9839,7 @@
       </w:r>
     </w:p>
   </w:comment>
-  <w:comment w:id="105" w:author="Подсказка" w:initials="П" w:date="2026-01-01T00:00:00Z">
+  <w:comment w:id="118" w:author="Подсказка" w:initials="П" w:date="2026-01-01T00:00:00Z">
     <w:p>
       <w:pPr>
         <w:pStyle w:val="CommentText"/>
@@ -9451,7 +9855,7 @@
       </w:r>
     </w:p>
   </w:comment>
-  <w:comment w:id="106" w:author="Подсказка" w:initials="П" w:date="2026-01-01T00:00:00Z">
+  <w:comment w:id="119" w:author="Подсказка" w:initials="П" w:date="2026-01-01T00:00:00Z">
     <w:p>
       <w:pPr>
         <w:pStyle w:val="CommentText"/>
@@ -9467,7 +9871,7 @@
       </w:r>
     </w:p>
   </w:comment>
-  <w:comment w:id="107" w:author="Подсказка" w:initials="П" w:date="2026-01-01T00:00:00Z">
+  <w:comment w:id="120" w:author="Подсказка" w:initials="П" w:date="2026-01-01T00:00:00Z">
     <w:p>
       <w:pPr>
         <w:pStyle w:val="CommentText"/>
@@ -9483,7 +9887,7 @@
       </w:r>
     </w:p>
   </w:comment>
-  <w:comment w:id="108" w:author="Подсказка" w:initials="П" w:date="2026-01-01T00:00:00Z">
+  <w:comment w:id="121" w:author="Подсказка" w:initials="П" w:date="2026-01-01T00:00:00Z">
     <w:p>
       <w:pPr>
         <w:pStyle w:val="CommentText"/>
@@ -9499,7 +9903,7 @@
       </w:r>
     </w:p>
   </w:comment>
-  <w:comment w:id="109" w:author="Подсказка" w:initials="П" w:date="2026-01-01T00:00:00Z">
+  <w:comment w:id="122" w:author="Подсказка" w:initials="П" w:date="2026-01-01T00:00:00Z">
     <w:p>
       <w:pPr>
         <w:pStyle w:val="CommentText"/>
@@ -9515,7 +9919,7 @@
       </w:r>
     </w:p>
   </w:comment>
-  <w:comment w:id="110" w:author="Подсказка" w:initials="П" w:date="2026-01-01T00:00:00Z">
+  <w:comment w:id="123" w:author="Подсказка" w:initials="П" w:date="2026-01-01T00:00:00Z">
     <w:p>
       <w:pPr>
         <w:pStyle w:val="CommentText"/>
@@ -9531,7 +9935,7 @@
       </w:r>
     </w:p>
   </w:comment>
-  <w:comment w:id="111" w:author="Подсказка" w:initials="П" w:date="2026-01-01T00:00:00Z">
+  <w:comment w:id="124" w:author="Подсказка" w:initials="П" w:date="2026-01-01T00:00:00Z">
     <w:p>
       <w:pPr>
         <w:pStyle w:val="CommentText"/>
@@ -9547,7 +9951,7 @@
       </w:r>
     </w:p>
   </w:comment>
-  <w:comment w:id="112" w:author="Подсказка" w:initials="П" w:date="2026-01-01T00:00:00Z">
+  <w:comment w:id="125" w:author="Подсказка" w:initials="П" w:date="2026-01-01T00:00:00Z">
     <w:p>
       <w:pPr>
         <w:pStyle w:val="CommentText"/>
@@ -9563,7 +9967,7 @@
       </w:r>
     </w:p>
   </w:comment>
-  <w:comment w:id="113" w:author="Подсказка" w:initials="П" w:date="2026-01-01T00:00:00Z">
+  <w:comment w:id="126" w:author="Подсказка" w:initials="П" w:date="2026-01-01T00:00:00Z">
     <w:p>
       <w:pPr>
         <w:pStyle w:val="CommentText"/>
@@ -9579,7 +9983,7 @@
       </w:r>
     </w:p>
   </w:comment>
-  <w:comment w:id="114" w:author="Подсказка" w:initials="П" w:date="2026-01-01T00:00:00Z">
+  <w:comment w:id="127" w:author="Подсказка" w:initials="П" w:date="2026-01-01T00:00:00Z">
     <w:p>
       <w:pPr>
         <w:pStyle w:val="CommentText"/>
@@ -9595,7 +9999,7 @@
       </w:r>
     </w:p>
   </w:comment>
-  <w:comment w:id="115" w:author="Подсказка" w:initials="П" w:date="2026-01-01T00:00:00Z">
+  <w:comment w:id="128" w:author="Подсказка" w:initials="П" w:date="2026-01-01T00:00:00Z">
     <w:p>
       <w:pPr>
         <w:pStyle w:val="CommentText"/>
@@ -9611,7 +10015,7 @@
       </w:r>
     </w:p>
   </w:comment>
-  <w:comment w:id="116" w:author="Подсказка" w:initials="П" w:date="2026-01-01T00:00:00Z">
+  <w:comment w:id="129" w:author="Подсказка" w:initials="П" w:date="2026-01-01T00:00:00Z">
     <w:p>
       <w:pPr>
         <w:pStyle w:val="CommentText"/>
@@ -9627,7 +10031,7 @@
       </w:r>
     </w:p>
   </w:comment>
-  <w:comment w:id="117" w:author="Подсказка" w:initials="П" w:date="2026-01-01T00:00:00Z">
+  <w:comment w:id="130" w:author="Подсказка" w:initials="П" w:date="2026-01-01T00:00:00Z">
     <w:p>
       <w:pPr>
         <w:pStyle w:val="CommentText"/>

--- a/backend/templates/contract_services_food.docx
+++ b/backend/templates/contract_services_food.docx
@@ -3695,6 +3695,164 @@
     <w:p>
       <w:pPr>
         <w:spacing w:after="0"/>
+        <w:jc w:val="both"/>
+        <w:rPr>
+          <w:sz w:val="24"/>
+          <w:szCs w:val="24"/>
+        </w:rPr>
+      </w:pPr>
+      <w:commentRangeStart w:id="72"/>
+      <w:r>
+        <w:t>{%p if subsidy_extra_clause_1 %}</w:t>
+      </w:r>
+      <w:commentRangeEnd w:id="72"/>
+      <w:r>
+        <w:rPr>
+          <w:rStyle w:val="CommentReference"/>
+        </w:rPr>
+        <w:commentReference w:id="72"/>
+      </w:r>
+    </w:p>
+    <w:p>
+      <w:pPr>
+        <w:spacing w:after="0"/>
+        <w:jc w:val="both"/>
+        <w:rPr>
+          <w:sz w:val="24"/>
+          <w:szCs w:val="24"/>
+        </w:rPr>
+      </w:pPr>
+      <w:commentRangeStart w:id="73"/>
+      <w:r>
+        <w:rPr>
+          <w:sz w:val="24"/>
+          <w:szCs w:val="24"/>
+        </w:rPr>
+        <w:t xml:space="preserve">4.7. {{subsidy_extra_clause_1}}</w:t>
+      </w:r>
+      <w:commentRangeEnd w:id="73"/>
+      <w:r>
+        <w:rPr>
+          <w:rStyle w:val="CommentReference"/>
+        </w:rPr>
+        <w:commentReference w:id="73"/>
+      </w:r>
+    </w:p>
+    <w:p>
+      <w:pPr>
+        <w:spacing w:after="0"/>
+        <w:jc w:val="both"/>
+        <w:rPr>
+          <w:sz w:val="24"/>
+          <w:szCs w:val="24"/>
+        </w:rPr>
+      </w:pPr>
+      <w:commentRangeStart w:id="74"/>
+      <w:r>
+        <w:t>{%p endif %}</w:t>
+      </w:r>
+      <w:commentRangeEnd w:id="74"/>
+      <w:r>
+        <w:rPr>
+          <w:rStyle w:val="CommentReference"/>
+        </w:rPr>
+        <w:commentReference w:id="74"/>
+      </w:r>
+    </w:p>
+    <w:p>
+      <w:pPr>
+        <w:spacing w:after="0"/>
+        <w:jc w:val="both"/>
+        <w:rPr>
+          <w:sz w:val="24"/>
+          <w:szCs w:val="24"/>
+        </w:rPr>
+      </w:pPr>
+      <w:commentRangeStart w:id="75"/>
+      <w:r>
+        <w:t>{%p if subsidy_extra_clause_2 %}</w:t>
+      </w:r>
+      <w:commentRangeEnd w:id="75"/>
+      <w:r>
+        <w:rPr>
+          <w:rStyle w:val="CommentReference"/>
+        </w:rPr>
+        <w:commentReference w:id="75"/>
+      </w:r>
+    </w:p>
+    <w:p>
+      <w:pPr>
+        <w:spacing w:after="0"/>
+        <w:jc w:val="both"/>
+        <w:rPr>
+          <w:sz w:val="24"/>
+          <w:szCs w:val="24"/>
+        </w:rPr>
+      </w:pPr>
+      <w:commentRangeStart w:id="76"/>
+      <w:commentRangeStart w:id="77"/>
+      <w:commentRangeStart w:id="78"/>
+      <w:commentRangeStart w:id="79"/>
+      <w:r>
+        <w:rPr>
+          <w:sz w:val="24"/>
+          <w:szCs w:val="24"/>
+        </w:rPr>
+        <w:t xml:space="preserve">{% if subsidy_extra_clause_1 %}4.8{% else %}4.7{% endif %}. {{subsidy_extra_clause_2}}</w:t>
+      </w:r>
+      <w:commentRangeEnd w:id="79"/>
+      <w:r>
+        <w:rPr>
+          <w:rStyle w:val="CommentReference"/>
+        </w:rPr>
+        <w:commentReference w:id="79"/>
+      </w:r>
+      <w:commentRangeEnd w:id="78"/>
+      <w:r>
+        <w:rPr>
+          <w:rStyle w:val="CommentReference"/>
+        </w:rPr>
+        <w:commentReference w:id="78"/>
+      </w:r>
+      <w:commentRangeEnd w:id="77"/>
+      <w:r>
+        <w:rPr>
+          <w:rStyle w:val="CommentReference"/>
+        </w:rPr>
+        <w:commentReference w:id="77"/>
+      </w:r>
+      <w:commentRangeEnd w:id="76"/>
+      <w:r>
+        <w:rPr>
+          <w:rStyle w:val="CommentReference"/>
+        </w:rPr>
+        <w:commentReference w:id="76"/>
+      </w:r>
+    </w:p>
+    <w:p>
+      <w:pPr>
+        <w:spacing w:after="0"/>
+        <w:jc w:val="both"/>
+        <w:rPr>
+          <w:sz w:val="24"/>
+          <w:szCs w:val="24"/>
+        </w:rPr>
+      </w:pPr>
+      <w:commentRangeStart w:id="80"/>
+      <w:r>
+        <w:t>{%p endif %}</w:t>
+      </w:r>
+      <w:commentRangeEnd w:id="80"/>
+      <w:r>
+        <w:rPr>
+          <w:rStyle w:val="CommentReference"/>
+        </w:rPr>
+        <w:commentReference w:id="80"/>
+      </w:r>
+    </w:p>
+    <w:p>
+      <w:pPr>
+        <w:spacing w:after="0"/>
         <w:jc w:val="center"/>
         <w:rPr>
           <w:b/>
@@ -4724,16 +4882,16 @@
           <w:szCs w:val="24"/>
         </w:rPr>
       </w:pPr>
-      <w:commentRangeStart w:id="72"/>
+      <w:commentRangeStart w:id="81"/>
       <w:r>
         <w:t>{%p if is_retroactive %}</w:t>
       </w:r>
-      <w:commentRangeEnd w:id="72"/>
-      <w:r>
-        <w:rPr>
-          <w:rStyle w:val="CommentReference"/>
-        </w:rPr>
-        <w:commentReference w:id="72"/>
+      <w:commentRangeEnd w:id="81"/>
+      <w:r>
+        <w:rPr>
+          <w:rStyle w:val="CommentReference"/>
+        </w:rPr>
+        <w:commentReference w:id="81"/>
       </w:r>
     </w:p>
     <w:p>
@@ -4780,16 +4938,16 @@
           <w:szCs w:val="24"/>
         </w:rPr>
       </w:pPr>
-      <w:commentRangeStart w:id="73"/>
+      <w:commentRangeStart w:id="82"/>
       <w:r>
         <w:t>{%p endif %}</w:t>
       </w:r>
-      <w:commentRangeEnd w:id="73"/>
-      <w:r>
-        <w:rPr>
-          <w:rStyle w:val="CommentReference"/>
-        </w:rPr>
-        <w:commentReference w:id="73"/>
+      <w:commentRangeEnd w:id="82"/>
+      <w:r>
+        <w:rPr>
+          <w:rStyle w:val="CommentReference"/>
+        </w:rPr>
+        <w:commentReference w:id="82"/>
       </w:r>
     </w:p>
     <w:p>
@@ -5781,176 +5939,12 @@
           <w:szCs w:val="24"/>
         </w:rPr>
       </w:pPr>
-      <w:commentRangeStart w:id="74"/>
-      <w:r>
-        <w:t>{%p if subsidy_extra_clause_1 %}</w:t>
-      </w:r>
-      <w:commentRangeEnd w:id="74"/>
-      <w:r>
-        <w:rPr>
-          <w:rStyle w:val="CommentReference"/>
-        </w:rPr>
-        <w:commentReference w:id="74"/>
-      </w:r>
-    </w:p>
-    <w:p>
-      <w:pPr>
-        <w:spacing w:after="0"/>
-        <w:ind w:firstLine="708"/>
-        <w:jc w:val="both"/>
-        <w:rPr>
-          <w:sz w:val="24"/>
-          <w:szCs w:val="24"/>
-        </w:rPr>
-      </w:pPr>
-      <w:commentRangeStart w:id="75"/>
-      <w:r>
-        <w:rPr>
-          <w:sz w:val="24"/>
-          <w:szCs w:val="24"/>
-        </w:rPr>
-        <w:t xml:space="preserve">10.12. {{subsidy_extra_clause_1}}</w:t>
-      </w:r>
-      <w:commentRangeEnd w:id="75"/>
-      <w:r>
-        <w:rPr>
-          <w:rStyle w:val="CommentReference"/>
-        </w:rPr>
-        <w:commentReference w:id="75"/>
-      </w:r>
-    </w:p>
-    <w:p>
-      <w:pPr>
-        <w:spacing w:after="0"/>
-        <w:ind w:firstLine="708"/>
-        <w:jc w:val="both"/>
-        <w:rPr>
-          <w:sz w:val="24"/>
-          <w:szCs w:val="24"/>
-        </w:rPr>
-      </w:pPr>
-      <w:commentRangeStart w:id="76"/>
-      <w:r>
-        <w:t>{%p endif %}</w:t>
-      </w:r>
-      <w:commentRangeEnd w:id="76"/>
-      <w:r>
-        <w:rPr>
-          <w:rStyle w:val="CommentReference"/>
-        </w:rPr>
-        <w:commentReference w:id="76"/>
-      </w:r>
-    </w:p>
-    <w:p>
-      <w:pPr>
-        <w:spacing w:after="0"/>
-        <w:ind w:firstLine="708"/>
-        <w:jc w:val="both"/>
-        <w:rPr>
-          <w:sz w:val="24"/>
-          <w:szCs w:val="24"/>
-        </w:rPr>
-      </w:pPr>
-      <w:commentRangeStart w:id="77"/>
-      <w:r>
-        <w:t>{%p if subsidy_extra_clause_2 %}</w:t>
-      </w:r>
-      <w:commentRangeEnd w:id="77"/>
-      <w:r>
-        <w:rPr>
-          <w:rStyle w:val="CommentReference"/>
-        </w:rPr>
-        <w:commentReference w:id="77"/>
-      </w:r>
-    </w:p>
-    <w:p>
-      <w:pPr>
-        <w:spacing w:after="0"/>
-        <w:ind w:firstLine="708"/>
-        <w:jc w:val="both"/>
-        <w:rPr>
-          <w:sz w:val="24"/>
-          <w:szCs w:val="24"/>
-        </w:rPr>
-      </w:pPr>
-      <w:commentRangeStart w:id="78"/>
-      <w:commentRangeStart w:id="79"/>
-      <w:commentRangeStart w:id="80"/>
-      <w:commentRangeStart w:id="81"/>
-      <w:r>
-        <w:rPr>
-          <w:sz w:val="24"/>
-          <w:szCs w:val="24"/>
-        </w:rPr>
-        <w:t xml:space="preserve">{% if subsidy_extra_clause_1 %}10.13{% else %}10.12{% endif %}. {{subsidy_extra_clause_2}}</w:t>
-      </w:r>
-      <w:commentRangeEnd w:id="81"/>
-      <w:r>
-        <w:rPr>
-          <w:rStyle w:val="CommentReference"/>
-        </w:rPr>
-        <w:commentReference w:id="81"/>
-      </w:r>
-      <w:commentRangeEnd w:id="80"/>
-      <w:r>
-        <w:rPr>
-          <w:rStyle w:val="CommentReference"/>
-        </w:rPr>
-        <w:commentReference w:id="80"/>
-      </w:r>
-      <w:commentRangeEnd w:id="79"/>
-      <w:r>
-        <w:rPr>
-          <w:rStyle w:val="CommentReference"/>
-        </w:rPr>
-        <w:commentReference w:id="79"/>
-      </w:r>
-      <w:commentRangeEnd w:id="78"/>
-      <w:r>
-        <w:rPr>
-          <w:rStyle w:val="CommentReference"/>
-        </w:rPr>
-        <w:commentReference w:id="78"/>
-      </w:r>
-    </w:p>
-    <w:p>
-      <w:pPr>
-        <w:spacing w:after="0"/>
-        <w:ind w:firstLine="708"/>
-        <w:jc w:val="both"/>
-        <w:rPr>
-          <w:sz w:val="24"/>
-          <w:szCs w:val="24"/>
-        </w:rPr>
-      </w:pPr>
-      <w:commentRangeStart w:id="82"/>
-      <w:r>
-        <w:t>{%p endif %}</w:t>
-      </w:r>
-      <w:commentRangeEnd w:id="82"/>
-      <w:r>
-        <w:rPr>
-          <w:rStyle w:val="CommentReference"/>
-        </w:rPr>
-        <w:commentReference w:id="82"/>
-      </w:r>
-    </w:p>
-    <w:p>
-      <w:pPr>
-        <w:spacing w:after="0"/>
-        <w:ind w:firstLine="708"/>
-        <w:jc w:val="both"/>
-        <w:rPr>
-          <w:sz w:val="24"/>
-          <w:szCs w:val="24"/>
-        </w:rPr>
-      </w:pPr>
-      <w:r>
-        <w:rPr>
-          <w:sz w:val="24"/>
-          <w:szCs w:val="24"/>
-        </w:rPr>
-        <w:t xml:space="preserve">10.{{ 12 + (1 if subsidy_extra_clause_1 else 0) + (1 if subsidy_extra_clause_2 else 0) }}. Приложения:</w:t>
+      <w:r>
+        <w:rPr>
+          <w:sz w:val="24"/>
+          <w:szCs w:val="24"/>
+        </w:rPr>
+        <w:t xml:space="preserve">10.12. Приложения:</w:t>
       </w:r>
     </w:p>
     <w:p>
@@ -8443,7 +8437,7 @@
         <w:annotationRef/>
       </w:r>
       <w:r>
-        <w:t>Большой текст соглашения. Пример: (многострочный текст)</w:t>
+        <w:t>Текст соглашения о предоставлении субсидии — из карточки субсидии (поле «Текст соглашения»). Печатается ВНУТРИ существующего пункта 1.3 (не отдельным пунктом): если поле заполнено — пункт 1.3 печатает короткую форму с этой переменной; если поле пустое — пункт 1.3 печатается в прежней формулировке (через {{ customer_short_name }} и номер/дату соглашения из карточки субсидии).</w:t>
       </w:r>
     </w:p>
   </w:comment>
@@ -9115,151 +9109,151 @@
         <w:annotationRef/>
       </w:r>
       <w:r>
+        <w:t>Печатается, если в карточке субсидии заполнен дополнительный пункт №1. Пустое поле — пункта не будет</w:t>
+      </w:r>
+    </w:p>
+  </w:comment>
+  <w:comment w:id="73" w:author="Подсказка" w:initials="П" w:date="2026-01-01T00:00:00Z">
+    <w:p>
+      <w:pPr>
+        <w:pStyle w:val="CommentText"/>
+      </w:pPr>
+      <w:r>
+        <w:rPr>
+          <w:rStyle w:val="CommentReference"/>
+        </w:rPr>
+        <w:annotationRef/>
+      </w:r>
+      <w:r>
+        <w:t>Пункт из карточки субсидии («Дополнительный пункт договора №1»). Если в карточке пусто — пункта в договоре нет. Перенести в другой раздел: выделите три строки — {%p if subsidy_extra_clause_1 %}, сам пункт и {%p endif %} — вырежьте и вставьте в КОНЕЦ нужного раздела, затем замените номер «4.7» на следующий после последнего пункта этого раздела. Для пункта №2 номер записан двумя числами: {% if subsidy_extra_clause_1 %}4.8{% else %}4.7{% endif %} — первое число на 2 больше последнего пункта раздела, второе на 1 больше. Строки с {%p ... %} не удалять и не разрывать. Вставлять лучше в конец раздела: если вставить в середину, номера следующих пунктов придётся сдвигать вручную, и они останутся сдвинутыми, даже когда поле в карточке пустое.</w:t>
+      </w:r>
+    </w:p>
+  </w:comment>
+  <w:comment w:id="74" w:author="Подсказка" w:initials="П" w:date="2026-01-01T00:00:00Z">
+    <w:p>
+      <w:pPr>
+        <w:pStyle w:val="CommentText"/>
+      </w:pPr>
+      <w:r>
+        <w:rPr>
+          <w:rStyle w:val="CommentReference"/>
+        </w:rPr>
+        <w:annotationRef/>
+      </w:r>
+      <w:r>
+        <w:t>Конец условия</w:t>
+      </w:r>
+    </w:p>
+  </w:comment>
+  <w:comment w:id="75" w:author="Подсказка" w:initials="П" w:date="2026-01-01T00:00:00Z">
+    <w:p>
+      <w:pPr>
+        <w:pStyle w:val="CommentText"/>
+      </w:pPr>
+      <w:r>
+        <w:rPr>
+          <w:rStyle w:val="CommentReference"/>
+        </w:rPr>
+        <w:annotationRef/>
+      </w:r>
+      <w:r>
+        <w:t>Печатается, если в карточке субсидии заполнен дополнительный пункт №2. Пустое поле — пункта не будет</w:t>
+      </w:r>
+    </w:p>
+  </w:comment>
+  <w:comment w:id="76" w:author="Подсказка" w:initials="П" w:date="2026-01-01T00:00:00Z">
+    <w:p>
+      <w:pPr>
+        <w:pStyle w:val="CommentText"/>
+      </w:pPr>
+      <w:r>
+        <w:rPr>
+          <w:rStyle w:val="CommentReference"/>
+        </w:rPr>
+        <w:annotationRef/>
+      </w:r>
+      <w:r>
+        <w:t>Печатается, если в карточке субсидии заполнен дополнительный пункт №1. Пустое поле — пункта не будет</w:t>
+      </w:r>
+    </w:p>
+  </w:comment>
+  <w:comment w:id="77" w:author="Подсказка" w:initials="П" w:date="2026-01-01T00:00:00Z">
+    <w:p>
+      <w:pPr>
+        <w:pStyle w:val="CommentText"/>
+      </w:pPr>
+      <w:r>
+        <w:rPr>
+          <w:rStyle w:val="CommentReference"/>
+        </w:rPr>
+        <w:annotationRef/>
+      </w:r>
+      <w:r>
+        <w:t>Иначе — противоположный случай к условию выше</w:t>
+      </w:r>
+    </w:p>
+  </w:comment>
+  <w:comment w:id="78" w:author="Подсказка" w:initials="П" w:date="2026-01-01T00:00:00Z">
+    <w:p>
+      <w:pPr>
+        <w:pStyle w:val="CommentText"/>
+      </w:pPr>
+      <w:r>
+        <w:rPr>
+          <w:rStyle w:val="CommentReference"/>
+        </w:rPr>
+        <w:annotationRef/>
+      </w:r>
+      <w:r>
+        <w:t>Конец условия</w:t>
+      </w:r>
+    </w:p>
+  </w:comment>
+  <w:comment w:id="79" w:author="Подсказка" w:initials="П" w:date="2026-01-01T00:00:00Z">
+    <w:p>
+      <w:pPr>
+        <w:pStyle w:val="CommentText"/>
+      </w:pPr>
+      <w:r>
+        <w:rPr>
+          <w:rStyle w:val="CommentReference"/>
+        </w:rPr>
+        <w:annotationRef/>
+      </w:r>
+      <w:r>
+        <w:t>Пункт из карточки субсидии («Дополнительный пункт договора №2»). Если в карточке пусто — пункта в договоре нет. Перенести в другой раздел: выделите три строки — {%p if subsidy_extra_clause_2 %}, сам пункт и {%p endif %} — вырежьте и вставьте в КОНЕЦ нужного раздела, затем замените номер «4.7» на следующий после последнего пункта этого раздела. Для пункта №2 номер записан двумя числами: {% if subsidy_extra_clause_1 %}4.8{% else %}4.7{% endif %} — первое число на 2 больше последнего пункта раздела, второе на 1 больше. Строки с {%p ... %} не удалять и не разрывать. Вставлять лучше в конец раздела: если вставить в середину, номера следующих пунктов придётся сдвигать вручную, и они останутся сдвинутыми, даже когда поле в карточке пустое.</w:t>
+      </w:r>
+    </w:p>
+  </w:comment>
+  <w:comment w:id="80" w:author="Подсказка" w:initials="П" w:date="2026-01-01T00:00:00Z">
+    <w:p>
+      <w:pPr>
+        <w:pStyle w:val="CommentText"/>
+      </w:pPr>
+      <w:r>
+        <w:rPr>
+          <w:rStyle w:val="CommentReference"/>
+        </w:rPr>
+        <w:annotationRef/>
+      </w:r>
+      <w:r>
+        <w:t>Конец условия</w:t>
+      </w:r>
+    </w:p>
+  </w:comment>
+  <w:comment w:id="81" w:author="Подсказка" w:initials="П" w:date="2026-01-01T00:00:00Z">
+    <w:p>
+      <w:pPr>
+        <w:pStyle w:val="CommentText"/>
+      </w:pPr>
+      <w:r>
+        <w:rPr>
+          <w:rStyle w:val="CommentReference"/>
+        </w:rPr>
+        <w:annotationRef/>
+      </w:r>
+      <w:r>
         <w:t>Печатается, если договор заключается «задним числом» — условия применяются с даты начала работ (ст. 425 ГК РФ)</w:t>
-      </w:r>
-    </w:p>
-  </w:comment>
-  <w:comment w:id="73" w:author="Подсказка" w:initials="П" w:date="2026-01-01T00:00:00Z">
-    <w:p>
-      <w:pPr>
-        <w:pStyle w:val="CommentText"/>
-      </w:pPr>
-      <w:r>
-        <w:rPr>
-          <w:rStyle w:val="CommentReference"/>
-        </w:rPr>
-        <w:annotationRef/>
-      </w:r>
-      <w:r>
-        <w:t>Конец условия</w:t>
-      </w:r>
-    </w:p>
-  </w:comment>
-  <w:comment w:id="74" w:author="Подсказка" w:initials="П" w:date="2026-01-01T00:00:00Z">
-    <w:p>
-      <w:pPr>
-        <w:pStyle w:val="CommentText"/>
-      </w:pPr>
-      <w:r>
-        <w:rPr>
-          <w:rStyle w:val="CommentReference"/>
-        </w:rPr>
-        <w:annotationRef/>
-      </w:r>
-      <w:r>
-        <w:t>Печатается, если в карточке субсидии заполнен дополнительный пункт №1. Пустое поле — пункта не будет</w:t>
-      </w:r>
-    </w:p>
-  </w:comment>
-  <w:comment w:id="75" w:author="Подсказка" w:initials="П" w:date="2026-01-01T00:00:00Z">
-    <w:p>
-      <w:pPr>
-        <w:pStyle w:val="CommentText"/>
-      </w:pPr>
-      <w:r>
-        <w:rPr>
-          <w:rStyle w:val="CommentReference"/>
-        </w:rPr>
-        <w:annotationRef/>
-      </w:r>
-      <w:r>
-        <w:t>Дополнительный пункт договора №1 из карточки субсидии. Пустое поле — пункта в договоре нет. Пример: Исполнитель обязуется вести раздельный учёт средств, полученных по Договору.</w:t>
-      </w:r>
-    </w:p>
-  </w:comment>
-  <w:comment w:id="76" w:author="Подсказка" w:initials="П" w:date="2026-01-01T00:00:00Z">
-    <w:p>
-      <w:pPr>
-        <w:pStyle w:val="CommentText"/>
-      </w:pPr>
-      <w:r>
-        <w:rPr>
-          <w:rStyle w:val="CommentReference"/>
-        </w:rPr>
-        <w:annotationRef/>
-      </w:r>
-      <w:r>
-        <w:t>Конец условия</w:t>
-      </w:r>
-    </w:p>
-  </w:comment>
-  <w:comment w:id="77" w:author="Подсказка" w:initials="П" w:date="2026-01-01T00:00:00Z">
-    <w:p>
-      <w:pPr>
-        <w:pStyle w:val="CommentText"/>
-      </w:pPr>
-      <w:r>
-        <w:rPr>
-          <w:rStyle w:val="CommentReference"/>
-        </w:rPr>
-        <w:annotationRef/>
-      </w:r>
-      <w:r>
-        <w:t>Печатается, если в карточке субсидии заполнен дополнительный пункт №2. Пустое поле — пункта не будет</w:t>
-      </w:r>
-    </w:p>
-  </w:comment>
-  <w:comment w:id="78" w:author="Подсказка" w:initials="П" w:date="2026-01-01T00:00:00Z">
-    <w:p>
-      <w:pPr>
-        <w:pStyle w:val="CommentText"/>
-      </w:pPr>
-      <w:r>
-        <w:rPr>
-          <w:rStyle w:val="CommentReference"/>
-        </w:rPr>
-        <w:annotationRef/>
-      </w:r>
-      <w:r>
-        <w:t>Печатается, если в карточке субсидии заполнен дополнительный пункт №1. Пустое поле — пункта не будет</w:t>
-      </w:r>
-    </w:p>
-  </w:comment>
-  <w:comment w:id="79" w:author="Подсказка" w:initials="П" w:date="2026-01-01T00:00:00Z">
-    <w:p>
-      <w:pPr>
-        <w:pStyle w:val="CommentText"/>
-      </w:pPr>
-      <w:r>
-        <w:rPr>
-          <w:rStyle w:val="CommentReference"/>
-        </w:rPr>
-        <w:annotationRef/>
-      </w:r>
-      <w:r>
-        <w:t>Иначе — противоположный случай к условию выше</w:t>
-      </w:r>
-    </w:p>
-  </w:comment>
-  <w:comment w:id="80" w:author="Подсказка" w:initials="П" w:date="2026-01-01T00:00:00Z">
-    <w:p>
-      <w:pPr>
-        <w:pStyle w:val="CommentText"/>
-      </w:pPr>
-      <w:r>
-        <w:rPr>
-          <w:rStyle w:val="CommentReference"/>
-        </w:rPr>
-        <w:annotationRef/>
-      </w:r>
-      <w:r>
-        <w:t>Конец условия</w:t>
-      </w:r>
-    </w:p>
-  </w:comment>
-  <w:comment w:id="81" w:author="Подсказка" w:initials="П" w:date="2026-01-01T00:00:00Z">
-    <w:p>
-      <w:pPr>
-        <w:pStyle w:val="CommentText"/>
-      </w:pPr>
-      <w:r>
-        <w:rPr>
-          <w:rStyle w:val="CommentReference"/>
-        </w:rPr>
-        <w:annotationRef/>
-      </w:r>
-      <w:r>
-        <w:t>Дополнительный пункт договора №2 из карточки субсидии. Пустое поле — пункта в договоре нет. Пример: Стороны соглашаются на осуществление проверок соблюдения условий предоставления субсидии.</w:t>
       </w:r>
     </w:p>
   </w:comment>
